--- a/docx/es/BUFRCREX_TableB_es_19.docx
+++ b/docx/es/BUFRCREX_TableB_es_19.docx
@@ -8,19 +8,33 @@
       </w:pPr>
       <w:r>
         <w:rPr>
-          <w:rFonts w:ascii="Arial" w:hAnsi="Arial"/>
+          <w:rFonts w:ascii="Verdana" w:hAnsi="Verdana"/>
           <w:b/>
           <w:sz w:val="22"/>
         </w:rPr>
-        <w:t>BUFR/CREX Table B — Class 19: Características sinópticas</w:t>
+        <w:t>Clase 19: Características sinópticas</w:t>
       </w:r>
     </w:p>
     <w:tbl>
       <w:tblPr>
         <w:tblStyle w:val="TableGrid"/>
         <w:tblW w:type="auto" w:w="0"/>
-        <w:jc w:val="center"/>
+        <w:jc w:val="left"/>
         <w:tblLook w:firstColumn="1" w:firstRow="1" w:lastColumn="0" w:lastRow="0" w:noHBand="0" w:noVBand="1" w:val="04A0"/>
+        <w:tblBorders>
+          <w:top w:val="single" w:sz="4" w:space="0" w:color="595959"/>
+          <w:left w:val="single" w:sz="4" w:space="0" w:color="595959"/>
+          <w:bottom w:val="single" w:sz="4" w:space="0" w:color="595959"/>
+          <w:right w:val="single" w:sz="4" w:space="0" w:color="595959"/>
+          <w:insideH w:val="single" w:sz="4" w:space="0" w:color="595959"/>
+          <w:insideV w:val="single" w:sz="4" w:space="0" w:color="595959"/>
+        </w:tblBorders>
+        <w:tblCellMar>
+          <w:top w:w="85" w:type="dxa"/>
+          <w:left w:w="85" w:type="dxa"/>
+          <w:bottom w:w="85" w:type="dxa"/>
+          <w:right w:w="85" w:type="dxa"/>
+        </w:tblCellMar>
       </w:tblPr>
       <w:tblGrid>
         <w:gridCol w:w="1514"/>
@@ -35,20 +49,20 @@
         <w:gridCol w:w="1514"/>
       </w:tblGrid>
       <w:tr>
-        <w:tc>
-          <w:tcPr>
-            <w:tcW w:type="dxa" w:w="1514"/>
-            <w:shd w:val="clear" w:color="auto" w:fill="D9E2F3"/>
-          </w:tcPr>
-          <w:p>
-            <w:pPr>
-              <w:jc w:val="center"/>
-            </w:pPr>
-            <w:r/>
-            <w:r>
-              <w:rPr>
-                <w:rFonts w:ascii="Arial" w:hAnsi="Arial"/>
-                <w:b/>
+        <w:trPr>
+          <w:tblHeader/>
+        </w:trPr>
+        <w:tc>
+          <w:tcPr>
+            <w:tcW w:type="dxa" w:w="1514"/>
+            <w:shd w:val="clear" w:color="auto" w:fill="D9D9D9"/>
+          </w:tcPr>
+          <w:p>
+            <w:r/>
+            <w:r>
+              <w:rPr>
+                <w:rFonts w:ascii="Verdana" w:hAnsi="Verdana"/>
+                <w:b w:val="0"/>
                 <w:sz w:val="16"/>
               </w:rPr>
               <w:t>FXY</w:t>
@@ -58,194 +72,170 @@
         <w:tc>
           <w:tcPr>
             <w:tcW w:type="dxa" w:w="1514"/>
-            <w:shd w:val="clear" w:color="auto" w:fill="D9E2F3"/>
-          </w:tcPr>
-          <w:p>
-            <w:pPr>
-              <w:jc w:val="center"/>
-            </w:pPr>
-            <w:r/>
-            <w:r>
-              <w:rPr>
-                <w:rFonts w:ascii="Arial" w:hAnsi="Arial"/>
-                <w:b/>
-                <w:sz w:val="16"/>
-              </w:rPr>
-              <w:t>ElementName</w:t>
-            </w:r>
-          </w:p>
-        </w:tc>
-        <w:tc>
-          <w:tcPr>
-            <w:tcW w:type="dxa" w:w="1514"/>
-            <w:shd w:val="clear" w:color="auto" w:fill="D9E2F3"/>
-          </w:tcPr>
-          <w:p>
-            <w:pPr>
-              <w:jc w:val="center"/>
-            </w:pPr>
-            <w:r/>
-            <w:r>
-              <w:rPr>
-                <w:rFonts w:ascii="Arial" w:hAnsi="Arial"/>
-                <w:b/>
-                <w:sz w:val="16"/>
-              </w:rPr>
-              <w:t>BUFR Unit</w:t>
-            </w:r>
-          </w:p>
-        </w:tc>
-        <w:tc>
-          <w:tcPr>
-            <w:tcW w:type="dxa" w:w="1514"/>
-            <w:shd w:val="clear" w:color="auto" w:fill="D9E2F3"/>
-          </w:tcPr>
-          <w:p>
-            <w:pPr>
-              <w:jc w:val="center"/>
-            </w:pPr>
-            <w:r/>
-            <w:r>
-              <w:rPr>
-                <w:rFonts w:ascii="Arial" w:hAnsi="Arial"/>
-                <w:b/>
-                <w:sz w:val="16"/>
-              </w:rPr>
-              <w:t>Scale</w:t>
-            </w:r>
-          </w:p>
-        </w:tc>
-        <w:tc>
-          <w:tcPr>
-            <w:tcW w:type="dxa" w:w="1514"/>
-            <w:shd w:val="clear" w:color="auto" w:fill="D9E2F3"/>
-          </w:tcPr>
-          <w:p>
-            <w:pPr>
-              <w:jc w:val="center"/>
-            </w:pPr>
-            <w:r/>
-            <w:r>
-              <w:rPr>
-                <w:rFonts w:ascii="Arial" w:hAnsi="Arial"/>
-                <w:b/>
-                <w:sz w:val="16"/>
-              </w:rPr>
-              <w:t>Ref Value</w:t>
-            </w:r>
-          </w:p>
-        </w:tc>
-        <w:tc>
-          <w:tcPr>
-            <w:tcW w:type="dxa" w:w="1514"/>
-            <w:shd w:val="clear" w:color="auto" w:fill="D9E2F3"/>
-          </w:tcPr>
-          <w:p>
-            <w:pPr>
-              <w:jc w:val="center"/>
-            </w:pPr>
-            <w:r/>
-            <w:r>
-              <w:rPr>
-                <w:rFonts w:ascii="Arial" w:hAnsi="Arial"/>
-                <w:b/>
-                <w:sz w:val="16"/>
-              </w:rPr>
-              <w:t>Bits</w:t>
-            </w:r>
-          </w:p>
-        </w:tc>
-        <w:tc>
-          <w:tcPr>
-            <w:tcW w:type="dxa" w:w="1514"/>
-            <w:shd w:val="clear" w:color="auto" w:fill="D9E2F3"/>
-          </w:tcPr>
-          <w:p>
-            <w:pPr>
-              <w:jc w:val="center"/>
-            </w:pPr>
-            <w:r/>
-            <w:r>
-              <w:rPr>
-                <w:rFonts w:ascii="Arial" w:hAnsi="Arial"/>
-                <w:b/>
-                <w:sz w:val="16"/>
-              </w:rPr>
-              <w:t>CREX Unit</w:t>
-            </w:r>
-          </w:p>
-        </w:tc>
-        <w:tc>
-          <w:tcPr>
-            <w:tcW w:type="dxa" w:w="1514"/>
-            <w:shd w:val="clear" w:color="auto" w:fill="D9E2F3"/>
-          </w:tcPr>
-          <w:p>
-            <w:pPr>
-              <w:jc w:val="center"/>
-            </w:pPr>
-            <w:r/>
-            <w:r>
-              <w:rPr>
-                <w:rFonts w:ascii="Arial" w:hAnsi="Arial"/>
-                <w:b/>
-                <w:sz w:val="16"/>
-              </w:rPr>
-              <w:t>Scale</w:t>
-            </w:r>
-          </w:p>
-        </w:tc>
-        <w:tc>
-          <w:tcPr>
-            <w:tcW w:type="dxa" w:w="1514"/>
-            <w:shd w:val="clear" w:color="auto" w:fill="D9E2F3"/>
-          </w:tcPr>
-          <w:p>
-            <w:pPr>
-              <w:jc w:val="center"/>
-            </w:pPr>
-            <w:r/>
-            <w:r>
-              <w:rPr>
-                <w:rFonts w:ascii="Arial" w:hAnsi="Arial"/>
-                <w:b/>
-                <w:sz w:val="16"/>
-              </w:rPr>
-              <w:t>Chars</w:t>
-            </w:r>
-          </w:p>
-        </w:tc>
-        <w:tc>
-          <w:tcPr>
-            <w:tcW w:type="dxa" w:w="1514"/>
-            <w:shd w:val="clear" w:color="auto" w:fill="D9E2F3"/>
-          </w:tcPr>
-          <w:p>
-            <w:pPr>
-              <w:jc w:val="center"/>
-            </w:pPr>
-            <w:r/>
-            <w:r>
-              <w:rPr>
-                <w:rFonts w:ascii="Arial" w:hAnsi="Arial"/>
-                <w:b/>
-                <w:sz w:val="16"/>
-              </w:rPr>
-              <w:t>Note</w:t>
+            <w:shd w:val="clear" w:color="auto" w:fill="D9D9D9"/>
+          </w:tcPr>
+          <w:p>
+            <w:r/>
+            <w:r>
+              <w:rPr>
+                <w:rFonts w:ascii="Verdana" w:hAnsi="Verdana"/>
+                <w:b w:val="0"/>
+                <w:sz w:val="16"/>
+              </w:rPr>
+              <w:t>NOMBRE DEL ELEMENTO</w:t>
+            </w:r>
+          </w:p>
+        </w:tc>
+        <w:tc>
+          <w:tcPr>
+            <w:tcW w:type="dxa" w:w="1514"/>
+            <w:shd w:val="clear" w:color="auto" w:fill="D9D9D9"/>
+          </w:tcPr>
+          <w:p>
+            <w:r/>
+            <w:r>
+              <w:rPr>
+                <w:rFonts w:ascii="Verdana" w:hAnsi="Verdana"/>
+                <w:b w:val="0"/>
+                <w:sz w:val="16"/>
+              </w:rPr>
+              <w:t>UNIDAD BUFR</w:t>
+            </w:r>
+          </w:p>
+        </w:tc>
+        <w:tc>
+          <w:tcPr>
+            <w:tcW w:type="dxa" w:w="1514"/>
+            <w:shd w:val="clear" w:color="auto" w:fill="D9D9D9"/>
+          </w:tcPr>
+          <w:p>
+            <w:r/>
+            <w:r>
+              <w:rPr>
+                <w:rFonts w:ascii="Verdana" w:hAnsi="Verdana"/>
+                <w:b w:val="0"/>
+                <w:sz w:val="16"/>
+              </w:rPr>
+              <w:t>ESCALA</w:t>
+            </w:r>
+          </w:p>
+        </w:tc>
+        <w:tc>
+          <w:tcPr>
+            <w:tcW w:type="dxa" w:w="1514"/>
+            <w:shd w:val="clear" w:color="auto" w:fill="D9D9D9"/>
+          </w:tcPr>
+          <w:p>
+            <w:r/>
+            <w:r>
+              <w:rPr>
+                <w:rFonts w:ascii="Verdana" w:hAnsi="Verdana"/>
+                <w:b w:val="0"/>
+                <w:sz w:val="16"/>
+              </w:rPr>
+              <w:t>VAL. REF.</w:t>
+            </w:r>
+          </w:p>
+        </w:tc>
+        <w:tc>
+          <w:tcPr>
+            <w:tcW w:type="dxa" w:w="1514"/>
+            <w:shd w:val="clear" w:color="auto" w:fill="D9D9D9"/>
+          </w:tcPr>
+          <w:p>
+            <w:r/>
+            <w:r>
+              <w:rPr>
+                <w:rFonts w:ascii="Verdana" w:hAnsi="Verdana"/>
+                <w:b w:val="0"/>
+                <w:sz w:val="16"/>
+              </w:rPr>
+              <w:t>BITS</w:t>
+            </w:r>
+          </w:p>
+        </w:tc>
+        <w:tc>
+          <w:tcPr>
+            <w:tcW w:type="dxa" w:w="1514"/>
+            <w:shd w:val="clear" w:color="auto" w:fill="D9D9D9"/>
+          </w:tcPr>
+          <w:p>
+            <w:r/>
+            <w:r>
+              <w:rPr>
+                <w:rFonts w:ascii="Verdana" w:hAnsi="Verdana"/>
+                <w:b w:val="0"/>
+                <w:sz w:val="16"/>
+              </w:rPr>
+              <w:t>UNIDAD CREX</w:t>
+            </w:r>
+          </w:p>
+        </w:tc>
+        <w:tc>
+          <w:tcPr>
+            <w:tcW w:type="dxa" w:w="1514"/>
+            <w:shd w:val="clear" w:color="auto" w:fill="D9D9D9"/>
+          </w:tcPr>
+          <w:p>
+            <w:r/>
+            <w:r>
+              <w:rPr>
+                <w:rFonts w:ascii="Verdana" w:hAnsi="Verdana"/>
+                <w:b w:val="0"/>
+                <w:sz w:val="16"/>
+              </w:rPr>
+              <w:t>ESCALA</w:t>
+            </w:r>
+          </w:p>
+        </w:tc>
+        <w:tc>
+          <w:tcPr>
+            <w:tcW w:type="dxa" w:w="1514"/>
+            <w:shd w:val="clear" w:color="auto" w:fill="D9D9D9"/>
+          </w:tcPr>
+          <w:p>
+            <w:r/>
+            <w:r>
+              <w:rPr>
+                <w:rFonts w:ascii="Verdana" w:hAnsi="Verdana"/>
+                <w:b w:val="0"/>
+                <w:sz w:val="16"/>
+              </w:rPr>
+              <w:t>CAR.</w:t>
+            </w:r>
+          </w:p>
+        </w:tc>
+        <w:tc>
+          <w:tcPr>
+            <w:tcW w:type="dxa" w:w="1514"/>
+            <w:shd w:val="clear" w:color="auto" w:fill="D9D9D9"/>
+          </w:tcPr>
+          <w:p>
+            <w:r/>
+            <w:r>
+              <w:rPr>
+                <w:rFonts w:ascii="Verdana" w:hAnsi="Verdana"/>
+                <w:b w:val="0"/>
+                <w:sz w:val="16"/>
+              </w:rPr>
+              <w:t>NOTA</w:t>
             </w:r>
           </w:p>
         </w:tc>
       </w:tr>
       <w:tr>
-        <w:tc>
-          <w:tcPr>
-            <w:tcW w:type="dxa" w:w="1514"/>
-          </w:tcPr>
-          <w:p>
-            <w:r/>
-            <w:r>
-              <w:rPr>
-                <w:rFonts w:ascii="Arial" w:hAnsi="Arial"/>
+        <w:trPr>
+          <w:cantSplit/>
+        </w:trPr>
+        <w:tc>
+          <w:tcPr>
+            <w:tcW w:type="dxa" w:w="1514"/>
+          </w:tcPr>
+          <w:p>
+            <w:r/>
+            <w:r>
+              <w:rPr>
+                <w:rFonts w:ascii="Verdana" w:hAnsi="Verdana"/>
                 <w:b w:val="0"/>
                 <w:sz w:val="16"/>
               </w:rPr>
@@ -261,7 +251,7 @@
             <w:r/>
             <w:r>
               <w:rPr>
-                <w:rFonts w:ascii="Arial" w:hAnsi="Arial"/>
+                <w:rFonts w:ascii="Verdana" w:hAnsi="Verdana"/>
                 <w:b w:val="0"/>
                 <w:sz w:val="16"/>
               </w:rPr>
@@ -277,7 +267,7 @@
             <w:r/>
             <w:r>
               <w:rPr>
-                <w:rFonts w:ascii="Arial" w:hAnsi="Arial"/>
+                <w:rFonts w:ascii="Verdana" w:hAnsi="Verdana"/>
                 <w:b w:val="0"/>
                 <w:sz w:val="16"/>
               </w:rPr>
@@ -293,7 +283,7 @@
             <w:r/>
             <w:r>
               <w:rPr>
-                <w:rFonts w:ascii="Arial" w:hAnsi="Arial"/>
+                <w:rFonts w:ascii="Verdana" w:hAnsi="Verdana"/>
                 <w:b w:val="0"/>
                 <w:sz w:val="16"/>
               </w:rPr>
@@ -309,7 +299,7 @@
             <w:r/>
             <w:r>
               <w:rPr>
-                <w:rFonts w:ascii="Arial" w:hAnsi="Arial"/>
+                <w:rFonts w:ascii="Verdana" w:hAnsi="Verdana"/>
                 <w:b w:val="0"/>
                 <w:sz w:val="16"/>
               </w:rPr>
@@ -325,7 +315,7 @@
             <w:r/>
             <w:r>
               <w:rPr>
-                <w:rFonts w:ascii="Arial" w:hAnsi="Arial"/>
+                <w:rFonts w:ascii="Verdana" w:hAnsi="Verdana"/>
                 <w:b w:val="0"/>
                 <w:sz w:val="16"/>
               </w:rPr>
@@ -341,7 +331,7 @@
             <w:r/>
             <w:r>
               <w:rPr>
-                <w:rFonts w:ascii="Arial" w:hAnsi="Arial"/>
+                <w:rFonts w:ascii="Verdana" w:hAnsi="Verdana"/>
                 <w:b w:val="0"/>
                 <w:sz w:val="16"/>
               </w:rPr>
@@ -357,7 +347,7 @@
             <w:r/>
             <w:r>
               <w:rPr>
-                <w:rFonts w:ascii="Arial" w:hAnsi="Arial"/>
+                <w:rFonts w:ascii="Verdana" w:hAnsi="Verdana"/>
                 <w:b w:val="0"/>
                 <w:sz w:val="16"/>
               </w:rPr>
@@ -373,7 +363,7 @@
             <w:r/>
             <w:r>
               <w:rPr>
-                <w:rFonts w:ascii="Arial" w:hAnsi="Arial"/>
+                <w:rFonts w:ascii="Verdana" w:hAnsi="Verdana"/>
                 <w:b w:val="0"/>
                 <w:sz w:val="16"/>
               </w:rPr>
@@ -389,7 +379,7 @@
             <w:r/>
             <w:r>
               <w:rPr>
-                <w:rFonts w:ascii="Arial" w:hAnsi="Arial"/>
+                <w:rFonts w:ascii="Verdana" w:hAnsi="Verdana"/>
                 <w:b w:val="0"/>
                 <w:sz w:val="16"/>
               </w:rPr>
@@ -398,15 +388,18 @@
         </w:tc>
       </w:tr>
       <w:tr>
-        <w:tc>
-          <w:tcPr>
-            <w:tcW w:type="dxa" w:w="1514"/>
-          </w:tcPr>
-          <w:p>
-            <w:r/>
-            <w:r>
-              <w:rPr>
-                <w:rFonts w:ascii="Arial" w:hAnsi="Arial"/>
+        <w:trPr>
+          <w:cantSplit/>
+        </w:trPr>
+        <w:tc>
+          <w:tcPr>
+            <w:tcW w:type="dxa" w:w="1514"/>
+          </w:tcPr>
+          <w:p>
+            <w:r/>
+            <w:r>
+              <w:rPr>
+                <w:rFonts w:ascii="Verdana" w:hAnsi="Verdana"/>
                 <w:b w:val="0"/>
                 <w:sz w:val="16"/>
               </w:rPr>
@@ -422,7 +415,7 @@
             <w:r/>
             <w:r>
               <w:rPr>
-                <w:rFonts w:ascii="Arial" w:hAnsi="Arial"/>
+                <w:rFonts w:ascii="Verdana" w:hAnsi="Verdana"/>
                 <w:b w:val="0"/>
                 <w:sz w:val="16"/>
               </w:rPr>
@@ -438,7 +431,7 @@
             <w:r/>
             <w:r>
               <w:rPr>
-                <w:rFonts w:ascii="Arial" w:hAnsi="Arial"/>
+                <w:rFonts w:ascii="Verdana" w:hAnsi="Verdana"/>
                 <w:b w:val="0"/>
                 <w:sz w:val="16"/>
               </w:rPr>
@@ -454,7 +447,7 @@
             <w:r/>
             <w:r>
               <w:rPr>
-                <w:rFonts w:ascii="Arial" w:hAnsi="Arial"/>
+                <w:rFonts w:ascii="Verdana" w:hAnsi="Verdana"/>
                 <w:b w:val="0"/>
                 <w:sz w:val="16"/>
               </w:rPr>
@@ -470,7 +463,7 @@
             <w:r/>
             <w:r>
               <w:rPr>
-                <w:rFonts w:ascii="Arial" w:hAnsi="Arial"/>
+                <w:rFonts w:ascii="Verdana" w:hAnsi="Verdana"/>
                 <w:b w:val="0"/>
                 <w:sz w:val="16"/>
               </w:rPr>
@@ -486,7 +479,7 @@
             <w:r/>
             <w:r>
               <w:rPr>
-                <w:rFonts w:ascii="Arial" w:hAnsi="Arial"/>
+                <w:rFonts w:ascii="Verdana" w:hAnsi="Verdana"/>
                 <w:b w:val="0"/>
                 <w:sz w:val="16"/>
               </w:rPr>
@@ -502,7 +495,7 @@
             <w:r/>
             <w:r>
               <w:rPr>
-                <w:rFonts w:ascii="Arial" w:hAnsi="Arial"/>
+                <w:rFonts w:ascii="Verdana" w:hAnsi="Verdana"/>
                 <w:b w:val="0"/>
                 <w:sz w:val="16"/>
               </w:rPr>
@@ -518,7 +511,7 @@
             <w:r/>
             <w:r>
               <w:rPr>
-                <w:rFonts w:ascii="Arial" w:hAnsi="Arial"/>
+                <w:rFonts w:ascii="Verdana" w:hAnsi="Verdana"/>
                 <w:b w:val="0"/>
                 <w:sz w:val="16"/>
               </w:rPr>
@@ -534,7 +527,7 @@
             <w:r/>
             <w:r>
               <w:rPr>
-                <w:rFonts w:ascii="Arial" w:hAnsi="Arial"/>
+                <w:rFonts w:ascii="Verdana" w:hAnsi="Verdana"/>
                 <w:b w:val="0"/>
                 <w:sz w:val="16"/>
               </w:rPr>
@@ -550,7 +543,7 @@
             <w:r/>
             <w:r>
               <w:rPr>
-                <w:rFonts w:ascii="Arial" w:hAnsi="Arial"/>
+                <w:rFonts w:ascii="Verdana" w:hAnsi="Verdana"/>
                 <w:b w:val="0"/>
                 <w:sz w:val="16"/>
               </w:rPr>
@@ -560,15 +553,18 @@
         </w:tc>
       </w:tr>
       <w:tr>
-        <w:tc>
-          <w:tcPr>
-            <w:tcW w:type="dxa" w:w="1514"/>
-          </w:tcPr>
-          <w:p>
-            <w:r/>
-            <w:r>
-              <w:rPr>
-                <w:rFonts w:ascii="Arial" w:hAnsi="Arial"/>
+        <w:trPr>
+          <w:cantSplit/>
+        </w:trPr>
+        <w:tc>
+          <w:tcPr>
+            <w:tcW w:type="dxa" w:w="1514"/>
+          </w:tcPr>
+          <w:p>
+            <w:r/>
+            <w:r>
+              <w:rPr>
+                <w:rFonts w:ascii="Verdana" w:hAnsi="Verdana"/>
                 <w:b w:val="0"/>
                 <w:sz w:val="16"/>
               </w:rPr>
@@ -584,7 +580,7 @@
             <w:r/>
             <w:r>
               <w:rPr>
-                <w:rFonts w:ascii="Arial" w:hAnsi="Arial"/>
+                <w:rFonts w:ascii="Verdana" w:hAnsi="Verdana"/>
                 <w:b w:val="0"/>
                 <w:sz w:val="16"/>
               </w:rPr>
@@ -600,7 +596,7 @@
             <w:r/>
             <w:r>
               <w:rPr>
-                <w:rFonts w:ascii="Arial" w:hAnsi="Arial"/>
+                <w:rFonts w:ascii="Verdana" w:hAnsi="Verdana"/>
                 <w:b w:val="0"/>
                 <w:sz w:val="16"/>
               </w:rPr>
@@ -616,7 +612,7 @@
             <w:r/>
             <w:r>
               <w:rPr>
-                <w:rFonts w:ascii="Arial" w:hAnsi="Arial"/>
+                <w:rFonts w:ascii="Verdana" w:hAnsi="Verdana"/>
                 <w:b w:val="0"/>
                 <w:sz w:val="16"/>
               </w:rPr>
@@ -632,7 +628,7 @@
             <w:r/>
             <w:r>
               <w:rPr>
-                <w:rFonts w:ascii="Arial" w:hAnsi="Arial"/>
+                <w:rFonts w:ascii="Verdana" w:hAnsi="Verdana"/>
                 <w:b w:val="0"/>
                 <w:sz w:val="16"/>
               </w:rPr>
@@ -648,7 +644,7 @@
             <w:r/>
             <w:r>
               <w:rPr>
-                <w:rFonts w:ascii="Arial" w:hAnsi="Arial"/>
+                <w:rFonts w:ascii="Verdana" w:hAnsi="Verdana"/>
                 <w:b w:val="0"/>
                 <w:sz w:val="16"/>
               </w:rPr>
@@ -664,7 +660,7 @@
             <w:r/>
             <w:r>
               <w:rPr>
-                <w:rFonts w:ascii="Arial" w:hAnsi="Arial"/>
+                <w:rFonts w:ascii="Verdana" w:hAnsi="Verdana"/>
                 <w:b w:val="0"/>
                 <w:sz w:val="16"/>
               </w:rPr>
@@ -680,7 +676,7 @@
             <w:r/>
             <w:r>
               <w:rPr>
-                <w:rFonts w:ascii="Arial" w:hAnsi="Arial"/>
+                <w:rFonts w:ascii="Verdana" w:hAnsi="Verdana"/>
                 <w:b w:val="0"/>
                 <w:sz w:val="16"/>
               </w:rPr>
@@ -696,7 +692,7 @@
             <w:r/>
             <w:r>
               <w:rPr>
-                <w:rFonts w:ascii="Arial" w:hAnsi="Arial"/>
+                <w:rFonts w:ascii="Verdana" w:hAnsi="Verdana"/>
                 <w:b w:val="0"/>
                 <w:sz w:val="16"/>
               </w:rPr>
@@ -712,7 +708,7 @@
             <w:r/>
             <w:r>
               <w:rPr>
-                <w:rFonts w:ascii="Arial" w:hAnsi="Arial"/>
+                <w:rFonts w:ascii="Verdana" w:hAnsi="Verdana"/>
                 <w:b w:val="0"/>
                 <w:sz w:val="16"/>
               </w:rPr>
@@ -722,15 +718,18 @@
         </w:tc>
       </w:tr>
       <w:tr>
-        <w:tc>
-          <w:tcPr>
-            <w:tcW w:type="dxa" w:w="1514"/>
-          </w:tcPr>
-          <w:p>
-            <w:r/>
-            <w:r>
-              <w:rPr>
-                <w:rFonts w:ascii="Arial" w:hAnsi="Arial"/>
+        <w:trPr>
+          <w:cantSplit/>
+        </w:trPr>
+        <w:tc>
+          <w:tcPr>
+            <w:tcW w:type="dxa" w:w="1514"/>
+          </w:tcPr>
+          <w:p>
+            <w:r/>
+            <w:r>
+              <w:rPr>
+                <w:rFonts w:ascii="Verdana" w:hAnsi="Verdana"/>
                 <w:b w:val="0"/>
                 <w:sz w:val="16"/>
               </w:rPr>
@@ -746,7 +745,7 @@
             <w:r/>
             <w:r>
               <w:rPr>
-                <w:rFonts w:ascii="Arial" w:hAnsi="Arial"/>
+                <w:rFonts w:ascii="Verdana" w:hAnsi="Verdana"/>
                 <w:b w:val="0"/>
                 <w:sz w:val="16"/>
               </w:rPr>
@@ -762,7 +761,7 @@
             <w:r/>
             <w:r>
               <w:rPr>
-                <w:rFonts w:ascii="Arial" w:hAnsi="Arial"/>
+                <w:rFonts w:ascii="Verdana" w:hAnsi="Verdana"/>
                 <w:b w:val="0"/>
                 <w:sz w:val="16"/>
               </w:rPr>
@@ -778,7 +777,7 @@
             <w:r/>
             <w:r>
               <w:rPr>
-                <w:rFonts w:ascii="Arial" w:hAnsi="Arial"/>
+                <w:rFonts w:ascii="Verdana" w:hAnsi="Verdana"/>
                 <w:b w:val="0"/>
                 <w:sz w:val="16"/>
               </w:rPr>
@@ -794,7 +793,7 @@
             <w:r/>
             <w:r>
               <w:rPr>
-                <w:rFonts w:ascii="Arial" w:hAnsi="Arial"/>
+                <w:rFonts w:ascii="Verdana" w:hAnsi="Verdana"/>
                 <w:b w:val="0"/>
                 <w:sz w:val="16"/>
               </w:rPr>
@@ -810,7 +809,7 @@
             <w:r/>
             <w:r>
               <w:rPr>
-                <w:rFonts w:ascii="Arial" w:hAnsi="Arial"/>
+                <w:rFonts w:ascii="Verdana" w:hAnsi="Verdana"/>
                 <w:b w:val="0"/>
                 <w:sz w:val="16"/>
               </w:rPr>
@@ -826,7 +825,7 @@
             <w:r/>
             <w:r>
               <w:rPr>
-                <w:rFonts w:ascii="Arial" w:hAnsi="Arial"/>
+                <w:rFonts w:ascii="Verdana" w:hAnsi="Verdana"/>
                 <w:b w:val="0"/>
                 <w:sz w:val="16"/>
               </w:rPr>
@@ -842,7 +841,7 @@
             <w:r/>
             <w:r>
               <w:rPr>
-                <w:rFonts w:ascii="Arial" w:hAnsi="Arial"/>
+                <w:rFonts w:ascii="Verdana" w:hAnsi="Verdana"/>
                 <w:b w:val="0"/>
                 <w:sz w:val="16"/>
               </w:rPr>
@@ -858,7 +857,7 @@
             <w:r/>
             <w:r>
               <w:rPr>
-                <w:rFonts w:ascii="Arial" w:hAnsi="Arial"/>
+                <w:rFonts w:ascii="Verdana" w:hAnsi="Verdana"/>
                 <w:b w:val="0"/>
                 <w:sz w:val="16"/>
               </w:rPr>
@@ -874,7 +873,7 @@
             <w:r/>
             <w:r>
               <w:rPr>
-                <w:rFonts w:ascii="Arial" w:hAnsi="Arial"/>
+                <w:rFonts w:ascii="Verdana" w:hAnsi="Verdana"/>
                 <w:b w:val="0"/>
                 <w:sz w:val="16"/>
               </w:rPr>
@@ -884,15 +883,18 @@
         </w:tc>
       </w:tr>
       <w:tr>
-        <w:tc>
-          <w:tcPr>
-            <w:tcW w:type="dxa" w:w="1514"/>
-          </w:tcPr>
-          <w:p>
-            <w:r/>
-            <w:r>
-              <w:rPr>
-                <w:rFonts w:ascii="Arial" w:hAnsi="Arial"/>
+        <w:trPr>
+          <w:cantSplit/>
+        </w:trPr>
+        <w:tc>
+          <w:tcPr>
+            <w:tcW w:type="dxa" w:w="1514"/>
+          </w:tcPr>
+          <w:p>
+            <w:r/>
+            <w:r>
+              <w:rPr>
+                <w:rFonts w:ascii="Verdana" w:hAnsi="Verdana"/>
                 <w:b w:val="0"/>
                 <w:sz w:val="16"/>
               </w:rPr>
@@ -908,7 +910,7 @@
             <w:r/>
             <w:r>
               <w:rPr>
-                <w:rFonts w:ascii="Arial" w:hAnsi="Arial"/>
+                <w:rFonts w:ascii="Verdana" w:hAnsi="Verdana"/>
                 <w:b w:val="0"/>
                 <w:sz w:val="16"/>
               </w:rPr>
@@ -924,7 +926,7 @@
             <w:r/>
             <w:r>
               <w:rPr>
-                <w:rFonts w:ascii="Arial" w:hAnsi="Arial"/>
+                <w:rFonts w:ascii="Verdana" w:hAnsi="Verdana"/>
                 <w:b w:val="0"/>
                 <w:sz w:val="16"/>
               </w:rPr>
@@ -940,7 +942,7 @@
             <w:r/>
             <w:r>
               <w:rPr>
-                <w:rFonts w:ascii="Arial" w:hAnsi="Arial"/>
+                <w:rFonts w:ascii="Verdana" w:hAnsi="Verdana"/>
                 <w:b w:val="0"/>
                 <w:sz w:val="16"/>
               </w:rPr>
@@ -956,7 +958,7 @@
             <w:r/>
             <w:r>
               <w:rPr>
-                <w:rFonts w:ascii="Arial" w:hAnsi="Arial"/>
+                <w:rFonts w:ascii="Verdana" w:hAnsi="Verdana"/>
                 <w:b w:val="0"/>
                 <w:sz w:val="16"/>
               </w:rPr>
@@ -972,7 +974,7 @@
             <w:r/>
             <w:r>
               <w:rPr>
-                <w:rFonts w:ascii="Arial" w:hAnsi="Arial"/>
+                <w:rFonts w:ascii="Verdana" w:hAnsi="Verdana"/>
                 <w:b w:val="0"/>
                 <w:sz w:val="16"/>
               </w:rPr>
@@ -988,7 +990,7 @@
             <w:r/>
             <w:r>
               <w:rPr>
-                <w:rFonts w:ascii="Arial" w:hAnsi="Arial"/>
+                <w:rFonts w:ascii="Verdana" w:hAnsi="Verdana"/>
                 <w:b w:val="0"/>
                 <w:sz w:val="16"/>
               </w:rPr>
@@ -1004,7 +1006,7 @@
             <w:r/>
             <w:r>
               <w:rPr>
-                <w:rFonts w:ascii="Arial" w:hAnsi="Arial"/>
+                <w:rFonts w:ascii="Verdana" w:hAnsi="Verdana"/>
                 <w:b w:val="0"/>
                 <w:sz w:val="16"/>
               </w:rPr>
@@ -1020,7 +1022,7 @@
             <w:r/>
             <w:r>
               <w:rPr>
-                <w:rFonts w:ascii="Arial" w:hAnsi="Arial"/>
+                <w:rFonts w:ascii="Verdana" w:hAnsi="Verdana"/>
                 <w:b w:val="0"/>
                 <w:sz w:val="16"/>
               </w:rPr>
@@ -1036,25 +1038,28 @@
             <w:r/>
             <w:r>
               <w:rPr>
-                <w:rFonts w:ascii="Arial" w:hAnsi="Arial"/>
-                <w:b w:val="0"/>
-                <w:sz w:val="16"/>
-              </w:rPr>
-              <w:t>Note 73: La calibración espectral es inválida si se detecta y corrige el error en el cálculo de franjas (véase el bit 8), si la calibración de neón es dudosa y el cálculo lamda no puede actualizarse (véanse los ""Banderines de calidad del nivel de exploración"" (0 33 075) - bit 3).</w:t>
+                <w:rFonts w:ascii="Verdana" w:hAnsi="Verdana"/>
+                <w:b w:val="0"/>
+                <w:sz w:val="16"/>
+              </w:rPr>
+              <w:t>Note 73: Para representar el intervalo de tiempo requerido, se debe incluir dos veces el descriptor 0 04 024.</w:t>
             </w:r>
           </w:p>
         </w:tc>
       </w:tr>
       <w:tr>
-        <w:tc>
-          <w:tcPr>
-            <w:tcW w:type="dxa" w:w="1514"/>
-          </w:tcPr>
-          <w:p>
-            <w:r/>
-            <w:r>
-              <w:rPr>
-                <w:rFonts w:ascii="Arial" w:hAnsi="Arial"/>
+        <w:trPr>
+          <w:cantSplit/>
+        </w:trPr>
+        <w:tc>
+          <w:tcPr>
+            <w:tcW w:type="dxa" w:w="1514"/>
+          </w:tcPr>
+          <w:p>
+            <w:r/>
+            <w:r>
+              <w:rPr>
+                <w:rFonts w:ascii="Verdana" w:hAnsi="Verdana"/>
                 <w:b w:val="0"/>
                 <w:sz w:val="16"/>
               </w:rPr>
@@ -1070,7 +1075,7 @@
             <w:r/>
             <w:r>
               <w:rPr>
-                <w:rFonts w:ascii="Arial" w:hAnsi="Arial"/>
+                <w:rFonts w:ascii="Verdana" w:hAnsi="Verdana"/>
                 <w:b w:val="0"/>
                 <w:sz w:val="16"/>
               </w:rPr>
@@ -1086,7 +1091,7 @@
             <w:r/>
             <w:r>
               <w:rPr>
-                <w:rFonts w:ascii="Arial" w:hAnsi="Arial"/>
+                <w:rFonts w:ascii="Verdana" w:hAnsi="Verdana"/>
                 <w:b w:val="0"/>
                 <w:sz w:val="16"/>
               </w:rPr>
@@ -1102,7 +1107,7 @@
             <w:r/>
             <w:r>
               <w:rPr>
-                <w:rFonts w:ascii="Arial" w:hAnsi="Arial"/>
+                <w:rFonts w:ascii="Verdana" w:hAnsi="Verdana"/>
                 <w:b w:val="0"/>
                 <w:sz w:val="16"/>
               </w:rPr>
@@ -1118,7 +1123,7 @@
             <w:r/>
             <w:r>
               <w:rPr>
-                <w:rFonts w:ascii="Arial" w:hAnsi="Arial"/>
+                <w:rFonts w:ascii="Verdana" w:hAnsi="Verdana"/>
                 <w:b w:val="0"/>
                 <w:sz w:val="16"/>
               </w:rPr>
@@ -1134,7 +1139,7 @@
             <w:r/>
             <w:r>
               <w:rPr>
-                <w:rFonts w:ascii="Arial" w:hAnsi="Arial"/>
+                <w:rFonts w:ascii="Verdana" w:hAnsi="Verdana"/>
                 <w:b w:val="0"/>
                 <w:sz w:val="16"/>
               </w:rPr>
@@ -1150,7 +1155,7 @@
             <w:r/>
             <w:r>
               <w:rPr>
-                <w:rFonts w:ascii="Arial" w:hAnsi="Arial"/>
+                <w:rFonts w:ascii="Verdana" w:hAnsi="Verdana"/>
                 <w:b w:val="0"/>
                 <w:sz w:val="16"/>
               </w:rPr>
@@ -1166,7 +1171,7 @@
             <w:r/>
             <w:r>
               <w:rPr>
-                <w:rFonts w:ascii="Arial" w:hAnsi="Arial"/>
+                <w:rFonts w:ascii="Verdana" w:hAnsi="Verdana"/>
                 <w:b w:val="0"/>
                 <w:sz w:val="16"/>
               </w:rPr>
@@ -1182,7 +1187,7 @@
             <w:r/>
             <w:r>
               <w:rPr>
-                <w:rFonts w:ascii="Arial" w:hAnsi="Arial"/>
+                <w:rFonts w:ascii="Verdana" w:hAnsi="Verdana"/>
                 <w:b w:val="0"/>
                 <w:sz w:val="16"/>
               </w:rPr>
@@ -1198,25 +1203,28 @@
             <w:r/>
             <w:r>
               <w:rPr>
-                <w:rFonts w:ascii="Arial" w:hAnsi="Arial"/>
-                <w:b w:val="0"/>
-                <w:sz w:val="16"/>
-              </w:rPr>
-              <w:t>Note 73: La calibración espectral es inválida si se detecta y corrige el error en el cálculo de franjas (véase el bit 8), si la calibración de neón es dudosa y el cálculo lamda no puede actualizarse (véanse los ""Banderines de calidad del nivel de exploración"" (0 33 075) - bit 3).</w:t>
+                <w:rFonts w:ascii="Verdana" w:hAnsi="Verdana"/>
+                <w:b w:val="0"/>
+                <w:sz w:val="16"/>
+              </w:rPr>
+              <w:t>Note 73: Para representar el intervalo de tiempo requerido, se debe incluir dos veces el descriptor 0 04 024.</w:t>
             </w:r>
           </w:p>
         </w:tc>
       </w:tr>
       <w:tr>
-        <w:tc>
-          <w:tcPr>
-            <w:tcW w:type="dxa" w:w="1514"/>
-          </w:tcPr>
-          <w:p>
-            <w:r/>
-            <w:r>
-              <w:rPr>
-                <w:rFonts w:ascii="Arial" w:hAnsi="Arial"/>
+        <w:trPr>
+          <w:cantSplit/>
+        </w:trPr>
+        <w:tc>
+          <w:tcPr>
+            <w:tcW w:type="dxa" w:w="1514"/>
+          </w:tcPr>
+          <w:p>
+            <w:r/>
+            <w:r>
+              <w:rPr>
+                <w:rFonts w:ascii="Verdana" w:hAnsi="Verdana"/>
                 <w:b w:val="0"/>
                 <w:sz w:val="16"/>
               </w:rPr>
@@ -1232,7 +1240,7 @@
             <w:r/>
             <w:r>
               <w:rPr>
-                <w:rFonts w:ascii="Arial" w:hAnsi="Arial"/>
+                <w:rFonts w:ascii="Verdana" w:hAnsi="Verdana"/>
                 <w:b w:val="0"/>
                 <w:sz w:val="16"/>
               </w:rPr>
@@ -1248,7 +1256,7 @@
             <w:r/>
             <w:r>
               <w:rPr>
-                <w:rFonts w:ascii="Arial" w:hAnsi="Arial"/>
+                <w:rFonts w:ascii="Verdana" w:hAnsi="Verdana"/>
                 <w:b w:val="0"/>
                 <w:sz w:val="16"/>
               </w:rPr>
@@ -1264,7 +1272,7 @@
             <w:r/>
             <w:r>
               <w:rPr>
-                <w:rFonts w:ascii="Arial" w:hAnsi="Arial"/>
+                <w:rFonts w:ascii="Verdana" w:hAnsi="Verdana"/>
                 <w:b w:val="0"/>
                 <w:sz w:val="16"/>
               </w:rPr>
@@ -1280,7 +1288,7 @@
             <w:r/>
             <w:r>
               <w:rPr>
-                <w:rFonts w:ascii="Arial" w:hAnsi="Arial"/>
+                <w:rFonts w:ascii="Verdana" w:hAnsi="Verdana"/>
                 <w:b w:val="0"/>
                 <w:sz w:val="16"/>
               </w:rPr>
@@ -1296,7 +1304,7 @@
             <w:r/>
             <w:r>
               <w:rPr>
-                <w:rFonts w:ascii="Arial" w:hAnsi="Arial"/>
+                <w:rFonts w:ascii="Verdana" w:hAnsi="Verdana"/>
                 <w:b w:val="0"/>
                 <w:sz w:val="16"/>
               </w:rPr>
@@ -1312,7 +1320,7 @@
             <w:r/>
             <w:r>
               <w:rPr>
-                <w:rFonts w:ascii="Arial" w:hAnsi="Arial"/>
+                <w:rFonts w:ascii="Verdana" w:hAnsi="Verdana"/>
                 <w:b w:val="0"/>
                 <w:sz w:val="16"/>
               </w:rPr>
@@ -1328,7 +1336,7 @@
             <w:r/>
             <w:r>
               <w:rPr>
-                <w:rFonts w:ascii="Arial" w:hAnsi="Arial"/>
+                <w:rFonts w:ascii="Verdana" w:hAnsi="Verdana"/>
                 <w:b w:val="0"/>
                 <w:sz w:val="16"/>
               </w:rPr>
@@ -1344,7 +1352,7 @@
             <w:r/>
             <w:r>
               <w:rPr>
-                <w:rFonts w:ascii="Arial" w:hAnsi="Arial"/>
+                <w:rFonts w:ascii="Verdana" w:hAnsi="Verdana"/>
                 <w:b w:val="0"/>
                 <w:sz w:val="16"/>
               </w:rPr>
@@ -1360,7 +1368,7 @@
             <w:r/>
             <w:r>
               <w:rPr>
-                <w:rFonts w:ascii="Arial" w:hAnsi="Arial"/>
+                <w:rFonts w:ascii="Verdana" w:hAnsi="Verdana"/>
                 <w:b w:val="0"/>
                 <w:sz w:val="16"/>
               </w:rPr>
@@ -1369,15 +1377,18 @@
         </w:tc>
       </w:tr>
       <w:tr>
-        <w:tc>
-          <w:tcPr>
-            <w:tcW w:type="dxa" w:w="1514"/>
-          </w:tcPr>
-          <w:p>
-            <w:r/>
-            <w:r>
-              <w:rPr>
-                <w:rFonts w:ascii="Arial" w:hAnsi="Arial"/>
+        <w:trPr>
+          <w:cantSplit/>
+        </w:trPr>
+        <w:tc>
+          <w:tcPr>
+            <w:tcW w:type="dxa" w:w="1514"/>
+          </w:tcPr>
+          <w:p>
+            <w:r/>
+            <w:r>
+              <w:rPr>
+                <w:rFonts w:ascii="Verdana" w:hAnsi="Verdana"/>
                 <w:b w:val="0"/>
                 <w:sz w:val="16"/>
               </w:rPr>
@@ -1393,7 +1404,7 @@
             <w:r/>
             <w:r>
               <w:rPr>
-                <w:rFonts w:ascii="Arial" w:hAnsi="Arial"/>
+                <w:rFonts w:ascii="Verdana" w:hAnsi="Verdana"/>
                 <w:b w:val="0"/>
                 <w:sz w:val="16"/>
               </w:rPr>
@@ -1409,7 +1420,7 @@
             <w:r/>
             <w:r>
               <w:rPr>
-                <w:rFonts w:ascii="Arial" w:hAnsi="Arial"/>
+                <w:rFonts w:ascii="Verdana" w:hAnsi="Verdana"/>
                 <w:b w:val="0"/>
                 <w:sz w:val="16"/>
               </w:rPr>
@@ -1425,7 +1436,7 @@
             <w:r/>
             <w:r>
               <w:rPr>
-                <w:rFonts w:ascii="Arial" w:hAnsi="Arial"/>
+                <w:rFonts w:ascii="Verdana" w:hAnsi="Verdana"/>
                 <w:b w:val="0"/>
                 <w:sz w:val="16"/>
               </w:rPr>
@@ -1441,7 +1452,7 @@
             <w:r/>
             <w:r>
               <w:rPr>
-                <w:rFonts w:ascii="Arial" w:hAnsi="Arial"/>
+                <w:rFonts w:ascii="Verdana" w:hAnsi="Verdana"/>
                 <w:b w:val="0"/>
                 <w:sz w:val="16"/>
               </w:rPr>
@@ -1457,7 +1468,7 @@
             <w:r/>
             <w:r>
               <w:rPr>
-                <w:rFonts w:ascii="Arial" w:hAnsi="Arial"/>
+                <w:rFonts w:ascii="Verdana" w:hAnsi="Verdana"/>
                 <w:b w:val="0"/>
                 <w:sz w:val="16"/>
               </w:rPr>
@@ -1473,7 +1484,7 @@
             <w:r/>
             <w:r>
               <w:rPr>
-                <w:rFonts w:ascii="Arial" w:hAnsi="Arial"/>
+                <w:rFonts w:ascii="Verdana" w:hAnsi="Verdana"/>
                 <w:b w:val="0"/>
                 <w:sz w:val="16"/>
               </w:rPr>
@@ -1489,7 +1500,7 @@
             <w:r/>
             <w:r>
               <w:rPr>
-                <w:rFonts w:ascii="Arial" w:hAnsi="Arial"/>
+                <w:rFonts w:ascii="Verdana" w:hAnsi="Verdana"/>
                 <w:b w:val="0"/>
                 <w:sz w:val="16"/>
               </w:rPr>
@@ -1505,7 +1516,7 @@
             <w:r/>
             <w:r>
               <w:rPr>
-                <w:rFonts w:ascii="Arial" w:hAnsi="Arial"/>
+                <w:rFonts w:ascii="Verdana" w:hAnsi="Verdana"/>
                 <w:b w:val="0"/>
                 <w:sz w:val="16"/>
               </w:rPr>
@@ -1521,7 +1532,7 @@
             <w:r/>
             <w:r>
               <w:rPr>
-                <w:rFonts w:ascii="Arial" w:hAnsi="Arial"/>
+                <w:rFonts w:ascii="Verdana" w:hAnsi="Verdana"/>
                 <w:b w:val="0"/>
                 <w:sz w:val="16"/>
               </w:rPr>
@@ -1530,15 +1541,18 @@
         </w:tc>
       </w:tr>
       <w:tr>
-        <w:tc>
-          <w:tcPr>
-            <w:tcW w:type="dxa" w:w="1514"/>
-          </w:tcPr>
-          <w:p>
-            <w:r/>
-            <w:r>
-              <w:rPr>
-                <w:rFonts w:ascii="Arial" w:hAnsi="Arial"/>
+        <w:trPr>
+          <w:cantSplit/>
+        </w:trPr>
+        <w:tc>
+          <w:tcPr>
+            <w:tcW w:type="dxa" w:w="1514"/>
+          </w:tcPr>
+          <w:p>
+            <w:r/>
+            <w:r>
+              <w:rPr>
+                <w:rFonts w:ascii="Verdana" w:hAnsi="Verdana"/>
                 <w:b w:val="0"/>
                 <w:sz w:val="16"/>
               </w:rPr>
@@ -1554,7 +1568,7 @@
             <w:r/>
             <w:r>
               <w:rPr>
-                <w:rFonts w:ascii="Arial" w:hAnsi="Arial"/>
+                <w:rFonts w:ascii="Verdana" w:hAnsi="Verdana"/>
                 <w:b w:val="0"/>
                 <w:sz w:val="16"/>
               </w:rPr>
@@ -1570,7 +1584,7 @@
             <w:r/>
             <w:r>
               <w:rPr>
-                <w:rFonts w:ascii="Arial" w:hAnsi="Arial"/>
+                <w:rFonts w:ascii="Verdana" w:hAnsi="Verdana"/>
                 <w:b w:val="0"/>
                 <w:sz w:val="16"/>
               </w:rPr>
@@ -1586,7 +1600,7 @@
             <w:r/>
             <w:r>
               <w:rPr>
-                <w:rFonts w:ascii="Arial" w:hAnsi="Arial"/>
+                <w:rFonts w:ascii="Verdana" w:hAnsi="Verdana"/>
                 <w:b w:val="0"/>
                 <w:sz w:val="16"/>
               </w:rPr>
@@ -1602,7 +1616,7 @@
             <w:r/>
             <w:r>
               <w:rPr>
-                <w:rFonts w:ascii="Arial" w:hAnsi="Arial"/>
+                <w:rFonts w:ascii="Verdana" w:hAnsi="Verdana"/>
                 <w:b w:val="0"/>
                 <w:sz w:val="16"/>
               </w:rPr>
@@ -1618,7 +1632,7 @@
             <w:r/>
             <w:r>
               <w:rPr>
-                <w:rFonts w:ascii="Arial" w:hAnsi="Arial"/>
+                <w:rFonts w:ascii="Verdana" w:hAnsi="Verdana"/>
                 <w:b w:val="0"/>
                 <w:sz w:val="16"/>
               </w:rPr>
@@ -1634,7 +1648,7 @@
             <w:r/>
             <w:r>
               <w:rPr>
-                <w:rFonts w:ascii="Arial" w:hAnsi="Arial"/>
+                <w:rFonts w:ascii="Verdana" w:hAnsi="Verdana"/>
                 <w:b w:val="0"/>
                 <w:sz w:val="16"/>
               </w:rPr>
@@ -1650,7 +1664,7 @@
             <w:r/>
             <w:r>
               <w:rPr>
-                <w:rFonts w:ascii="Arial" w:hAnsi="Arial"/>
+                <w:rFonts w:ascii="Verdana" w:hAnsi="Verdana"/>
                 <w:b w:val="0"/>
                 <w:sz w:val="16"/>
               </w:rPr>
@@ -1666,7 +1680,7 @@
             <w:r/>
             <w:r>
               <w:rPr>
-                <w:rFonts w:ascii="Arial" w:hAnsi="Arial"/>
+                <w:rFonts w:ascii="Verdana" w:hAnsi="Verdana"/>
                 <w:b w:val="0"/>
                 <w:sz w:val="16"/>
               </w:rPr>
@@ -1682,7 +1696,7 @@
             <w:r/>
             <w:r>
               <w:rPr>
-                <w:rFonts w:ascii="Arial" w:hAnsi="Arial"/>
+                <w:rFonts w:ascii="Verdana" w:hAnsi="Verdana"/>
                 <w:b w:val="0"/>
                 <w:sz w:val="16"/>
               </w:rPr>
@@ -1691,15 +1705,18 @@
         </w:tc>
       </w:tr>
       <w:tr>
-        <w:tc>
-          <w:tcPr>
-            <w:tcW w:type="dxa" w:w="1514"/>
-          </w:tcPr>
-          <w:p>
-            <w:r/>
-            <w:r>
-              <w:rPr>
-                <w:rFonts w:ascii="Arial" w:hAnsi="Arial"/>
+        <w:trPr>
+          <w:cantSplit/>
+        </w:trPr>
+        <w:tc>
+          <w:tcPr>
+            <w:tcW w:type="dxa" w:w="1514"/>
+          </w:tcPr>
+          <w:p>
+            <w:r/>
+            <w:r>
+              <w:rPr>
+                <w:rFonts w:ascii="Verdana" w:hAnsi="Verdana"/>
                 <w:b w:val="0"/>
                 <w:sz w:val="16"/>
               </w:rPr>
@@ -1715,7 +1732,7 @@
             <w:r/>
             <w:r>
               <w:rPr>
-                <w:rFonts w:ascii="Arial" w:hAnsi="Arial"/>
+                <w:rFonts w:ascii="Verdana" w:hAnsi="Verdana"/>
                 <w:b w:val="0"/>
                 <w:sz w:val="16"/>
               </w:rPr>
@@ -1731,7 +1748,7 @@
             <w:r/>
             <w:r>
               <w:rPr>
-                <w:rFonts w:ascii="Arial" w:hAnsi="Arial"/>
+                <w:rFonts w:ascii="Verdana" w:hAnsi="Verdana"/>
                 <w:b w:val="0"/>
                 <w:sz w:val="16"/>
               </w:rPr>
@@ -1747,7 +1764,7 @@
             <w:r/>
             <w:r>
               <w:rPr>
-                <w:rFonts w:ascii="Arial" w:hAnsi="Arial"/>
+                <w:rFonts w:ascii="Verdana" w:hAnsi="Verdana"/>
                 <w:b w:val="0"/>
                 <w:sz w:val="16"/>
               </w:rPr>
@@ -1763,7 +1780,7 @@
             <w:r/>
             <w:r>
               <w:rPr>
-                <w:rFonts w:ascii="Arial" w:hAnsi="Arial"/>
+                <w:rFonts w:ascii="Verdana" w:hAnsi="Verdana"/>
                 <w:b w:val="0"/>
                 <w:sz w:val="16"/>
               </w:rPr>
@@ -1779,7 +1796,7 @@
             <w:r/>
             <w:r>
               <w:rPr>
-                <w:rFonts w:ascii="Arial" w:hAnsi="Arial"/>
+                <w:rFonts w:ascii="Verdana" w:hAnsi="Verdana"/>
                 <w:b w:val="0"/>
                 <w:sz w:val="16"/>
               </w:rPr>
@@ -1795,7 +1812,7 @@
             <w:r/>
             <w:r>
               <w:rPr>
-                <w:rFonts w:ascii="Arial" w:hAnsi="Arial"/>
+                <w:rFonts w:ascii="Verdana" w:hAnsi="Verdana"/>
                 <w:b w:val="0"/>
                 <w:sz w:val="16"/>
               </w:rPr>
@@ -1811,7 +1828,7 @@
             <w:r/>
             <w:r>
               <w:rPr>
-                <w:rFonts w:ascii="Arial" w:hAnsi="Arial"/>
+                <w:rFonts w:ascii="Verdana" w:hAnsi="Verdana"/>
                 <w:b w:val="0"/>
                 <w:sz w:val="16"/>
               </w:rPr>
@@ -1827,7 +1844,7 @@
             <w:r/>
             <w:r>
               <w:rPr>
-                <w:rFonts w:ascii="Arial" w:hAnsi="Arial"/>
+                <w:rFonts w:ascii="Verdana" w:hAnsi="Verdana"/>
                 <w:b w:val="0"/>
                 <w:sz w:val="16"/>
               </w:rPr>
@@ -1843,7 +1860,7 @@
             <w:r/>
             <w:r>
               <w:rPr>
-                <w:rFonts w:ascii="Arial" w:hAnsi="Arial"/>
+                <w:rFonts w:ascii="Verdana" w:hAnsi="Verdana"/>
                 <w:b w:val="0"/>
                 <w:sz w:val="16"/>
               </w:rPr>
@@ -1852,15 +1869,18 @@
         </w:tc>
       </w:tr>
       <w:tr>
-        <w:tc>
-          <w:tcPr>
-            <w:tcW w:type="dxa" w:w="1514"/>
-          </w:tcPr>
-          <w:p>
-            <w:r/>
-            <w:r>
-              <w:rPr>
-                <w:rFonts w:ascii="Arial" w:hAnsi="Arial"/>
+        <w:trPr>
+          <w:cantSplit/>
+        </w:trPr>
+        <w:tc>
+          <w:tcPr>
+            <w:tcW w:type="dxa" w:w="1514"/>
+          </w:tcPr>
+          <w:p>
+            <w:r/>
+            <w:r>
+              <w:rPr>
+                <w:rFonts w:ascii="Verdana" w:hAnsi="Verdana"/>
                 <w:b w:val="0"/>
                 <w:sz w:val="16"/>
               </w:rPr>
@@ -1876,7 +1896,7 @@
             <w:r/>
             <w:r>
               <w:rPr>
-                <w:rFonts w:ascii="Arial" w:hAnsi="Arial"/>
+                <w:rFonts w:ascii="Verdana" w:hAnsi="Verdana"/>
                 <w:b w:val="0"/>
                 <w:sz w:val="16"/>
               </w:rPr>
@@ -1892,7 +1912,7 @@
             <w:r/>
             <w:r>
               <w:rPr>
-                <w:rFonts w:ascii="Arial" w:hAnsi="Arial"/>
+                <w:rFonts w:ascii="Verdana" w:hAnsi="Verdana"/>
                 <w:b w:val="0"/>
                 <w:sz w:val="16"/>
               </w:rPr>
@@ -1908,7 +1928,7 @@
             <w:r/>
             <w:r>
               <w:rPr>
-                <w:rFonts w:ascii="Arial" w:hAnsi="Arial"/>
+                <w:rFonts w:ascii="Verdana" w:hAnsi="Verdana"/>
                 <w:b w:val="0"/>
                 <w:sz w:val="16"/>
               </w:rPr>
@@ -1924,7 +1944,7 @@
             <w:r/>
             <w:r>
               <w:rPr>
-                <w:rFonts w:ascii="Arial" w:hAnsi="Arial"/>
+                <w:rFonts w:ascii="Verdana" w:hAnsi="Verdana"/>
                 <w:b w:val="0"/>
                 <w:sz w:val="16"/>
               </w:rPr>
@@ -1940,7 +1960,7 @@
             <w:r/>
             <w:r>
               <w:rPr>
-                <w:rFonts w:ascii="Arial" w:hAnsi="Arial"/>
+                <w:rFonts w:ascii="Verdana" w:hAnsi="Verdana"/>
                 <w:b w:val="0"/>
                 <w:sz w:val="16"/>
               </w:rPr>
@@ -1956,7 +1976,7 @@
             <w:r/>
             <w:r>
               <w:rPr>
-                <w:rFonts w:ascii="Arial" w:hAnsi="Arial"/>
+                <w:rFonts w:ascii="Verdana" w:hAnsi="Verdana"/>
                 <w:b w:val="0"/>
                 <w:sz w:val="16"/>
               </w:rPr>
@@ -1972,7 +1992,7 @@
             <w:r/>
             <w:r>
               <w:rPr>
-                <w:rFonts w:ascii="Arial" w:hAnsi="Arial"/>
+                <w:rFonts w:ascii="Verdana" w:hAnsi="Verdana"/>
                 <w:b w:val="0"/>
                 <w:sz w:val="16"/>
               </w:rPr>
@@ -1988,7 +2008,7 @@
             <w:r/>
             <w:r>
               <w:rPr>
-                <w:rFonts w:ascii="Arial" w:hAnsi="Arial"/>
+                <w:rFonts w:ascii="Verdana" w:hAnsi="Verdana"/>
                 <w:b w:val="0"/>
                 <w:sz w:val="16"/>
               </w:rPr>
@@ -2004,7 +2024,7 @@
             <w:r/>
             <w:r>
               <w:rPr>
-                <w:rFonts w:ascii="Arial" w:hAnsi="Arial"/>
+                <w:rFonts w:ascii="Verdana" w:hAnsi="Verdana"/>
                 <w:b w:val="0"/>
                 <w:sz w:val="16"/>
               </w:rPr>
@@ -2013,15 +2033,18 @@
         </w:tc>
       </w:tr>
       <w:tr>
-        <w:tc>
-          <w:tcPr>
-            <w:tcW w:type="dxa" w:w="1514"/>
-          </w:tcPr>
-          <w:p>
-            <w:r/>
-            <w:r>
-              <w:rPr>
-                <w:rFonts w:ascii="Arial" w:hAnsi="Arial"/>
+        <w:trPr>
+          <w:cantSplit/>
+        </w:trPr>
+        <w:tc>
+          <w:tcPr>
+            <w:tcW w:type="dxa" w:w="1514"/>
+          </w:tcPr>
+          <w:p>
+            <w:r/>
+            <w:r>
+              <w:rPr>
+                <w:rFonts w:ascii="Verdana" w:hAnsi="Verdana"/>
                 <w:b w:val="0"/>
                 <w:sz w:val="16"/>
               </w:rPr>
@@ -2037,7 +2060,7 @@
             <w:r/>
             <w:r>
               <w:rPr>
-                <w:rFonts w:ascii="Arial" w:hAnsi="Arial"/>
+                <w:rFonts w:ascii="Verdana" w:hAnsi="Verdana"/>
                 <w:b w:val="0"/>
                 <w:sz w:val="16"/>
               </w:rPr>
@@ -2053,7 +2076,7 @@
             <w:r/>
             <w:r>
               <w:rPr>
-                <w:rFonts w:ascii="Arial" w:hAnsi="Arial"/>
+                <w:rFonts w:ascii="Verdana" w:hAnsi="Verdana"/>
                 <w:b w:val="0"/>
                 <w:sz w:val="16"/>
               </w:rPr>
@@ -2069,7 +2092,7 @@
             <w:r/>
             <w:r>
               <w:rPr>
-                <w:rFonts w:ascii="Arial" w:hAnsi="Arial"/>
+                <w:rFonts w:ascii="Verdana" w:hAnsi="Verdana"/>
                 <w:b w:val="0"/>
                 <w:sz w:val="16"/>
               </w:rPr>
@@ -2085,7 +2108,7 @@
             <w:r/>
             <w:r>
               <w:rPr>
-                <w:rFonts w:ascii="Arial" w:hAnsi="Arial"/>
+                <w:rFonts w:ascii="Verdana" w:hAnsi="Verdana"/>
                 <w:b w:val="0"/>
                 <w:sz w:val="16"/>
               </w:rPr>
@@ -2101,7 +2124,7 @@
             <w:r/>
             <w:r>
               <w:rPr>
-                <w:rFonts w:ascii="Arial" w:hAnsi="Arial"/>
+                <w:rFonts w:ascii="Verdana" w:hAnsi="Verdana"/>
                 <w:b w:val="0"/>
                 <w:sz w:val="16"/>
               </w:rPr>
@@ -2117,7 +2140,7 @@
             <w:r/>
             <w:r>
               <w:rPr>
-                <w:rFonts w:ascii="Arial" w:hAnsi="Arial"/>
+                <w:rFonts w:ascii="Verdana" w:hAnsi="Verdana"/>
                 <w:b w:val="0"/>
                 <w:sz w:val="16"/>
               </w:rPr>
@@ -2133,7 +2156,7 @@
             <w:r/>
             <w:r>
               <w:rPr>
-                <w:rFonts w:ascii="Arial" w:hAnsi="Arial"/>
+                <w:rFonts w:ascii="Verdana" w:hAnsi="Verdana"/>
                 <w:b w:val="0"/>
                 <w:sz w:val="16"/>
               </w:rPr>
@@ -2149,7 +2172,7 @@
             <w:r/>
             <w:r>
               <w:rPr>
-                <w:rFonts w:ascii="Arial" w:hAnsi="Arial"/>
+                <w:rFonts w:ascii="Verdana" w:hAnsi="Verdana"/>
                 <w:b w:val="0"/>
                 <w:sz w:val="16"/>
               </w:rPr>
@@ -2165,7 +2188,7 @@
             <w:r/>
             <w:r>
               <w:rPr>
-                <w:rFonts w:ascii="Arial" w:hAnsi="Arial"/>
+                <w:rFonts w:ascii="Verdana" w:hAnsi="Verdana"/>
                 <w:b w:val="0"/>
                 <w:sz w:val="16"/>
               </w:rPr>
@@ -2174,15 +2197,18 @@
         </w:tc>
       </w:tr>
       <w:tr>
-        <w:tc>
-          <w:tcPr>
-            <w:tcW w:type="dxa" w:w="1514"/>
-          </w:tcPr>
-          <w:p>
-            <w:r/>
-            <w:r>
-              <w:rPr>
-                <w:rFonts w:ascii="Arial" w:hAnsi="Arial"/>
+        <w:trPr>
+          <w:cantSplit/>
+        </w:trPr>
+        <w:tc>
+          <w:tcPr>
+            <w:tcW w:type="dxa" w:w="1514"/>
+          </w:tcPr>
+          <w:p>
+            <w:r/>
+            <w:r>
+              <w:rPr>
+                <w:rFonts w:ascii="Verdana" w:hAnsi="Verdana"/>
                 <w:b w:val="0"/>
                 <w:sz w:val="16"/>
               </w:rPr>
@@ -2198,7 +2224,7 @@
             <w:r/>
             <w:r>
               <w:rPr>
-                <w:rFonts w:ascii="Arial" w:hAnsi="Arial"/>
+                <w:rFonts w:ascii="Verdana" w:hAnsi="Verdana"/>
                 <w:b w:val="0"/>
                 <w:sz w:val="16"/>
               </w:rPr>
@@ -2214,7 +2240,7 @@
             <w:r/>
             <w:r>
               <w:rPr>
-                <w:rFonts w:ascii="Arial" w:hAnsi="Arial"/>
+                <w:rFonts w:ascii="Verdana" w:hAnsi="Verdana"/>
                 <w:b w:val="0"/>
                 <w:sz w:val="16"/>
               </w:rPr>
@@ -2230,7 +2256,7 @@
             <w:r/>
             <w:r>
               <w:rPr>
-                <w:rFonts w:ascii="Arial" w:hAnsi="Arial"/>
+                <w:rFonts w:ascii="Verdana" w:hAnsi="Verdana"/>
                 <w:b w:val="0"/>
                 <w:sz w:val="16"/>
               </w:rPr>
@@ -2246,7 +2272,7 @@
             <w:r/>
             <w:r>
               <w:rPr>
-                <w:rFonts w:ascii="Arial" w:hAnsi="Arial"/>
+                <w:rFonts w:ascii="Verdana" w:hAnsi="Verdana"/>
                 <w:b w:val="0"/>
                 <w:sz w:val="16"/>
               </w:rPr>
@@ -2262,7 +2288,7 @@
             <w:r/>
             <w:r>
               <w:rPr>
-                <w:rFonts w:ascii="Arial" w:hAnsi="Arial"/>
+                <w:rFonts w:ascii="Verdana" w:hAnsi="Verdana"/>
                 <w:b w:val="0"/>
                 <w:sz w:val="16"/>
               </w:rPr>
@@ -2278,7 +2304,7 @@
             <w:r/>
             <w:r>
               <w:rPr>
-                <w:rFonts w:ascii="Arial" w:hAnsi="Arial"/>
+                <w:rFonts w:ascii="Verdana" w:hAnsi="Verdana"/>
                 <w:b w:val="0"/>
                 <w:sz w:val="16"/>
               </w:rPr>
@@ -2294,7 +2320,7 @@
             <w:r/>
             <w:r>
               <w:rPr>
-                <w:rFonts w:ascii="Arial" w:hAnsi="Arial"/>
+                <w:rFonts w:ascii="Verdana" w:hAnsi="Verdana"/>
                 <w:b w:val="0"/>
                 <w:sz w:val="16"/>
               </w:rPr>
@@ -2310,7 +2336,7 @@
             <w:r/>
             <w:r>
               <w:rPr>
-                <w:rFonts w:ascii="Arial" w:hAnsi="Arial"/>
+                <w:rFonts w:ascii="Verdana" w:hAnsi="Verdana"/>
                 <w:b w:val="0"/>
                 <w:sz w:val="16"/>
               </w:rPr>
@@ -2326,7 +2352,7 @@
             <w:r/>
             <w:r>
               <w:rPr>
-                <w:rFonts w:ascii="Arial" w:hAnsi="Arial"/>
+                <w:rFonts w:ascii="Verdana" w:hAnsi="Verdana"/>
                 <w:b w:val="0"/>
                 <w:sz w:val="16"/>
               </w:rPr>
@@ -2335,15 +2361,18 @@
         </w:tc>
       </w:tr>
       <w:tr>
-        <w:tc>
-          <w:tcPr>
-            <w:tcW w:type="dxa" w:w="1514"/>
-          </w:tcPr>
-          <w:p>
-            <w:r/>
-            <w:r>
-              <w:rPr>
-                <w:rFonts w:ascii="Arial" w:hAnsi="Arial"/>
+        <w:trPr>
+          <w:cantSplit/>
+        </w:trPr>
+        <w:tc>
+          <w:tcPr>
+            <w:tcW w:type="dxa" w:w="1514"/>
+          </w:tcPr>
+          <w:p>
+            <w:r/>
+            <w:r>
+              <w:rPr>
+                <w:rFonts w:ascii="Verdana" w:hAnsi="Verdana"/>
                 <w:b w:val="0"/>
                 <w:sz w:val="16"/>
               </w:rPr>
@@ -2359,7 +2388,7 @@
             <w:r/>
             <w:r>
               <w:rPr>
-                <w:rFonts w:ascii="Arial" w:hAnsi="Arial"/>
+                <w:rFonts w:ascii="Verdana" w:hAnsi="Verdana"/>
                 <w:b w:val="0"/>
                 <w:sz w:val="16"/>
               </w:rPr>
@@ -2375,7 +2404,7 @@
             <w:r/>
             <w:r>
               <w:rPr>
-                <w:rFonts w:ascii="Arial" w:hAnsi="Arial"/>
+                <w:rFonts w:ascii="Verdana" w:hAnsi="Verdana"/>
                 <w:b w:val="0"/>
                 <w:sz w:val="16"/>
               </w:rPr>
@@ -2391,7 +2420,7 @@
             <w:r/>
             <w:r>
               <w:rPr>
-                <w:rFonts w:ascii="Arial" w:hAnsi="Arial"/>
+                <w:rFonts w:ascii="Verdana" w:hAnsi="Verdana"/>
                 <w:b w:val="0"/>
                 <w:sz w:val="16"/>
               </w:rPr>
@@ -2407,7 +2436,7 @@
             <w:r/>
             <w:r>
               <w:rPr>
-                <w:rFonts w:ascii="Arial" w:hAnsi="Arial"/>
+                <w:rFonts w:ascii="Verdana" w:hAnsi="Verdana"/>
                 <w:b w:val="0"/>
                 <w:sz w:val="16"/>
               </w:rPr>
@@ -2423,7 +2452,7 @@
             <w:r/>
             <w:r>
               <w:rPr>
-                <w:rFonts w:ascii="Arial" w:hAnsi="Arial"/>
+                <w:rFonts w:ascii="Verdana" w:hAnsi="Verdana"/>
                 <w:b w:val="0"/>
                 <w:sz w:val="16"/>
               </w:rPr>
@@ -2439,7 +2468,7 @@
             <w:r/>
             <w:r>
               <w:rPr>
-                <w:rFonts w:ascii="Arial" w:hAnsi="Arial"/>
+                <w:rFonts w:ascii="Verdana" w:hAnsi="Verdana"/>
                 <w:b w:val="0"/>
                 <w:sz w:val="16"/>
               </w:rPr>
@@ -2455,7 +2484,7 @@
             <w:r/>
             <w:r>
               <w:rPr>
-                <w:rFonts w:ascii="Arial" w:hAnsi="Arial"/>
+                <w:rFonts w:ascii="Verdana" w:hAnsi="Verdana"/>
                 <w:b w:val="0"/>
                 <w:sz w:val="16"/>
               </w:rPr>
@@ -2471,7 +2500,7 @@
             <w:r/>
             <w:r>
               <w:rPr>
-                <w:rFonts w:ascii="Arial" w:hAnsi="Arial"/>
+                <w:rFonts w:ascii="Verdana" w:hAnsi="Verdana"/>
                 <w:b w:val="0"/>
                 <w:sz w:val="16"/>
               </w:rPr>
@@ -2487,7 +2516,7 @@
             <w:r/>
             <w:r>
               <w:rPr>
-                <w:rFonts w:ascii="Arial" w:hAnsi="Arial"/>
+                <w:rFonts w:ascii="Verdana" w:hAnsi="Verdana"/>
                 <w:b w:val="0"/>
                 <w:sz w:val="16"/>
               </w:rPr>
@@ -2496,15 +2525,18 @@
         </w:tc>
       </w:tr>
       <w:tr>
-        <w:tc>
-          <w:tcPr>
-            <w:tcW w:type="dxa" w:w="1514"/>
-          </w:tcPr>
-          <w:p>
-            <w:r/>
-            <w:r>
-              <w:rPr>
-                <w:rFonts w:ascii="Arial" w:hAnsi="Arial"/>
+        <w:trPr>
+          <w:cantSplit/>
+        </w:trPr>
+        <w:tc>
+          <w:tcPr>
+            <w:tcW w:type="dxa" w:w="1514"/>
+          </w:tcPr>
+          <w:p>
+            <w:r/>
+            <w:r>
+              <w:rPr>
+                <w:rFonts w:ascii="Verdana" w:hAnsi="Verdana"/>
                 <w:b w:val="0"/>
                 <w:sz w:val="16"/>
               </w:rPr>
@@ -2520,7 +2552,7 @@
             <w:r/>
             <w:r>
               <w:rPr>
-                <w:rFonts w:ascii="Arial" w:hAnsi="Arial"/>
+                <w:rFonts w:ascii="Verdana" w:hAnsi="Verdana"/>
                 <w:b w:val="0"/>
                 <w:sz w:val="16"/>
               </w:rPr>
@@ -2536,7 +2568,7 @@
             <w:r/>
             <w:r>
               <w:rPr>
-                <w:rFonts w:ascii="Arial" w:hAnsi="Arial"/>
+                <w:rFonts w:ascii="Verdana" w:hAnsi="Verdana"/>
                 <w:b w:val="0"/>
                 <w:sz w:val="16"/>
               </w:rPr>
@@ -2552,7 +2584,7 @@
             <w:r/>
             <w:r>
               <w:rPr>
-                <w:rFonts w:ascii="Arial" w:hAnsi="Arial"/>
+                <w:rFonts w:ascii="Verdana" w:hAnsi="Verdana"/>
                 <w:b w:val="0"/>
                 <w:sz w:val="16"/>
               </w:rPr>
@@ -2568,7 +2600,7 @@
             <w:r/>
             <w:r>
               <w:rPr>
-                <w:rFonts w:ascii="Arial" w:hAnsi="Arial"/>
+                <w:rFonts w:ascii="Verdana" w:hAnsi="Verdana"/>
                 <w:b w:val="0"/>
                 <w:sz w:val="16"/>
               </w:rPr>
@@ -2584,7 +2616,7 @@
             <w:r/>
             <w:r>
               <w:rPr>
-                <w:rFonts w:ascii="Arial" w:hAnsi="Arial"/>
+                <w:rFonts w:ascii="Verdana" w:hAnsi="Verdana"/>
                 <w:b w:val="0"/>
                 <w:sz w:val="16"/>
               </w:rPr>
@@ -2600,7 +2632,7 @@
             <w:r/>
             <w:r>
               <w:rPr>
-                <w:rFonts w:ascii="Arial" w:hAnsi="Arial"/>
+                <w:rFonts w:ascii="Verdana" w:hAnsi="Verdana"/>
                 <w:b w:val="0"/>
                 <w:sz w:val="16"/>
               </w:rPr>
@@ -2616,7 +2648,7 @@
             <w:r/>
             <w:r>
               <w:rPr>
-                <w:rFonts w:ascii="Arial" w:hAnsi="Arial"/>
+                <w:rFonts w:ascii="Verdana" w:hAnsi="Verdana"/>
                 <w:b w:val="0"/>
                 <w:sz w:val="16"/>
               </w:rPr>
@@ -2632,7 +2664,7 @@
             <w:r/>
             <w:r>
               <w:rPr>
-                <w:rFonts w:ascii="Arial" w:hAnsi="Arial"/>
+                <w:rFonts w:ascii="Verdana" w:hAnsi="Verdana"/>
                 <w:b w:val="0"/>
                 <w:sz w:val="16"/>
               </w:rPr>
@@ -2648,7 +2680,7 @@
             <w:r/>
             <w:r>
               <w:rPr>
-                <w:rFonts w:ascii="Arial" w:hAnsi="Arial"/>
+                <w:rFonts w:ascii="Verdana" w:hAnsi="Verdana"/>
                 <w:b w:val="0"/>
                 <w:sz w:val="16"/>
               </w:rPr>
@@ -2657,15 +2689,18 @@
         </w:tc>
       </w:tr>
       <w:tr>
-        <w:tc>
-          <w:tcPr>
-            <w:tcW w:type="dxa" w:w="1514"/>
-          </w:tcPr>
-          <w:p>
-            <w:r/>
-            <w:r>
-              <w:rPr>
-                <w:rFonts w:ascii="Arial" w:hAnsi="Arial"/>
+        <w:trPr>
+          <w:cantSplit/>
+        </w:trPr>
+        <w:tc>
+          <w:tcPr>
+            <w:tcW w:type="dxa" w:w="1514"/>
+          </w:tcPr>
+          <w:p>
+            <w:r/>
+            <w:r>
+              <w:rPr>
+                <w:rFonts w:ascii="Verdana" w:hAnsi="Verdana"/>
                 <w:b w:val="0"/>
                 <w:sz w:val="16"/>
               </w:rPr>
@@ -2681,7 +2716,7 @@
             <w:r/>
             <w:r>
               <w:rPr>
-                <w:rFonts w:ascii="Arial" w:hAnsi="Arial"/>
+                <w:rFonts w:ascii="Verdana" w:hAnsi="Verdana"/>
                 <w:b w:val="0"/>
                 <w:sz w:val="16"/>
               </w:rPr>
@@ -2697,7 +2732,7 @@
             <w:r/>
             <w:r>
               <w:rPr>
-                <w:rFonts w:ascii="Arial" w:hAnsi="Arial"/>
+                <w:rFonts w:ascii="Verdana" w:hAnsi="Verdana"/>
                 <w:b w:val="0"/>
                 <w:sz w:val="16"/>
               </w:rPr>
@@ -2713,7 +2748,7 @@
             <w:r/>
             <w:r>
               <w:rPr>
-                <w:rFonts w:ascii="Arial" w:hAnsi="Arial"/>
+                <w:rFonts w:ascii="Verdana" w:hAnsi="Verdana"/>
                 <w:b w:val="0"/>
                 <w:sz w:val="16"/>
               </w:rPr>
@@ -2729,7 +2764,7 @@
             <w:r/>
             <w:r>
               <w:rPr>
-                <w:rFonts w:ascii="Arial" w:hAnsi="Arial"/>
+                <w:rFonts w:ascii="Verdana" w:hAnsi="Verdana"/>
                 <w:b w:val="0"/>
                 <w:sz w:val="16"/>
               </w:rPr>
@@ -2745,7 +2780,7 @@
             <w:r/>
             <w:r>
               <w:rPr>
-                <w:rFonts w:ascii="Arial" w:hAnsi="Arial"/>
+                <w:rFonts w:ascii="Verdana" w:hAnsi="Verdana"/>
                 <w:b w:val="0"/>
                 <w:sz w:val="16"/>
               </w:rPr>
@@ -2761,7 +2796,7 @@
             <w:r/>
             <w:r>
               <w:rPr>
-                <w:rFonts w:ascii="Arial" w:hAnsi="Arial"/>
+                <w:rFonts w:ascii="Verdana" w:hAnsi="Verdana"/>
                 <w:b w:val="0"/>
                 <w:sz w:val="16"/>
               </w:rPr>
@@ -2777,7 +2812,7 @@
             <w:r/>
             <w:r>
               <w:rPr>
-                <w:rFonts w:ascii="Arial" w:hAnsi="Arial"/>
+                <w:rFonts w:ascii="Verdana" w:hAnsi="Verdana"/>
                 <w:b w:val="0"/>
                 <w:sz w:val="16"/>
               </w:rPr>
@@ -2793,7 +2828,7 @@
             <w:r/>
             <w:r>
               <w:rPr>
-                <w:rFonts w:ascii="Arial" w:hAnsi="Arial"/>
+                <w:rFonts w:ascii="Verdana" w:hAnsi="Verdana"/>
                 <w:b w:val="0"/>
                 <w:sz w:val="16"/>
               </w:rPr>
@@ -2809,7 +2844,7 @@
             <w:r/>
             <w:r>
               <w:rPr>
-                <w:rFonts w:ascii="Arial" w:hAnsi="Arial"/>
+                <w:rFonts w:ascii="Verdana" w:hAnsi="Verdana"/>
                 <w:b w:val="0"/>
                 <w:sz w:val="16"/>
               </w:rPr>
@@ -2818,15 +2853,18 @@
         </w:tc>
       </w:tr>
       <w:tr>
-        <w:tc>
-          <w:tcPr>
-            <w:tcW w:type="dxa" w:w="1514"/>
-          </w:tcPr>
-          <w:p>
-            <w:r/>
-            <w:r>
-              <w:rPr>
-                <w:rFonts w:ascii="Arial" w:hAnsi="Arial"/>
+        <w:trPr>
+          <w:cantSplit/>
+        </w:trPr>
+        <w:tc>
+          <w:tcPr>
+            <w:tcW w:type="dxa" w:w="1514"/>
+          </w:tcPr>
+          <w:p>
+            <w:r/>
+            <w:r>
+              <w:rPr>
+                <w:rFonts w:ascii="Verdana" w:hAnsi="Verdana"/>
                 <w:b w:val="0"/>
                 <w:sz w:val="16"/>
               </w:rPr>
@@ -2842,7 +2880,7 @@
             <w:r/>
             <w:r>
               <w:rPr>
-                <w:rFonts w:ascii="Arial" w:hAnsi="Arial"/>
+                <w:rFonts w:ascii="Verdana" w:hAnsi="Verdana"/>
                 <w:b w:val="0"/>
                 <w:sz w:val="16"/>
               </w:rPr>
@@ -2858,7 +2896,7 @@
             <w:r/>
             <w:r>
               <w:rPr>
-                <w:rFonts w:ascii="Arial" w:hAnsi="Arial"/>
+                <w:rFonts w:ascii="Verdana" w:hAnsi="Verdana"/>
                 <w:b w:val="0"/>
                 <w:sz w:val="16"/>
               </w:rPr>
@@ -2874,7 +2912,7 @@
             <w:r/>
             <w:r>
               <w:rPr>
-                <w:rFonts w:ascii="Arial" w:hAnsi="Arial"/>
+                <w:rFonts w:ascii="Verdana" w:hAnsi="Verdana"/>
                 <w:b w:val="0"/>
                 <w:sz w:val="16"/>
               </w:rPr>
@@ -2890,7 +2928,7 @@
             <w:r/>
             <w:r>
               <w:rPr>
-                <w:rFonts w:ascii="Arial" w:hAnsi="Arial"/>
+                <w:rFonts w:ascii="Verdana" w:hAnsi="Verdana"/>
                 <w:b w:val="0"/>
                 <w:sz w:val="16"/>
               </w:rPr>
@@ -2906,7 +2944,7 @@
             <w:r/>
             <w:r>
               <w:rPr>
-                <w:rFonts w:ascii="Arial" w:hAnsi="Arial"/>
+                <w:rFonts w:ascii="Verdana" w:hAnsi="Verdana"/>
                 <w:b w:val="0"/>
                 <w:sz w:val="16"/>
               </w:rPr>
@@ -2922,7 +2960,7 @@
             <w:r/>
             <w:r>
               <w:rPr>
-                <w:rFonts w:ascii="Arial" w:hAnsi="Arial"/>
+                <w:rFonts w:ascii="Verdana" w:hAnsi="Verdana"/>
                 <w:b w:val="0"/>
                 <w:sz w:val="16"/>
               </w:rPr>
@@ -2938,7 +2976,7 @@
             <w:r/>
             <w:r>
               <w:rPr>
-                <w:rFonts w:ascii="Arial" w:hAnsi="Arial"/>
+                <w:rFonts w:ascii="Verdana" w:hAnsi="Verdana"/>
                 <w:b w:val="0"/>
                 <w:sz w:val="16"/>
               </w:rPr>
@@ -2954,7 +2992,7 @@
             <w:r/>
             <w:r>
               <w:rPr>
-                <w:rFonts w:ascii="Arial" w:hAnsi="Arial"/>
+                <w:rFonts w:ascii="Verdana" w:hAnsi="Verdana"/>
                 <w:b w:val="0"/>
                 <w:sz w:val="16"/>
               </w:rPr>
@@ -2970,7 +3008,7 @@
             <w:r/>
             <w:r>
               <w:rPr>
-                <w:rFonts w:ascii="Arial" w:hAnsi="Arial"/>
+                <w:rFonts w:ascii="Verdana" w:hAnsi="Verdana"/>
                 <w:b w:val="0"/>
                 <w:sz w:val="16"/>
               </w:rPr>
@@ -2979,15 +3017,18 @@
         </w:tc>
       </w:tr>
       <w:tr>
-        <w:tc>
-          <w:tcPr>
-            <w:tcW w:type="dxa" w:w="1514"/>
-          </w:tcPr>
-          <w:p>
-            <w:r/>
-            <w:r>
-              <w:rPr>
-                <w:rFonts w:ascii="Arial" w:hAnsi="Arial"/>
+        <w:trPr>
+          <w:cantSplit/>
+        </w:trPr>
+        <w:tc>
+          <w:tcPr>
+            <w:tcW w:type="dxa" w:w="1514"/>
+          </w:tcPr>
+          <w:p>
+            <w:r/>
+            <w:r>
+              <w:rPr>
+                <w:rFonts w:ascii="Verdana" w:hAnsi="Verdana"/>
                 <w:b w:val="0"/>
                 <w:sz w:val="16"/>
               </w:rPr>
@@ -3003,7 +3044,7 @@
             <w:r/>
             <w:r>
               <w:rPr>
-                <w:rFonts w:ascii="Arial" w:hAnsi="Arial"/>
+                <w:rFonts w:ascii="Verdana" w:hAnsi="Verdana"/>
                 <w:b w:val="0"/>
                 <w:sz w:val="16"/>
               </w:rPr>
@@ -3019,7 +3060,7 @@
             <w:r/>
             <w:r>
               <w:rPr>
-                <w:rFonts w:ascii="Arial" w:hAnsi="Arial"/>
+                <w:rFonts w:ascii="Verdana" w:hAnsi="Verdana"/>
                 <w:b w:val="0"/>
                 <w:sz w:val="16"/>
               </w:rPr>
@@ -3035,7 +3076,7 @@
             <w:r/>
             <w:r>
               <w:rPr>
-                <w:rFonts w:ascii="Arial" w:hAnsi="Arial"/>
+                <w:rFonts w:ascii="Verdana" w:hAnsi="Verdana"/>
                 <w:b w:val="0"/>
                 <w:sz w:val="16"/>
               </w:rPr>
@@ -3051,7 +3092,7 @@
             <w:r/>
             <w:r>
               <w:rPr>
-                <w:rFonts w:ascii="Arial" w:hAnsi="Arial"/>
+                <w:rFonts w:ascii="Verdana" w:hAnsi="Verdana"/>
                 <w:b w:val="0"/>
                 <w:sz w:val="16"/>
               </w:rPr>
@@ -3067,7 +3108,7 @@
             <w:r/>
             <w:r>
               <w:rPr>
-                <w:rFonts w:ascii="Arial" w:hAnsi="Arial"/>
+                <w:rFonts w:ascii="Verdana" w:hAnsi="Verdana"/>
                 <w:b w:val="0"/>
                 <w:sz w:val="16"/>
               </w:rPr>
@@ -3083,7 +3124,7 @@
             <w:r/>
             <w:r>
               <w:rPr>
-                <w:rFonts w:ascii="Arial" w:hAnsi="Arial"/>
+                <w:rFonts w:ascii="Verdana" w:hAnsi="Verdana"/>
                 <w:b w:val="0"/>
                 <w:sz w:val="16"/>
               </w:rPr>
@@ -3099,7 +3140,7 @@
             <w:r/>
             <w:r>
               <w:rPr>
-                <w:rFonts w:ascii="Arial" w:hAnsi="Arial"/>
+                <w:rFonts w:ascii="Verdana" w:hAnsi="Verdana"/>
                 <w:b w:val="0"/>
                 <w:sz w:val="16"/>
               </w:rPr>
@@ -3115,7 +3156,7 @@
             <w:r/>
             <w:r>
               <w:rPr>
-                <w:rFonts w:ascii="Arial" w:hAnsi="Arial"/>
+                <w:rFonts w:ascii="Verdana" w:hAnsi="Verdana"/>
                 <w:b w:val="0"/>
                 <w:sz w:val="16"/>
               </w:rPr>
@@ -3131,7 +3172,7 @@
             <w:r/>
             <w:r>
               <w:rPr>
-                <w:rFonts w:ascii="Arial" w:hAnsi="Arial"/>
+                <w:rFonts w:ascii="Verdana" w:hAnsi="Verdana"/>
                 <w:b w:val="0"/>
                 <w:sz w:val="16"/>
               </w:rPr>
@@ -3140,15 +3181,18 @@
         </w:tc>
       </w:tr>
       <w:tr>
-        <w:tc>
-          <w:tcPr>
-            <w:tcW w:type="dxa" w:w="1514"/>
-          </w:tcPr>
-          <w:p>
-            <w:r/>
-            <w:r>
-              <w:rPr>
-                <w:rFonts w:ascii="Arial" w:hAnsi="Arial"/>
+        <w:trPr>
+          <w:cantSplit/>
+        </w:trPr>
+        <w:tc>
+          <w:tcPr>
+            <w:tcW w:type="dxa" w:w="1514"/>
+          </w:tcPr>
+          <w:p>
+            <w:r/>
+            <w:r>
+              <w:rPr>
+                <w:rFonts w:ascii="Verdana" w:hAnsi="Verdana"/>
                 <w:b w:val="0"/>
                 <w:sz w:val="16"/>
               </w:rPr>
@@ -3164,7 +3208,7 @@
             <w:r/>
             <w:r>
               <w:rPr>
-                <w:rFonts w:ascii="Arial" w:hAnsi="Arial"/>
+                <w:rFonts w:ascii="Verdana" w:hAnsi="Verdana"/>
                 <w:b w:val="0"/>
                 <w:sz w:val="16"/>
               </w:rPr>
@@ -3180,7 +3224,7 @@
             <w:r/>
             <w:r>
               <w:rPr>
-                <w:rFonts w:ascii="Arial" w:hAnsi="Arial"/>
+                <w:rFonts w:ascii="Verdana" w:hAnsi="Verdana"/>
                 <w:b w:val="0"/>
                 <w:sz w:val="16"/>
               </w:rPr>
@@ -3196,7 +3240,7 @@
             <w:r/>
             <w:r>
               <w:rPr>
-                <w:rFonts w:ascii="Arial" w:hAnsi="Arial"/>
+                <w:rFonts w:ascii="Verdana" w:hAnsi="Verdana"/>
                 <w:b w:val="0"/>
                 <w:sz w:val="16"/>
               </w:rPr>
@@ -3212,7 +3256,7 @@
             <w:r/>
             <w:r>
               <w:rPr>
-                <w:rFonts w:ascii="Arial" w:hAnsi="Arial"/>
+                <w:rFonts w:ascii="Verdana" w:hAnsi="Verdana"/>
                 <w:b w:val="0"/>
                 <w:sz w:val="16"/>
               </w:rPr>
@@ -3228,7 +3272,7 @@
             <w:r/>
             <w:r>
               <w:rPr>
-                <w:rFonts w:ascii="Arial" w:hAnsi="Arial"/>
+                <w:rFonts w:ascii="Verdana" w:hAnsi="Verdana"/>
                 <w:b w:val="0"/>
                 <w:sz w:val="16"/>
               </w:rPr>
@@ -3244,7 +3288,7 @@
             <w:r/>
             <w:r>
               <w:rPr>
-                <w:rFonts w:ascii="Arial" w:hAnsi="Arial"/>
+                <w:rFonts w:ascii="Verdana" w:hAnsi="Verdana"/>
                 <w:b w:val="0"/>
                 <w:sz w:val="16"/>
               </w:rPr>
@@ -3260,7 +3304,7 @@
             <w:r/>
             <w:r>
               <w:rPr>
-                <w:rFonts w:ascii="Arial" w:hAnsi="Arial"/>
+                <w:rFonts w:ascii="Verdana" w:hAnsi="Verdana"/>
                 <w:b w:val="0"/>
                 <w:sz w:val="16"/>
               </w:rPr>
@@ -3276,7 +3320,7 @@
             <w:r/>
             <w:r>
               <w:rPr>
-                <w:rFonts w:ascii="Arial" w:hAnsi="Arial"/>
+                <w:rFonts w:ascii="Verdana" w:hAnsi="Verdana"/>
                 <w:b w:val="0"/>
                 <w:sz w:val="16"/>
               </w:rPr>
@@ -3292,7 +3336,7 @@
             <w:r/>
             <w:r>
               <w:rPr>
-                <w:rFonts w:ascii="Arial" w:hAnsi="Arial"/>
+                <w:rFonts w:ascii="Verdana" w:hAnsi="Verdana"/>
                 <w:b w:val="0"/>
                 <w:sz w:val="16"/>
               </w:rPr>
@@ -3301,15 +3345,18 @@
         </w:tc>
       </w:tr>
       <w:tr>
-        <w:tc>
-          <w:tcPr>
-            <w:tcW w:type="dxa" w:w="1514"/>
-          </w:tcPr>
-          <w:p>
-            <w:r/>
-            <w:r>
-              <w:rPr>
-                <w:rFonts w:ascii="Arial" w:hAnsi="Arial"/>
+        <w:trPr>
+          <w:cantSplit/>
+        </w:trPr>
+        <w:tc>
+          <w:tcPr>
+            <w:tcW w:type="dxa" w:w="1514"/>
+          </w:tcPr>
+          <w:p>
+            <w:r/>
+            <w:r>
+              <w:rPr>
+                <w:rFonts w:ascii="Verdana" w:hAnsi="Verdana"/>
                 <w:b w:val="0"/>
                 <w:sz w:val="16"/>
               </w:rPr>
@@ -3325,7 +3372,7 @@
             <w:r/>
             <w:r>
               <w:rPr>
-                <w:rFonts w:ascii="Arial" w:hAnsi="Arial"/>
+                <w:rFonts w:ascii="Verdana" w:hAnsi="Verdana"/>
                 <w:b w:val="0"/>
                 <w:sz w:val="16"/>
               </w:rPr>
@@ -3341,7 +3388,7 @@
             <w:r/>
             <w:r>
               <w:rPr>
-                <w:rFonts w:ascii="Arial" w:hAnsi="Arial"/>
+                <w:rFonts w:ascii="Verdana" w:hAnsi="Verdana"/>
                 <w:b w:val="0"/>
                 <w:sz w:val="16"/>
               </w:rPr>
@@ -3357,7 +3404,7 @@
             <w:r/>
             <w:r>
               <w:rPr>
-                <w:rFonts w:ascii="Arial" w:hAnsi="Arial"/>
+                <w:rFonts w:ascii="Verdana" w:hAnsi="Verdana"/>
                 <w:b w:val="0"/>
                 <w:sz w:val="16"/>
               </w:rPr>
@@ -3373,7 +3420,7 @@
             <w:r/>
             <w:r>
               <w:rPr>
-                <w:rFonts w:ascii="Arial" w:hAnsi="Arial"/>
+                <w:rFonts w:ascii="Verdana" w:hAnsi="Verdana"/>
                 <w:b w:val="0"/>
                 <w:sz w:val="16"/>
               </w:rPr>
@@ -3389,7 +3436,7 @@
             <w:r/>
             <w:r>
               <w:rPr>
-                <w:rFonts w:ascii="Arial" w:hAnsi="Arial"/>
+                <w:rFonts w:ascii="Verdana" w:hAnsi="Verdana"/>
                 <w:b w:val="0"/>
                 <w:sz w:val="16"/>
               </w:rPr>
@@ -3405,7 +3452,7 @@
             <w:r/>
             <w:r>
               <w:rPr>
-                <w:rFonts w:ascii="Arial" w:hAnsi="Arial"/>
+                <w:rFonts w:ascii="Verdana" w:hAnsi="Verdana"/>
                 <w:b w:val="0"/>
                 <w:sz w:val="16"/>
               </w:rPr>
@@ -3421,7 +3468,7 @@
             <w:r/>
             <w:r>
               <w:rPr>
-                <w:rFonts w:ascii="Arial" w:hAnsi="Arial"/>
+                <w:rFonts w:ascii="Verdana" w:hAnsi="Verdana"/>
                 <w:b w:val="0"/>
                 <w:sz w:val="16"/>
               </w:rPr>
@@ -3437,7 +3484,7 @@
             <w:r/>
             <w:r>
               <w:rPr>
-                <w:rFonts w:ascii="Arial" w:hAnsi="Arial"/>
+                <w:rFonts w:ascii="Verdana" w:hAnsi="Verdana"/>
                 <w:b w:val="0"/>
                 <w:sz w:val="16"/>
               </w:rPr>
@@ -3453,7 +3500,7 @@
             <w:r/>
             <w:r>
               <w:rPr>
-                <w:rFonts w:ascii="Arial" w:hAnsi="Arial"/>
+                <w:rFonts w:ascii="Verdana" w:hAnsi="Verdana"/>
                 <w:b w:val="0"/>
                 <w:sz w:val="16"/>
               </w:rPr>
@@ -3462,15 +3509,18 @@
         </w:tc>
       </w:tr>
       <w:tr>
-        <w:tc>
-          <w:tcPr>
-            <w:tcW w:type="dxa" w:w="1514"/>
-          </w:tcPr>
-          <w:p>
-            <w:r/>
-            <w:r>
-              <w:rPr>
-                <w:rFonts w:ascii="Arial" w:hAnsi="Arial"/>
+        <w:trPr>
+          <w:cantSplit/>
+        </w:trPr>
+        <w:tc>
+          <w:tcPr>
+            <w:tcW w:type="dxa" w:w="1514"/>
+          </w:tcPr>
+          <w:p>
+            <w:r/>
+            <w:r>
+              <w:rPr>
+                <w:rFonts w:ascii="Verdana" w:hAnsi="Verdana"/>
                 <w:b w:val="0"/>
                 <w:sz w:val="16"/>
               </w:rPr>
@@ -3486,7 +3536,7 @@
             <w:r/>
             <w:r>
               <w:rPr>
-                <w:rFonts w:ascii="Arial" w:hAnsi="Arial"/>
+                <w:rFonts w:ascii="Verdana" w:hAnsi="Verdana"/>
                 <w:b w:val="0"/>
                 <w:sz w:val="16"/>
               </w:rPr>
@@ -3502,7 +3552,7 @@
             <w:r/>
             <w:r>
               <w:rPr>
-                <w:rFonts w:ascii="Arial" w:hAnsi="Arial"/>
+                <w:rFonts w:ascii="Verdana" w:hAnsi="Verdana"/>
                 <w:b w:val="0"/>
                 <w:sz w:val="16"/>
               </w:rPr>
@@ -3518,7 +3568,7 @@
             <w:r/>
             <w:r>
               <w:rPr>
-                <w:rFonts w:ascii="Arial" w:hAnsi="Arial"/>
+                <w:rFonts w:ascii="Verdana" w:hAnsi="Verdana"/>
                 <w:b w:val="0"/>
                 <w:sz w:val="16"/>
               </w:rPr>
@@ -3534,7 +3584,7 @@
             <w:r/>
             <w:r>
               <w:rPr>
-                <w:rFonts w:ascii="Arial" w:hAnsi="Arial"/>
+                <w:rFonts w:ascii="Verdana" w:hAnsi="Verdana"/>
                 <w:b w:val="0"/>
                 <w:sz w:val="16"/>
               </w:rPr>
@@ -3550,7 +3600,7 @@
             <w:r/>
             <w:r>
               <w:rPr>
-                <w:rFonts w:ascii="Arial" w:hAnsi="Arial"/>
+                <w:rFonts w:ascii="Verdana" w:hAnsi="Verdana"/>
                 <w:b w:val="0"/>
                 <w:sz w:val="16"/>
               </w:rPr>
@@ -3566,7 +3616,7 @@
             <w:r/>
             <w:r>
               <w:rPr>
-                <w:rFonts w:ascii="Arial" w:hAnsi="Arial"/>
+                <w:rFonts w:ascii="Verdana" w:hAnsi="Verdana"/>
                 <w:b w:val="0"/>
                 <w:sz w:val="16"/>
               </w:rPr>
@@ -3582,7 +3632,7 @@
             <w:r/>
             <w:r>
               <w:rPr>
-                <w:rFonts w:ascii="Arial" w:hAnsi="Arial"/>
+                <w:rFonts w:ascii="Verdana" w:hAnsi="Verdana"/>
                 <w:b w:val="0"/>
                 <w:sz w:val="16"/>
               </w:rPr>
@@ -3598,7 +3648,7 @@
             <w:r/>
             <w:r>
               <w:rPr>
-                <w:rFonts w:ascii="Arial" w:hAnsi="Arial"/>
+                <w:rFonts w:ascii="Verdana" w:hAnsi="Verdana"/>
                 <w:b w:val="0"/>
                 <w:sz w:val="16"/>
               </w:rPr>
@@ -3614,7 +3664,7 @@
             <w:r/>
             <w:r>
               <w:rPr>
-                <w:rFonts w:ascii="Arial" w:hAnsi="Arial"/>
+                <w:rFonts w:ascii="Verdana" w:hAnsi="Verdana"/>
                 <w:b w:val="0"/>
                 <w:sz w:val="16"/>
               </w:rPr>
@@ -3623,15 +3673,18 @@
         </w:tc>
       </w:tr>
       <w:tr>
-        <w:tc>
-          <w:tcPr>
-            <w:tcW w:type="dxa" w:w="1514"/>
-          </w:tcPr>
-          <w:p>
-            <w:r/>
-            <w:r>
-              <w:rPr>
-                <w:rFonts w:ascii="Arial" w:hAnsi="Arial"/>
+        <w:trPr>
+          <w:cantSplit/>
+        </w:trPr>
+        <w:tc>
+          <w:tcPr>
+            <w:tcW w:type="dxa" w:w="1514"/>
+          </w:tcPr>
+          <w:p>
+            <w:r/>
+            <w:r>
+              <w:rPr>
+                <w:rFonts w:ascii="Verdana" w:hAnsi="Verdana"/>
                 <w:b w:val="0"/>
                 <w:sz w:val="16"/>
               </w:rPr>
@@ -3647,7 +3700,7 @@
             <w:r/>
             <w:r>
               <w:rPr>
-                <w:rFonts w:ascii="Arial" w:hAnsi="Arial"/>
+                <w:rFonts w:ascii="Verdana" w:hAnsi="Verdana"/>
                 <w:b w:val="0"/>
                 <w:sz w:val="16"/>
               </w:rPr>
@@ -3663,7 +3716,7 @@
             <w:r/>
             <w:r>
               <w:rPr>
-                <w:rFonts w:ascii="Arial" w:hAnsi="Arial"/>
+                <w:rFonts w:ascii="Verdana" w:hAnsi="Verdana"/>
                 <w:b w:val="0"/>
                 <w:sz w:val="16"/>
               </w:rPr>
@@ -3679,7 +3732,7 @@
             <w:r/>
             <w:r>
               <w:rPr>
-                <w:rFonts w:ascii="Arial" w:hAnsi="Arial"/>
+                <w:rFonts w:ascii="Verdana" w:hAnsi="Verdana"/>
                 <w:b w:val="0"/>
                 <w:sz w:val="16"/>
               </w:rPr>
@@ -3695,7 +3748,7 @@
             <w:r/>
             <w:r>
               <w:rPr>
-                <w:rFonts w:ascii="Arial" w:hAnsi="Arial"/>
+                <w:rFonts w:ascii="Verdana" w:hAnsi="Verdana"/>
                 <w:b w:val="0"/>
                 <w:sz w:val="16"/>
               </w:rPr>
@@ -3711,7 +3764,7 @@
             <w:r/>
             <w:r>
               <w:rPr>
-                <w:rFonts w:ascii="Arial" w:hAnsi="Arial"/>
+                <w:rFonts w:ascii="Verdana" w:hAnsi="Verdana"/>
                 <w:b w:val="0"/>
                 <w:sz w:val="16"/>
               </w:rPr>
@@ -3727,7 +3780,7 @@
             <w:r/>
             <w:r>
               <w:rPr>
-                <w:rFonts w:ascii="Arial" w:hAnsi="Arial"/>
+                <w:rFonts w:ascii="Verdana" w:hAnsi="Verdana"/>
                 <w:b w:val="0"/>
                 <w:sz w:val="16"/>
               </w:rPr>
@@ -3743,7 +3796,7 @@
             <w:r/>
             <w:r>
               <w:rPr>
-                <w:rFonts w:ascii="Arial" w:hAnsi="Arial"/>
+                <w:rFonts w:ascii="Verdana" w:hAnsi="Verdana"/>
                 <w:b w:val="0"/>
                 <w:sz w:val="16"/>
               </w:rPr>
@@ -3759,7 +3812,7 @@
             <w:r/>
             <w:r>
               <w:rPr>
-                <w:rFonts w:ascii="Arial" w:hAnsi="Arial"/>
+                <w:rFonts w:ascii="Verdana" w:hAnsi="Verdana"/>
                 <w:b w:val="0"/>
                 <w:sz w:val="16"/>
               </w:rPr>
@@ -3775,7 +3828,7 @@
             <w:r/>
             <w:r>
               <w:rPr>
-                <w:rFonts w:ascii="Arial" w:hAnsi="Arial"/>
+                <w:rFonts w:ascii="Verdana" w:hAnsi="Verdana"/>
                 <w:b w:val="0"/>
                 <w:sz w:val="16"/>
               </w:rPr>
@@ -3784,15 +3837,18 @@
         </w:tc>
       </w:tr>
       <w:tr>
-        <w:tc>
-          <w:tcPr>
-            <w:tcW w:type="dxa" w:w="1514"/>
-          </w:tcPr>
-          <w:p>
-            <w:r/>
-            <w:r>
-              <w:rPr>
-                <w:rFonts w:ascii="Arial" w:hAnsi="Arial"/>
+        <w:trPr>
+          <w:cantSplit/>
+        </w:trPr>
+        <w:tc>
+          <w:tcPr>
+            <w:tcW w:type="dxa" w:w="1514"/>
+          </w:tcPr>
+          <w:p>
+            <w:r/>
+            <w:r>
+              <w:rPr>
+                <w:rFonts w:ascii="Verdana" w:hAnsi="Verdana"/>
                 <w:b w:val="0"/>
                 <w:sz w:val="16"/>
               </w:rPr>
@@ -3808,7 +3864,7 @@
             <w:r/>
             <w:r>
               <w:rPr>
-                <w:rFonts w:ascii="Arial" w:hAnsi="Arial"/>
+                <w:rFonts w:ascii="Verdana" w:hAnsi="Verdana"/>
                 <w:b w:val="0"/>
                 <w:sz w:val="16"/>
               </w:rPr>
@@ -3824,7 +3880,7 @@
             <w:r/>
             <w:r>
               <w:rPr>
-                <w:rFonts w:ascii="Arial" w:hAnsi="Arial"/>
+                <w:rFonts w:ascii="Verdana" w:hAnsi="Verdana"/>
                 <w:b w:val="0"/>
                 <w:sz w:val="16"/>
               </w:rPr>
@@ -3840,7 +3896,7 @@
             <w:r/>
             <w:r>
               <w:rPr>
-                <w:rFonts w:ascii="Arial" w:hAnsi="Arial"/>
+                <w:rFonts w:ascii="Verdana" w:hAnsi="Verdana"/>
                 <w:b w:val="0"/>
                 <w:sz w:val="16"/>
               </w:rPr>
@@ -3856,7 +3912,7 @@
             <w:r/>
             <w:r>
               <w:rPr>
-                <w:rFonts w:ascii="Arial" w:hAnsi="Arial"/>
+                <w:rFonts w:ascii="Verdana" w:hAnsi="Verdana"/>
                 <w:b w:val="0"/>
                 <w:sz w:val="16"/>
               </w:rPr>
@@ -3872,7 +3928,7 @@
             <w:r/>
             <w:r>
               <w:rPr>
-                <w:rFonts w:ascii="Arial" w:hAnsi="Arial"/>
+                <w:rFonts w:ascii="Verdana" w:hAnsi="Verdana"/>
                 <w:b w:val="0"/>
                 <w:sz w:val="16"/>
               </w:rPr>
@@ -3888,7 +3944,7 @@
             <w:r/>
             <w:r>
               <w:rPr>
-                <w:rFonts w:ascii="Arial" w:hAnsi="Arial"/>
+                <w:rFonts w:ascii="Verdana" w:hAnsi="Verdana"/>
                 <w:b w:val="0"/>
                 <w:sz w:val="16"/>
               </w:rPr>
@@ -3904,7 +3960,7 @@
             <w:r/>
             <w:r>
               <w:rPr>
-                <w:rFonts w:ascii="Arial" w:hAnsi="Arial"/>
+                <w:rFonts w:ascii="Verdana" w:hAnsi="Verdana"/>
                 <w:b w:val="0"/>
                 <w:sz w:val="16"/>
               </w:rPr>
@@ -3920,7 +3976,7 @@
             <w:r/>
             <w:r>
               <w:rPr>
-                <w:rFonts w:ascii="Arial" w:hAnsi="Arial"/>
+                <w:rFonts w:ascii="Verdana" w:hAnsi="Verdana"/>
                 <w:b w:val="0"/>
                 <w:sz w:val="16"/>
               </w:rPr>
@@ -3936,7 +3992,7 @@
             <w:r/>
             <w:r>
               <w:rPr>
-                <w:rFonts w:ascii="Arial" w:hAnsi="Arial"/>
+                <w:rFonts w:ascii="Verdana" w:hAnsi="Verdana"/>
                 <w:b w:val="0"/>
                 <w:sz w:val="16"/>
               </w:rPr>
@@ -3945,15 +4001,18 @@
         </w:tc>
       </w:tr>
       <w:tr>
-        <w:tc>
-          <w:tcPr>
-            <w:tcW w:type="dxa" w:w="1514"/>
-          </w:tcPr>
-          <w:p>
-            <w:r/>
-            <w:r>
-              <w:rPr>
-                <w:rFonts w:ascii="Arial" w:hAnsi="Arial"/>
+        <w:trPr>
+          <w:cantSplit/>
+        </w:trPr>
+        <w:tc>
+          <w:tcPr>
+            <w:tcW w:type="dxa" w:w="1514"/>
+          </w:tcPr>
+          <w:p>
+            <w:r/>
+            <w:r>
+              <w:rPr>
+                <w:rFonts w:ascii="Verdana" w:hAnsi="Verdana"/>
                 <w:b w:val="0"/>
                 <w:sz w:val="16"/>
               </w:rPr>
@@ -3969,7 +4028,7 @@
             <w:r/>
             <w:r>
               <w:rPr>
-                <w:rFonts w:ascii="Arial" w:hAnsi="Arial"/>
+                <w:rFonts w:ascii="Verdana" w:hAnsi="Verdana"/>
                 <w:b w:val="0"/>
                 <w:sz w:val="16"/>
               </w:rPr>
@@ -3985,7 +4044,7 @@
             <w:r/>
             <w:r>
               <w:rPr>
-                <w:rFonts w:ascii="Arial" w:hAnsi="Arial"/>
+                <w:rFonts w:ascii="Verdana" w:hAnsi="Verdana"/>
                 <w:b w:val="0"/>
                 <w:sz w:val="16"/>
               </w:rPr>
@@ -4001,7 +4060,7 @@
             <w:r/>
             <w:r>
               <w:rPr>
-                <w:rFonts w:ascii="Arial" w:hAnsi="Arial"/>
+                <w:rFonts w:ascii="Verdana" w:hAnsi="Verdana"/>
                 <w:b w:val="0"/>
                 <w:sz w:val="16"/>
               </w:rPr>
@@ -4017,7 +4076,7 @@
             <w:r/>
             <w:r>
               <w:rPr>
-                <w:rFonts w:ascii="Arial" w:hAnsi="Arial"/>
+                <w:rFonts w:ascii="Verdana" w:hAnsi="Verdana"/>
                 <w:b w:val="0"/>
                 <w:sz w:val="16"/>
               </w:rPr>
@@ -4033,7 +4092,7 @@
             <w:r/>
             <w:r>
               <w:rPr>
-                <w:rFonts w:ascii="Arial" w:hAnsi="Arial"/>
+                <w:rFonts w:ascii="Verdana" w:hAnsi="Verdana"/>
                 <w:b w:val="0"/>
                 <w:sz w:val="16"/>
               </w:rPr>
@@ -4049,7 +4108,7 @@
             <w:r/>
             <w:r>
               <w:rPr>
-                <w:rFonts w:ascii="Arial" w:hAnsi="Arial"/>
+                <w:rFonts w:ascii="Verdana" w:hAnsi="Verdana"/>
                 <w:b w:val="0"/>
                 <w:sz w:val="16"/>
               </w:rPr>
@@ -4065,7 +4124,7 @@
             <w:r/>
             <w:r>
               <w:rPr>
-                <w:rFonts w:ascii="Arial" w:hAnsi="Arial"/>
+                <w:rFonts w:ascii="Verdana" w:hAnsi="Verdana"/>
                 <w:b w:val="0"/>
                 <w:sz w:val="16"/>
               </w:rPr>
@@ -4081,7 +4140,7 @@
             <w:r/>
             <w:r>
               <w:rPr>
-                <w:rFonts w:ascii="Arial" w:hAnsi="Arial"/>
+                <w:rFonts w:ascii="Verdana" w:hAnsi="Verdana"/>
                 <w:b w:val="0"/>
                 <w:sz w:val="16"/>
               </w:rPr>
@@ -4097,7 +4156,7 @@
             <w:r/>
             <w:r>
               <w:rPr>
-                <w:rFonts w:ascii="Arial" w:hAnsi="Arial"/>
+                <w:rFonts w:ascii="Verdana" w:hAnsi="Verdana"/>
                 <w:b w:val="0"/>
                 <w:sz w:val="16"/>
               </w:rPr>
@@ -4106,15 +4165,18 @@
         </w:tc>
       </w:tr>
       <w:tr>
-        <w:tc>
-          <w:tcPr>
-            <w:tcW w:type="dxa" w:w="1514"/>
-          </w:tcPr>
-          <w:p>
-            <w:r/>
-            <w:r>
-              <w:rPr>
-                <w:rFonts w:ascii="Arial" w:hAnsi="Arial"/>
+        <w:trPr>
+          <w:cantSplit/>
+        </w:trPr>
+        <w:tc>
+          <w:tcPr>
+            <w:tcW w:type="dxa" w:w="1514"/>
+          </w:tcPr>
+          <w:p>
+            <w:r/>
+            <w:r>
+              <w:rPr>
+                <w:rFonts w:ascii="Verdana" w:hAnsi="Verdana"/>
                 <w:b w:val="0"/>
                 <w:sz w:val="16"/>
               </w:rPr>
@@ -4130,7 +4192,7 @@
             <w:r/>
             <w:r>
               <w:rPr>
-                <w:rFonts w:ascii="Arial" w:hAnsi="Arial"/>
+                <w:rFonts w:ascii="Verdana" w:hAnsi="Verdana"/>
                 <w:b w:val="0"/>
                 <w:sz w:val="16"/>
               </w:rPr>
@@ -4146,7 +4208,7 @@
             <w:r/>
             <w:r>
               <w:rPr>
-                <w:rFonts w:ascii="Arial" w:hAnsi="Arial"/>
+                <w:rFonts w:ascii="Verdana" w:hAnsi="Verdana"/>
                 <w:b w:val="0"/>
                 <w:sz w:val="16"/>
               </w:rPr>
@@ -4162,7 +4224,7 @@
             <w:r/>
             <w:r>
               <w:rPr>
-                <w:rFonts w:ascii="Arial" w:hAnsi="Arial"/>
+                <w:rFonts w:ascii="Verdana" w:hAnsi="Verdana"/>
                 <w:b w:val="0"/>
                 <w:sz w:val="16"/>
               </w:rPr>
@@ -4178,7 +4240,7 @@
             <w:r/>
             <w:r>
               <w:rPr>
-                <w:rFonts w:ascii="Arial" w:hAnsi="Arial"/>
+                <w:rFonts w:ascii="Verdana" w:hAnsi="Verdana"/>
                 <w:b w:val="0"/>
                 <w:sz w:val="16"/>
               </w:rPr>
@@ -4194,7 +4256,7 @@
             <w:r/>
             <w:r>
               <w:rPr>
-                <w:rFonts w:ascii="Arial" w:hAnsi="Arial"/>
+                <w:rFonts w:ascii="Verdana" w:hAnsi="Verdana"/>
                 <w:b w:val="0"/>
                 <w:sz w:val="16"/>
               </w:rPr>
@@ -4210,7 +4272,7 @@
             <w:r/>
             <w:r>
               <w:rPr>
-                <w:rFonts w:ascii="Arial" w:hAnsi="Arial"/>
+                <w:rFonts w:ascii="Verdana" w:hAnsi="Verdana"/>
                 <w:b w:val="0"/>
                 <w:sz w:val="16"/>
               </w:rPr>
@@ -4226,7 +4288,7 @@
             <w:r/>
             <w:r>
               <w:rPr>
-                <w:rFonts w:ascii="Arial" w:hAnsi="Arial"/>
+                <w:rFonts w:ascii="Verdana" w:hAnsi="Verdana"/>
                 <w:b w:val="0"/>
                 <w:sz w:val="16"/>
               </w:rPr>
@@ -4242,7 +4304,7 @@
             <w:r/>
             <w:r>
               <w:rPr>
-                <w:rFonts w:ascii="Arial" w:hAnsi="Arial"/>
+                <w:rFonts w:ascii="Verdana" w:hAnsi="Verdana"/>
                 <w:b w:val="0"/>
                 <w:sz w:val="16"/>
               </w:rPr>
@@ -4258,7 +4320,7 @@
             <w:r/>
             <w:r>
               <w:rPr>
-                <w:rFonts w:ascii="Arial" w:hAnsi="Arial"/>
+                <w:rFonts w:ascii="Verdana" w:hAnsi="Verdana"/>
                 <w:b w:val="0"/>
                 <w:sz w:val="16"/>
               </w:rPr>
@@ -4267,15 +4329,18 @@
         </w:tc>
       </w:tr>
       <w:tr>
-        <w:tc>
-          <w:tcPr>
-            <w:tcW w:type="dxa" w:w="1514"/>
-          </w:tcPr>
-          <w:p>
-            <w:r/>
-            <w:r>
-              <w:rPr>
-                <w:rFonts w:ascii="Arial" w:hAnsi="Arial"/>
+        <w:trPr>
+          <w:cantSplit/>
+        </w:trPr>
+        <w:tc>
+          <w:tcPr>
+            <w:tcW w:type="dxa" w:w="1514"/>
+          </w:tcPr>
+          <w:p>
+            <w:r/>
+            <w:r>
+              <w:rPr>
+                <w:rFonts w:ascii="Verdana" w:hAnsi="Verdana"/>
                 <w:b w:val="0"/>
                 <w:sz w:val="16"/>
               </w:rPr>
@@ -4291,7 +4356,7 @@
             <w:r/>
             <w:r>
               <w:rPr>
-                <w:rFonts w:ascii="Arial" w:hAnsi="Arial"/>
+                <w:rFonts w:ascii="Verdana" w:hAnsi="Verdana"/>
                 <w:b w:val="0"/>
                 <w:sz w:val="16"/>
               </w:rPr>
@@ -4307,7 +4372,7 @@
             <w:r/>
             <w:r>
               <w:rPr>
-                <w:rFonts w:ascii="Arial" w:hAnsi="Arial"/>
+                <w:rFonts w:ascii="Verdana" w:hAnsi="Verdana"/>
                 <w:b w:val="0"/>
                 <w:sz w:val="16"/>
               </w:rPr>
@@ -4323,7 +4388,7 @@
             <w:r/>
             <w:r>
               <w:rPr>
-                <w:rFonts w:ascii="Arial" w:hAnsi="Arial"/>
+                <w:rFonts w:ascii="Verdana" w:hAnsi="Verdana"/>
                 <w:b w:val="0"/>
                 <w:sz w:val="16"/>
               </w:rPr>
@@ -4339,7 +4404,7 @@
             <w:r/>
             <w:r>
               <w:rPr>
-                <w:rFonts w:ascii="Arial" w:hAnsi="Arial"/>
+                <w:rFonts w:ascii="Verdana" w:hAnsi="Verdana"/>
                 <w:b w:val="0"/>
                 <w:sz w:val="16"/>
               </w:rPr>
@@ -4355,7 +4420,7 @@
             <w:r/>
             <w:r>
               <w:rPr>
-                <w:rFonts w:ascii="Arial" w:hAnsi="Arial"/>
+                <w:rFonts w:ascii="Verdana" w:hAnsi="Verdana"/>
                 <w:b w:val="0"/>
                 <w:sz w:val="16"/>
               </w:rPr>
@@ -4371,7 +4436,7 @@
             <w:r/>
             <w:r>
               <w:rPr>
-                <w:rFonts w:ascii="Arial" w:hAnsi="Arial"/>
+                <w:rFonts w:ascii="Verdana" w:hAnsi="Verdana"/>
                 <w:b w:val="0"/>
                 <w:sz w:val="16"/>
               </w:rPr>
@@ -4387,7 +4452,7 @@
             <w:r/>
             <w:r>
               <w:rPr>
-                <w:rFonts w:ascii="Arial" w:hAnsi="Arial"/>
+                <w:rFonts w:ascii="Verdana" w:hAnsi="Verdana"/>
                 <w:b w:val="0"/>
                 <w:sz w:val="16"/>
               </w:rPr>
@@ -4403,7 +4468,7 @@
             <w:r/>
             <w:r>
               <w:rPr>
-                <w:rFonts w:ascii="Arial" w:hAnsi="Arial"/>
+                <w:rFonts w:ascii="Verdana" w:hAnsi="Verdana"/>
                 <w:b w:val="0"/>
                 <w:sz w:val="16"/>
               </w:rPr>
@@ -4419,7 +4484,7 @@
             <w:r/>
             <w:r>
               <w:rPr>
-                <w:rFonts w:ascii="Arial" w:hAnsi="Arial"/>
+                <w:rFonts w:ascii="Verdana" w:hAnsi="Verdana"/>
                 <w:b w:val="0"/>
                 <w:sz w:val="16"/>
               </w:rPr>
@@ -4428,15 +4493,18 @@
         </w:tc>
       </w:tr>
       <w:tr>
-        <w:tc>
-          <w:tcPr>
-            <w:tcW w:type="dxa" w:w="1514"/>
-          </w:tcPr>
-          <w:p>
-            <w:r/>
-            <w:r>
-              <w:rPr>
-                <w:rFonts w:ascii="Arial" w:hAnsi="Arial"/>
+        <w:trPr>
+          <w:cantSplit/>
+        </w:trPr>
+        <w:tc>
+          <w:tcPr>
+            <w:tcW w:type="dxa" w:w="1514"/>
+          </w:tcPr>
+          <w:p>
+            <w:r/>
+            <w:r>
+              <w:rPr>
+                <w:rFonts w:ascii="Verdana" w:hAnsi="Verdana"/>
                 <w:b w:val="0"/>
                 <w:sz w:val="16"/>
               </w:rPr>
@@ -4452,7 +4520,7 @@
             <w:r/>
             <w:r>
               <w:rPr>
-                <w:rFonts w:ascii="Arial" w:hAnsi="Arial"/>
+                <w:rFonts w:ascii="Verdana" w:hAnsi="Verdana"/>
                 <w:b w:val="0"/>
                 <w:sz w:val="16"/>
               </w:rPr>
@@ -4468,7 +4536,7 @@
             <w:r/>
             <w:r>
               <w:rPr>
-                <w:rFonts w:ascii="Arial" w:hAnsi="Arial"/>
+                <w:rFonts w:ascii="Verdana" w:hAnsi="Verdana"/>
                 <w:b w:val="0"/>
                 <w:sz w:val="16"/>
               </w:rPr>
@@ -4484,7 +4552,7 @@
             <w:r/>
             <w:r>
               <w:rPr>
-                <w:rFonts w:ascii="Arial" w:hAnsi="Arial"/>
+                <w:rFonts w:ascii="Verdana" w:hAnsi="Verdana"/>
                 <w:b w:val="0"/>
                 <w:sz w:val="16"/>
               </w:rPr>
@@ -4500,7 +4568,7 @@
             <w:r/>
             <w:r>
               <w:rPr>
-                <w:rFonts w:ascii="Arial" w:hAnsi="Arial"/>
+                <w:rFonts w:ascii="Verdana" w:hAnsi="Verdana"/>
                 <w:b w:val="0"/>
                 <w:sz w:val="16"/>
               </w:rPr>
@@ -4516,7 +4584,7 @@
             <w:r/>
             <w:r>
               <w:rPr>
-                <w:rFonts w:ascii="Arial" w:hAnsi="Arial"/>
+                <w:rFonts w:ascii="Verdana" w:hAnsi="Verdana"/>
                 <w:b w:val="0"/>
                 <w:sz w:val="16"/>
               </w:rPr>
@@ -4532,7 +4600,7 @@
             <w:r/>
             <w:r>
               <w:rPr>
-                <w:rFonts w:ascii="Arial" w:hAnsi="Arial"/>
+                <w:rFonts w:ascii="Verdana" w:hAnsi="Verdana"/>
                 <w:b w:val="0"/>
                 <w:sz w:val="16"/>
               </w:rPr>
@@ -4548,7 +4616,7 @@
             <w:r/>
             <w:r>
               <w:rPr>
-                <w:rFonts w:ascii="Arial" w:hAnsi="Arial"/>
+                <w:rFonts w:ascii="Verdana" w:hAnsi="Verdana"/>
                 <w:b w:val="0"/>
                 <w:sz w:val="16"/>
               </w:rPr>
@@ -4564,7 +4632,7 @@
             <w:r/>
             <w:r>
               <w:rPr>
-                <w:rFonts w:ascii="Arial" w:hAnsi="Arial"/>
+                <w:rFonts w:ascii="Verdana" w:hAnsi="Verdana"/>
                 <w:b w:val="0"/>
                 <w:sz w:val="16"/>
               </w:rPr>
@@ -4580,7 +4648,7 @@
             <w:r/>
             <w:r>
               <w:rPr>
-                <w:rFonts w:ascii="Arial" w:hAnsi="Arial"/>
+                <w:rFonts w:ascii="Verdana" w:hAnsi="Verdana"/>
                 <w:b w:val="0"/>
                 <w:sz w:val="16"/>
               </w:rPr>
@@ -4589,15 +4657,18 @@
         </w:tc>
       </w:tr>
       <w:tr>
-        <w:tc>
-          <w:tcPr>
-            <w:tcW w:type="dxa" w:w="1514"/>
-          </w:tcPr>
-          <w:p>
-            <w:r/>
-            <w:r>
-              <w:rPr>
-                <w:rFonts w:ascii="Arial" w:hAnsi="Arial"/>
+        <w:trPr>
+          <w:cantSplit/>
+        </w:trPr>
+        <w:tc>
+          <w:tcPr>
+            <w:tcW w:type="dxa" w:w="1514"/>
+          </w:tcPr>
+          <w:p>
+            <w:r/>
+            <w:r>
+              <w:rPr>
+                <w:rFonts w:ascii="Verdana" w:hAnsi="Verdana"/>
                 <w:b w:val="0"/>
                 <w:sz w:val="16"/>
               </w:rPr>
@@ -4613,7 +4684,7 @@
             <w:r/>
             <w:r>
               <w:rPr>
-                <w:rFonts w:ascii="Arial" w:hAnsi="Arial"/>
+                <w:rFonts w:ascii="Verdana" w:hAnsi="Verdana"/>
                 <w:b w:val="0"/>
                 <w:sz w:val="16"/>
               </w:rPr>
@@ -4629,7 +4700,7 @@
             <w:r/>
             <w:r>
               <w:rPr>
-                <w:rFonts w:ascii="Arial" w:hAnsi="Arial"/>
+                <w:rFonts w:ascii="Verdana" w:hAnsi="Verdana"/>
                 <w:b w:val="0"/>
                 <w:sz w:val="16"/>
               </w:rPr>
@@ -4645,7 +4716,7 @@
             <w:r/>
             <w:r>
               <w:rPr>
-                <w:rFonts w:ascii="Arial" w:hAnsi="Arial"/>
+                <w:rFonts w:ascii="Verdana" w:hAnsi="Verdana"/>
                 <w:b w:val="0"/>
                 <w:sz w:val="16"/>
               </w:rPr>
@@ -4661,7 +4732,7 @@
             <w:r/>
             <w:r>
               <w:rPr>
-                <w:rFonts w:ascii="Arial" w:hAnsi="Arial"/>
+                <w:rFonts w:ascii="Verdana" w:hAnsi="Verdana"/>
                 <w:b w:val="0"/>
                 <w:sz w:val="16"/>
               </w:rPr>
@@ -4677,7 +4748,7 @@
             <w:r/>
             <w:r>
               <w:rPr>
-                <w:rFonts w:ascii="Arial" w:hAnsi="Arial"/>
+                <w:rFonts w:ascii="Verdana" w:hAnsi="Verdana"/>
                 <w:b w:val="0"/>
                 <w:sz w:val="16"/>
               </w:rPr>
@@ -4693,7 +4764,7 @@
             <w:r/>
             <w:r>
               <w:rPr>
-                <w:rFonts w:ascii="Arial" w:hAnsi="Arial"/>
+                <w:rFonts w:ascii="Verdana" w:hAnsi="Verdana"/>
                 <w:b w:val="0"/>
                 <w:sz w:val="16"/>
               </w:rPr>
@@ -4709,7 +4780,7 @@
             <w:r/>
             <w:r>
               <w:rPr>
-                <w:rFonts w:ascii="Arial" w:hAnsi="Arial"/>
+                <w:rFonts w:ascii="Verdana" w:hAnsi="Verdana"/>
                 <w:b w:val="0"/>
                 <w:sz w:val="16"/>
               </w:rPr>
@@ -4725,7 +4796,7 @@
             <w:r/>
             <w:r>
               <w:rPr>
-                <w:rFonts w:ascii="Arial" w:hAnsi="Arial"/>
+                <w:rFonts w:ascii="Verdana" w:hAnsi="Verdana"/>
                 <w:b w:val="0"/>
                 <w:sz w:val="16"/>
               </w:rPr>
@@ -4741,7 +4812,7 @@
             <w:r/>
             <w:r>
               <w:rPr>
-                <w:rFonts w:ascii="Arial" w:hAnsi="Arial"/>
+                <w:rFonts w:ascii="Verdana" w:hAnsi="Verdana"/>
                 <w:b w:val="0"/>
                 <w:sz w:val="16"/>
               </w:rPr>
@@ -4750,15 +4821,18 @@
         </w:tc>
       </w:tr>
       <w:tr>
-        <w:tc>
-          <w:tcPr>
-            <w:tcW w:type="dxa" w:w="1514"/>
-          </w:tcPr>
-          <w:p>
-            <w:r/>
-            <w:r>
-              <w:rPr>
-                <w:rFonts w:ascii="Arial" w:hAnsi="Arial"/>
+        <w:trPr>
+          <w:cantSplit/>
+        </w:trPr>
+        <w:tc>
+          <w:tcPr>
+            <w:tcW w:type="dxa" w:w="1514"/>
+          </w:tcPr>
+          <w:p>
+            <w:r/>
+            <w:r>
+              <w:rPr>
+                <w:rFonts w:ascii="Verdana" w:hAnsi="Verdana"/>
                 <w:b w:val="0"/>
                 <w:sz w:val="16"/>
               </w:rPr>
@@ -4774,7 +4848,7 @@
             <w:r/>
             <w:r>
               <w:rPr>
-                <w:rFonts w:ascii="Arial" w:hAnsi="Arial"/>
+                <w:rFonts w:ascii="Verdana" w:hAnsi="Verdana"/>
                 <w:b w:val="0"/>
                 <w:sz w:val="16"/>
               </w:rPr>
@@ -4790,7 +4864,7 @@
             <w:r/>
             <w:r>
               <w:rPr>
-                <w:rFonts w:ascii="Arial" w:hAnsi="Arial"/>
+                <w:rFonts w:ascii="Verdana" w:hAnsi="Verdana"/>
                 <w:b w:val="0"/>
                 <w:sz w:val="16"/>
               </w:rPr>
@@ -4806,7 +4880,7 @@
             <w:r/>
             <w:r>
               <w:rPr>
-                <w:rFonts w:ascii="Arial" w:hAnsi="Arial"/>
+                <w:rFonts w:ascii="Verdana" w:hAnsi="Verdana"/>
                 <w:b w:val="0"/>
                 <w:sz w:val="16"/>
               </w:rPr>
@@ -4822,7 +4896,7 @@
             <w:r/>
             <w:r>
               <w:rPr>
-                <w:rFonts w:ascii="Arial" w:hAnsi="Arial"/>
+                <w:rFonts w:ascii="Verdana" w:hAnsi="Verdana"/>
                 <w:b w:val="0"/>
                 <w:sz w:val="16"/>
               </w:rPr>
@@ -4838,7 +4912,7 @@
             <w:r/>
             <w:r>
               <w:rPr>
-                <w:rFonts w:ascii="Arial" w:hAnsi="Arial"/>
+                <w:rFonts w:ascii="Verdana" w:hAnsi="Verdana"/>
                 <w:b w:val="0"/>
                 <w:sz w:val="16"/>
               </w:rPr>
@@ -4854,7 +4928,7 @@
             <w:r/>
             <w:r>
               <w:rPr>
-                <w:rFonts w:ascii="Arial" w:hAnsi="Arial"/>
+                <w:rFonts w:ascii="Verdana" w:hAnsi="Verdana"/>
                 <w:b w:val="0"/>
                 <w:sz w:val="16"/>
               </w:rPr>
@@ -4870,7 +4944,7 @@
             <w:r/>
             <w:r>
               <w:rPr>
-                <w:rFonts w:ascii="Arial" w:hAnsi="Arial"/>
+                <w:rFonts w:ascii="Verdana" w:hAnsi="Verdana"/>
                 <w:b w:val="0"/>
                 <w:sz w:val="16"/>
               </w:rPr>
@@ -4886,7 +4960,7 @@
             <w:r/>
             <w:r>
               <w:rPr>
-                <w:rFonts w:ascii="Arial" w:hAnsi="Arial"/>
+                <w:rFonts w:ascii="Verdana" w:hAnsi="Verdana"/>
                 <w:b w:val="0"/>
                 <w:sz w:val="16"/>
               </w:rPr>
@@ -4902,7 +4976,7 @@
             <w:r/>
             <w:r>
               <w:rPr>
-                <w:rFonts w:ascii="Arial" w:hAnsi="Arial"/>
+                <w:rFonts w:ascii="Verdana" w:hAnsi="Verdana"/>
                 <w:b w:val="0"/>
                 <w:sz w:val="16"/>
               </w:rPr>
@@ -4911,15 +4985,18 @@
         </w:tc>
       </w:tr>
       <w:tr>
-        <w:tc>
-          <w:tcPr>
-            <w:tcW w:type="dxa" w:w="1514"/>
-          </w:tcPr>
-          <w:p>
-            <w:r/>
-            <w:r>
-              <w:rPr>
-                <w:rFonts w:ascii="Arial" w:hAnsi="Arial"/>
+        <w:trPr>
+          <w:cantSplit/>
+        </w:trPr>
+        <w:tc>
+          <w:tcPr>
+            <w:tcW w:type="dxa" w:w="1514"/>
+          </w:tcPr>
+          <w:p>
+            <w:r/>
+            <w:r>
+              <w:rPr>
+                <w:rFonts w:ascii="Verdana" w:hAnsi="Verdana"/>
                 <w:b w:val="0"/>
                 <w:sz w:val="16"/>
               </w:rPr>
@@ -4935,7 +5012,7 @@
             <w:r/>
             <w:r>
               <w:rPr>
-                <w:rFonts w:ascii="Arial" w:hAnsi="Arial"/>
+                <w:rFonts w:ascii="Verdana" w:hAnsi="Verdana"/>
                 <w:b w:val="0"/>
                 <w:sz w:val="16"/>
               </w:rPr>
@@ -4951,7 +5028,7 @@
             <w:r/>
             <w:r>
               <w:rPr>
-                <w:rFonts w:ascii="Arial" w:hAnsi="Arial"/>
+                <w:rFonts w:ascii="Verdana" w:hAnsi="Verdana"/>
                 <w:b w:val="0"/>
                 <w:sz w:val="16"/>
               </w:rPr>
@@ -4967,7 +5044,7 @@
             <w:r/>
             <w:r>
               <w:rPr>
-                <w:rFonts w:ascii="Arial" w:hAnsi="Arial"/>
+                <w:rFonts w:ascii="Verdana" w:hAnsi="Verdana"/>
                 <w:b w:val="0"/>
                 <w:sz w:val="16"/>
               </w:rPr>
@@ -4983,7 +5060,7 @@
             <w:r/>
             <w:r>
               <w:rPr>
-                <w:rFonts w:ascii="Arial" w:hAnsi="Arial"/>
+                <w:rFonts w:ascii="Verdana" w:hAnsi="Verdana"/>
                 <w:b w:val="0"/>
                 <w:sz w:val="16"/>
               </w:rPr>
@@ -4999,7 +5076,7 @@
             <w:r/>
             <w:r>
               <w:rPr>
-                <w:rFonts w:ascii="Arial" w:hAnsi="Arial"/>
+                <w:rFonts w:ascii="Verdana" w:hAnsi="Verdana"/>
                 <w:b w:val="0"/>
                 <w:sz w:val="16"/>
               </w:rPr>
@@ -5015,7 +5092,7 @@
             <w:r/>
             <w:r>
               <w:rPr>
-                <w:rFonts w:ascii="Arial" w:hAnsi="Arial"/>
+                <w:rFonts w:ascii="Verdana" w:hAnsi="Verdana"/>
                 <w:b w:val="0"/>
                 <w:sz w:val="16"/>
               </w:rPr>
@@ -5031,7 +5108,7 @@
             <w:r/>
             <w:r>
               <w:rPr>
-                <w:rFonts w:ascii="Arial" w:hAnsi="Arial"/>
+                <w:rFonts w:ascii="Verdana" w:hAnsi="Verdana"/>
                 <w:b w:val="0"/>
                 <w:sz w:val="16"/>
               </w:rPr>
@@ -5047,7 +5124,7 @@
             <w:r/>
             <w:r>
               <w:rPr>
-                <w:rFonts w:ascii="Arial" w:hAnsi="Arial"/>
+                <w:rFonts w:ascii="Verdana" w:hAnsi="Verdana"/>
                 <w:b w:val="0"/>
                 <w:sz w:val="16"/>
               </w:rPr>
@@ -5063,7 +5140,7 @@
             <w:r/>
             <w:r>
               <w:rPr>
-                <w:rFonts w:ascii="Arial" w:hAnsi="Arial"/>
+                <w:rFonts w:ascii="Verdana" w:hAnsi="Verdana"/>
                 <w:b w:val="0"/>
                 <w:sz w:val="16"/>
               </w:rPr>
@@ -5072,15 +5149,18 @@
         </w:tc>
       </w:tr>
       <w:tr>
-        <w:tc>
-          <w:tcPr>
-            <w:tcW w:type="dxa" w:w="1514"/>
-          </w:tcPr>
-          <w:p>
-            <w:r/>
-            <w:r>
-              <w:rPr>
-                <w:rFonts w:ascii="Arial" w:hAnsi="Arial"/>
+        <w:trPr>
+          <w:cantSplit/>
+        </w:trPr>
+        <w:tc>
+          <w:tcPr>
+            <w:tcW w:type="dxa" w:w="1514"/>
+          </w:tcPr>
+          <w:p>
+            <w:r/>
+            <w:r>
+              <w:rPr>
+                <w:rFonts w:ascii="Verdana" w:hAnsi="Verdana"/>
                 <w:b w:val="0"/>
                 <w:sz w:val="16"/>
               </w:rPr>
@@ -5096,7 +5176,7 @@
             <w:r/>
             <w:r>
               <w:rPr>
-                <w:rFonts w:ascii="Arial" w:hAnsi="Arial"/>
+                <w:rFonts w:ascii="Verdana" w:hAnsi="Verdana"/>
                 <w:b w:val="0"/>
                 <w:sz w:val="16"/>
               </w:rPr>
@@ -5112,7 +5192,7 @@
             <w:r/>
             <w:r>
               <w:rPr>
-                <w:rFonts w:ascii="Arial" w:hAnsi="Arial"/>
+                <w:rFonts w:ascii="Verdana" w:hAnsi="Verdana"/>
                 <w:b w:val="0"/>
                 <w:sz w:val="16"/>
               </w:rPr>
@@ -5128,7 +5208,7 @@
             <w:r/>
             <w:r>
               <w:rPr>
-                <w:rFonts w:ascii="Arial" w:hAnsi="Arial"/>
+                <w:rFonts w:ascii="Verdana" w:hAnsi="Verdana"/>
                 <w:b w:val="0"/>
                 <w:sz w:val="16"/>
               </w:rPr>
@@ -5144,7 +5224,7 @@
             <w:r/>
             <w:r>
               <w:rPr>
-                <w:rFonts w:ascii="Arial" w:hAnsi="Arial"/>
+                <w:rFonts w:ascii="Verdana" w:hAnsi="Verdana"/>
                 <w:b w:val="0"/>
                 <w:sz w:val="16"/>
               </w:rPr>
@@ -5160,7 +5240,7 @@
             <w:r/>
             <w:r>
               <w:rPr>
-                <w:rFonts w:ascii="Arial" w:hAnsi="Arial"/>
+                <w:rFonts w:ascii="Verdana" w:hAnsi="Verdana"/>
                 <w:b w:val="0"/>
                 <w:sz w:val="16"/>
               </w:rPr>
@@ -5176,7 +5256,7 @@
             <w:r/>
             <w:r>
               <w:rPr>
-                <w:rFonts w:ascii="Arial" w:hAnsi="Arial"/>
+                <w:rFonts w:ascii="Verdana" w:hAnsi="Verdana"/>
                 <w:b w:val="0"/>
                 <w:sz w:val="16"/>
               </w:rPr>
@@ -5192,7 +5272,7 @@
             <w:r/>
             <w:r>
               <w:rPr>
-                <w:rFonts w:ascii="Arial" w:hAnsi="Arial"/>
+                <w:rFonts w:ascii="Verdana" w:hAnsi="Verdana"/>
                 <w:b w:val="0"/>
                 <w:sz w:val="16"/>
               </w:rPr>
@@ -5208,7 +5288,7 @@
             <w:r/>
             <w:r>
               <w:rPr>
-                <w:rFonts w:ascii="Arial" w:hAnsi="Arial"/>
+                <w:rFonts w:ascii="Verdana" w:hAnsi="Verdana"/>
                 <w:b w:val="0"/>
                 <w:sz w:val="16"/>
               </w:rPr>
@@ -5224,7 +5304,7 @@
             <w:r/>
             <w:r>
               <w:rPr>
-                <w:rFonts w:ascii="Arial" w:hAnsi="Arial"/>
+                <w:rFonts w:ascii="Verdana" w:hAnsi="Verdana"/>
                 <w:b w:val="0"/>
                 <w:sz w:val="16"/>
               </w:rPr>

--- a/docx/es/BUFRCREX_TableB_es_19.docx
+++ b/docx/es/BUFRCREX_TableB_es_19.docx
@@ -239,7 +239,7 @@
                 <w:b w:val="0"/>
                 <w:sz w:val="16"/>
               </w:rPr>
-              <w:t>019001</w:t>
+              <w:t>0 19 001</w:t>
             </w:r>
           </w:p>
         </w:tc>
@@ -403,7 +403,7 @@
                 <w:b w:val="0"/>
                 <w:sz w:val="16"/>
               </w:rPr>
-              <w:t>019002</w:t>
+              <w:t>0 19 002</w:t>
             </w:r>
           </w:p>
         </w:tc>
@@ -568,7 +568,7 @@
                 <w:b w:val="0"/>
                 <w:sz w:val="16"/>
               </w:rPr>
-              <w:t>019003</w:t>
+              <w:t>0 19 003</w:t>
             </w:r>
           </w:p>
         </w:tc>
@@ -733,7 +733,7 @@
                 <w:b w:val="0"/>
                 <w:sz w:val="16"/>
               </w:rPr>
-              <w:t>019004</w:t>
+              <w:t>0 19 004</w:t>
             </w:r>
           </w:p>
         </w:tc>
@@ -898,7 +898,7 @@
                 <w:b w:val="0"/>
                 <w:sz w:val="16"/>
               </w:rPr>
-              <w:t>019005</w:t>
+              <w:t>0 19 005</w:t>
             </w:r>
           </w:p>
         </w:tc>
@@ -1063,7 +1063,7 @@
                 <w:b w:val="0"/>
                 <w:sz w:val="16"/>
               </w:rPr>
-              <w:t>019006</w:t>
+              <w:t>0 19 006</w:t>
             </w:r>
           </w:p>
         </w:tc>
@@ -1228,7 +1228,7 @@
                 <w:b w:val="0"/>
                 <w:sz w:val="16"/>
               </w:rPr>
-              <w:t>019007</w:t>
+              <w:t>0 19 007</w:t>
             </w:r>
           </w:p>
         </w:tc>
@@ -1392,7 +1392,7 @@
                 <w:b w:val="0"/>
                 <w:sz w:val="16"/>
               </w:rPr>
-              <w:t>019008</w:t>
+              <w:t>0 19 008</w:t>
             </w:r>
           </w:p>
         </w:tc>
@@ -1556,7 +1556,7 @@
                 <w:b w:val="0"/>
                 <w:sz w:val="16"/>
               </w:rPr>
-              <w:t>019009</w:t>
+              <w:t>0 19 009</w:t>
             </w:r>
           </w:p>
         </w:tc>
@@ -1720,7 +1720,7 @@
                 <w:b w:val="0"/>
                 <w:sz w:val="16"/>
               </w:rPr>
-              <w:t>019010</w:t>
+              <w:t>0 19 010</w:t>
             </w:r>
           </w:p>
         </w:tc>
@@ -1884,7 +1884,7 @@
                 <w:b w:val="0"/>
                 <w:sz w:val="16"/>
               </w:rPr>
-              <w:t>019100</w:t>
+              <w:t>0 19 100</w:t>
             </w:r>
           </w:p>
         </w:tc>
@@ -2048,7 +2048,7 @@
                 <w:b w:val="0"/>
                 <w:sz w:val="16"/>
               </w:rPr>
-              <w:t>019101</w:t>
+              <w:t>0 19 101</w:t>
             </w:r>
           </w:p>
         </w:tc>
@@ -2212,7 +2212,7 @@
                 <w:b w:val="0"/>
                 <w:sz w:val="16"/>
               </w:rPr>
-              <w:t>019102</w:t>
+              <w:t>0 19 102</w:t>
             </w:r>
           </w:p>
         </w:tc>
@@ -2376,7 +2376,7 @@
                 <w:b w:val="0"/>
                 <w:sz w:val="16"/>
               </w:rPr>
-              <w:t>019103</w:t>
+              <w:t>0 19 103</w:t>
             </w:r>
           </w:p>
         </w:tc>
@@ -2540,7 +2540,7 @@
                 <w:b w:val="0"/>
                 <w:sz w:val="16"/>
               </w:rPr>
-              <w:t>019104</w:t>
+              <w:t>0 19 104</w:t>
             </w:r>
           </w:p>
         </w:tc>
@@ -2704,7 +2704,7 @@
                 <w:b w:val="0"/>
                 <w:sz w:val="16"/>
               </w:rPr>
-              <w:t>019105</w:t>
+              <w:t>0 19 105</w:t>
             </w:r>
           </w:p>
         </w:tc>
@@ -2868,7 +2868,7 @@
                 <w:b w:val="0"/>
                 <w:sz w:val="16"/>
               </w:rPr>
-              <w:t>019106</w:t>
+              <w:t>0 19 106</w:t>
             </w:r>
           </w:p>
         </w:tc>
@@ -3032,7 +3032,7 @@
                 <w:b w:val="0"/>
                 <w:sz w:val="16"/>
               </w:rPr>
-              <w:t>019107</w:t>
+              <w:t>0 19 107</w:t>
             </w:r>
           </w:p>
         </w:tc>
@@ -3196,7 +3196,7 @@
                 <w:b w:val="0"/>
                 <w:sz w:val="16"/>
               </w:rPr>
-              <w:t>019108</w:t>
+              <w:t>0 19 108</w:t>
             </w:r>
           </w:p>
         </w:tc>
@@ -3360,7 +3360,7 @@
                 <w:b w:val="0"/>
                 <w:sz w:val="16"/>
               </w:rPr>
-              <w:t>019109</w:t>
+              <w:t>0 19 109</w:t>
             </w:r>
           </w:p>
         </w:tc>
@@ -3524,7 +3524,7 @@
                 <w:b w:val="0"/>
                 <w:sz w:val="16"/>
               </w:rPr>
-              <w:t>019110</w:t>
+              <w:t>0 19 110</w:t>
             </w:r>
           </w:p>
         </w:tc>
@@ -3688,7 +3688,7 @@
                 <w:b w:val="0"/>
                 <w:sz w:val="16"/>
               </w:rPr>
-              <w:t>019111</w:t>
+              <w:t>0 19 111</w:t>
             </w:r>
           </w:p>
         </w:tc>
@@ -3852,7 +3852,7 @@
                 <w:b w:val="0"/>
                 <w:sz w:val="16"/>
               </w:rPr>
-              <w:t>019112</w:t>
+              <w:t>0 19 112</w:t>
             </w:r>
           </w:p>
         </w:tc>
@@ -4016,7 +4016,7 @@
                 <w:b w:val="0"/>
                 <w:sz w:val="16"/>
               </w:rPr>
-              <w:t>019113</w:t>
+              <w:t>0 19 113</w:t>
             </w:r>
           </w:p>
         </w:tc>
@@ -4180,7 +4180,7 @@
                 <w:b w:val="0"/>
                 <w:sz w:val="16"/>
               </w:rPr>
-              <w:t>019114</w:t>
+              <w:t>0 19 114</w:t>
             </w:r>
           </w:p>
         </w:tc>
@@ -4344,7 +4344,7 @@
                 <w:b w:val="0"/>
                 <w:sz w:val="16"/>
               </w:rPr>
-              <w:t>019115</w:t>
+              <w:t>0 19 115</w:t>
             </w:r>
           </w:p>
         </w:tc>
@@ -4508,7 +4508,7 @@
                 <w:b w:val="0"/>
                 <w:sz w:val="16"/>
               </w:rPr>
-              <w:t>019116</w:t>
+              <w:t>0 19 116</w:t>
             </w:r>
           </w:p>
         </w:tc>
@@ -4672,7 +4672,7 @@
                 <w:b w:val="0"/>
                 <w:sz w:val="16"/>
               </w:rPr>
-              <w:t>019117</w:t>
+              <w:t>0 19 117</w:t>
             </w:r>
           </w:p>
         </w:tc>
@@ -4836,7 +4836,7 @@
                 <w:b w:val="0"/>
                 <w:sz w:val="16"/>
               </w:rPr>
-              <w:t>019118</w:t>
+              <w:t>0 19 118</w:t>
             </w:r>
           </w:p>
         </w:tc>
@@ -5000,7 +5000,7 @@
                 <w:b w:val="0"/>
                 <w:sz w:val="16"/>
               </w:rPr>
-              <w:t>019119</w:t>
+              <w:t>0 19 119</w:t>
             </w:r>
           </w:p>
         </w:tc>
@@ -5164,7 +5164,7 @@
                 <w:b w:val="0"/>
                 <w:sz w:val="16"/>
               </w:rPr>
-              <w:t>019150</w:t>
+              <w:t>0 19 150</w:t>
             </w:r>
           </w:p>
         </w:tc>

--- a/docx/es/BUFRCREX_TableB_es_19.docx
+++ b/docx/es/BUFRCREX_TableB_es_19.docx
@@ -13,6 +13,376 @@
           <w:sz w:val="22"/>
         </w:rPr>
         <w:t>Clase 19: Características sinópticas</w:t>
+      </w:r>
+    </w:p>
+    <w:p>
+      <w:r>
+        <w:rPr>
+          <w:rFonts w:ascii="Verdana" w:hAnsi="Verdana"/>
+          <w:i/>
+          <w:sz w:val="14"/>
+        </w:rPr>
+        <w:t>Note 23: El valor –0,1 kg m–2 antes de la aplicación del factor de escala (–1 después de su aplicación o en la clave CREX) indicará “trazas” (no mensurable, menos de 0,05 kg m–2).</w:t>
+      </w:r>
+    </w:p>
+    <w:p>
+      <w:r>
+        <w:rPr>
+          <w:rFonts w:ascii="Verdana" w:hAnsi="Verdana"/>
+          <w:i/>
+          <w:sz w:val="14"/>
+        </w:rPr>
+        <w:t>Note 25: Una significación definida anteriormente puede anularse transmitiendo un “valor faltante” a partir de la tabla de cifrado o de banderines apropiada.</w:t>
+      </w:r>
+    </w:p>
+    <w:p>
+      <w:r>
+        <w:rPr>
+          <w:rFonts w:ascii="Verdana" w:hAnsi="Verdana"/>
+          <w:i/>
+          <w:sz w:val="14"/>
+        </w:rPr>
+        <w:t>Note 27: Todas las horas están expresadas en Tiempo Universal Coordinado (UTC), a menos que se indique lo contrario. I.2 – BUFR/CREX Tabla B/04 – 3</w:t>
+      </w:r>
+    </w:p>
+    <w:p>
+      <w:r>
+        <w:rPr>
+          <w:rFonts w:ascii="Verdana" w:hAnsi="Verdana"/>
+          <w:i/>
+          <w:sz w:val="14"/>
+        </w:rPr>
+        <w:t>Note 32: Solo se indicará el rumbo o azimut en relación con la localización comunicada que no volverá a especificarse.</w:t>
+      </w:r>
+    </w:p>
+    <w:p>
+      <w:r>
+        <w:rPr>
+          <w:rFonts w:ascii="Verdana" w:hAnsi="Verdana"/>
+          <w:i/>
+          <w:sz w:val="14"/>
+        </w:rPr>
+        <w:t>Note 62: Tan solo se indicará la distancia en relación con la localización comunicada y el rumbo, azimut o elevación y no se volverá a especificar esta localización.</w:t>
+      </w:r>
+    </w:p>
+    <w:p>
+      <w:r>
+        <w:rPr>
+          <w:rFonts w:ascii="Verdana" w:hAnsi="Verdana"/>
+          <w:i/>
+          <w:sz w:val="14"/>
+        </w:rPr>
+        <w:t>Note 63: Se asignarán valores positivos a la radiación descendente.</w:t>
+      </w:r>
+    </w:p>
+    <w:p>
+      <w:r>
+        <w:rPr>
+          <w:rFonts w:ascii="Verdana" w:hAnsi="Verdana"/>
+          <w:i/>
+          <w:sz w:val="14"/>
+        </w:rPr>
+        <w:t>Note 64: Se asignarán valores positivos a los componentes descendentes w cuando las unidades sean Pa s –1.</w:t>
+      </w:r>
+    </w:p>
+    <w:p>
+      <w:r>
+        <w:rPr>
+          <w:rFonts w:ascii="Verdana" w:hAnsi="Verdana"/>
+          <w:i/>
+          <w:sz w:val="14"/>
+        </w:rPr>
+        <w:t>Note 66: Se asignarán valores negativos a los incrementos este-oeste.</w:t>
+      </w:r>
+    </w:p>
+    <w:p>
+      <w:r>
+        <w:rPr>
+          <w:rFonts w:ascii="Verdana" w:hAnsi="Verdana"/>
+          <w:i/>
+          <w:sz w:val="14"/>
+        </w:rPr>
+        <w:t>Note 75: Para los descriptores CREX F = B, no 0.</w:t>
+      </w:r>
+    </w:p>
+    <w:p>
+      <w:r>
+        <w:rPr>
+          <w:rFonts w:ascii="Verdana" w:hAnsi="Verdana"/>
+          <w:i/>
+          <w:sz w:val="14"/>
+        </w:rPr>
+        <w:t>Note 92: Para distinguir claramente los casos de datos faltantes y de píxeles saturados, los datos de imagen de n bits deberían cifrarse utilizando una anchura de datos de n + 1. Si tal descriptor no está disponible ya en la Clase 30, debería utilizarse un descriptor de operación 2 01 YYY para modificar la anchura de datos de la entrada existente, si fuese necesario. I.2 – BUFR/CREX Tabla B/30 – 1</w:t>
+      </w:r>
+    </w:p>
+    <w:p>
+      <w:r>
+        <w:rPr>
+          <w:rFonts w:ascii="Verdana" w:hAnsi="Verdana"/>
+          <w:i/>
+          <w:sz w:val="14"/>
+        </w:rPr>
+        <w:t>Note 105: Para indicar períodos de tiempo o desplazamientos que preceden al tiempo definido actualmente se emplearán períodos de tiempo negativos o desplazamientos.</w:t>
+      </w:r>
+    </w:p>
+    <w:p>
+      <w:r>
+        <w:rPr>
+          <w:rFonts w:ascii="Verdana" w:hAnsi="Verdana"/>
+          <w:i/>
+          <w:sz w:val="14"/>
+        </w:rPr>
+        <w:t>Note 110: Se asignarán valores negativos a los incrementos norte-sur.</w:t>
+      </w:r>
+    </w:p>
+    <w:p>
+      <w:r>
+        <w:rPr>
+          <w:rFonts w:ascii="Verdana" w:hAnsi="Verdana"/>
+          <w:i/>
+          <w:sz w:val="14"/>
+        </w:rPr>
+        <w:t>Note 115: La anchura de datos de los píxeles puede cambiarse mediante el descriptor 2 01 YYY.</w:t>
+      </w:r>
+    </w:p>
+    <w:p>
+      <w:r>
+        <w:rPr>
+          <w:rFonts w:ascii="Verdana" w:hAnsi="Verdana"/>
+          <w:i/>
+          <w:sz w:val="14"/>
+        </w:rPr>
+        <w:t>Note 121: En relación con determinados elementos de esta clase, pueden consignarse algunas indicaciones sobre la precisión prevista.</w:t>
+      </w:r>
+    </w:p>
+    <w:p>
+      <w:r>
+        <w:rPr>
+          <w:rFonts w:ascii="Verdana" w:hAnsi="Verdana"/>
+          <w:i/>
+          <w:sz w:val="14"/>
+        </w:rPr>
+        <w:t>Note 122: Se asignarán valores negativos a la latitud sur.</w:t>
+      </w:r>
+    </w:p>
+    <w:p>
+      <w:r>
+        <w:rPr>
+          <w:rFonts w:ascii="Verdana" w:hAnsi="Verdana"/>
+          <w:i/>
+          <w:sz w:val="14"/>
+        </w:rPr>
+        <w:t>Note 123: Se asignarán valores positivos a los componentes v en sentido sur–norte.</w:t>
+      </w:r>
+    </w:p>
+    <w:p>
+      <w:r>
+        <w:rPr>
+          <w:rFonts w:ascii="Verdana" w:hAnsi="Verdana"/>
+          <w:i/>
+          <w:sz w:val="14"/>
+        </w:rPr>
+        <w:t>Note 126: Los informes sobre la dirección del viento de superficie resultantes de mediciones dentro del 1° del Polo Norte o del Polo Sur se notificarán de manera que el cero de su acimut esté alineado, coincidiendo con los 0° del meridiano de Greenwich. I.2 – BUFR/CREX Tabla B/11 – 6</w:t>
+      </w:r>
+    </w:p>
+    <w:p>
+      <w:r>
+        <w:rPr>
+          <w:rFonts w:ascii="Verdana" w:hAnsi="Verdana"/>
+          <w:i/>
+          <w:sz w:val="14"/>
+        </w:rPr>
+        <w:t>Note 140: El tamaño del píxel en la horizontal – 1 está dado por la posición donde el factor de escala del mapa es igual a la unidad.</w:t>
+      </w:r>
+    </w:p>
+    <w:p>
+      <w:r>
+        <w:rPr>
+          <w:rFonts w:ascii="Verdana" w:hAnsi="Verdana"/>
+          <w:i/>
+          <w:sz w:val="14"/>
+        </w:rPr>
+        <w:t>Note 141: El tamaño del píxel en la horizontal – 2 está dado por la posición donde el factor de escala del mapa es igual a la unidad.</w:t>
+      </w:r>
+    </w:p>
+    <w:p>
+      <w:r>
+        <w:rPr>
+          <w:rFonts w:ascii="Verdana" w:hAnsi="Verdana"/>
+          <w:i/>
+          <w:sz w:val="14"/>
+        </w:rPr>
+        <w:t>Note 145: La significación de los períodos o desplazamientos de tiempo se puede indicar utilizando la clave de significación del tiempo correspondiente a la referencia de tabla 0 08 021.</w:t>
+      </w:r>
+    </w:p>
+    <w:p>
+      <w:r>
+        <w:rPr>
+          <w:rFonts w:ascii="Verdana" w:hAnsi="Verdana"/>
+          <w:i/>
+          <w:sz w:val="14"/>
+        </w:rPr>
+        <w:t>Note 149: La localización del tiempo, cuando se utiliza con valores de predicción, indicará la hora del estado inicial de la predicción o el comienzo del período de predicción; cuando se utilice con promedios de conjunto de valores de predicción, la localización del tiempo indicará el estado inicial o el comienzo de la primera predicción de las que se obtienen los valores medios de conjunto</w:t>
+      </w:r>
+    </w:p>
+    <w:p>
+      <w:r>
+        <w:rPr>
+          <w:rFonts w:ascii="Verdana" w:hAnsi="Verdana"/>
+          <w:i/>
+          <w:sz w:val="14"/>
+        </w:rPr>
+        <w:t>Note 155: Esta clase también puede contener elementos relativos a los procedimientos de observación.</w:t>
+      </w:r>
+    </w:p>
+    <w:p>
+      <w:r>
+        <w:rPr>
+          <w:rFonts w:ascii="Verdana" w:hAnsi="Verdana"/>
+          <w:i/>
+          <w:sz w:val="14"/>
+        </w:rPr>
+        <w:t>Note 156: Esta clase incluirá elementos que describen los instrumentos que se utilizan para obtener los elementos meteorológicos transmitidos.</w:t>
+      </w:r>
+    </w:p>
+    <w:p>
+      <w:r>
+        <w:rPr>
+          <w:rFonts w:ascii="Verdana" w:hAnsi="Verdana"/>
+          <w:i/>
+          <w:sz w:val="14"/>
+        </w:rPr>
+        <w:t>Note 158: Respecto a los períodos o desplazamientos de tiempo, e incrementos de tiempo, será necesario determinar la localización inicial del tiempo antes de utilizarlos, y a continuación, según corresponda, se indicará la definición y significación del tiempo.</w:t>
+      </w:r>
+    </w:p>
+    <w:p>
+      <w:r>
+        <w:rPr>
+          <w:rFonts w:ascii="Verdana" w:hAnsi="Verdana"/>
+          <w:i/>
+          <w:sz w:val="14"/>
+        </w:rPr>
+        <w:t>Note 160: Se asignarán valores negativos a la radiación ascendente.</w:t>
+      </w:r>
+    </w:p>
+    <w:p>
+      <w:r>
+        <w:rPr>
+          <w:rFonts w:ascii="Verdana" w:hAnsi="Verdana"/>
+          <w:i/>
+          <w:sz w:val="14"/>
+        </w:rPr>
+        <w:t>Note 161: Se asignarán valores positivos a los componentes ascendentes w cuando las unidades sean m s–1.</w:t>
+      </w:r>
+    </w:p>
+    <w:p>
+      <w:r>
+        <w:rPr>
+          <w:rFonts w:ascii="Verdana" w:hAnsi="Verdana"/>
+          <w:i/>
+          <w:sz w:val="14"/>
+        </w:rPr>
+        <w:t>Note 162: Intervalos útiles utilizados: de 1011 Bq a 1019 Bq para emisiones; de 10–2 Bq a 107 Bq y de 10–2 mSv a 107 mSv para concentraciones y dosis.</w:t>
+      </w:r>
+    </w:p>
+    <w:p>
+      <w:r>
+        <w:rPr>
+          <w:rFonts w:ascii="Verdana" w:hAnsi="Verdana"/>
+          <w:i/>
+          <w:sz w:val="14"/>
+        </w:rPr>
+        <w:t>Note 163: Los valores de la latitud y de los incrementos de latitud quedan comprendidos entre –90 grados y +90 grados.</w:t>
+      </w:r>
+    </w:p>
+    <w:p>
+      <w:r>
+        <w:rPr>
+          <w:rFonts w:ascii="Verdana" w:hAnsi="Verdana"/>
+          <w:i/>
+          <w:sz w:val="14"/>
+        </w:rPr>
+        <w:t>Note 164: Los valores de longitud quedarán comprendidos entre –180 grados y +180 grados.</w:t>
+      </w:r>
+    </w:p>
+    <w:p>
+      <w:r>
+        <w:rPr>
+          <w:rFonts w:ascii="Verdana" w:hAnsi="Verdana"/>
+          <w:i/>
+          <w:sz w:val="14"/>
+        </w:rPr>
+        <w:t>Note 165: Se indicarán los elementos verticales y la presión para determinar los valores de estos elementos con independencia del elemento o variable que indique la coordenada vertical.</w:t>
+      </w:r>
+    </w:p>
+    <w:p>
+      <w:r>
+        <w:rPr>
+          <w:rFonts w:ascii="Verdana" w:hAnsi="Verdana"/>
+          <w:i/>
+          <w:sz w:val="14"/>
+        </w:rPr>
+        <w:t>Note 166: Se asignarán valores negativos a la longitud oeste.</w:t>
+      </w:r>
+    </w:p>
+    <w:p>
+      <w:r>
+        <w:rPr>
+          <w:rFonts w:ascii="Verdana" w:hAnsi="Verdana"/>
+          <w:i/>
+          <w:sz w:val="14"/>
+        </w:rPr>
+        <w:t>Note 167: Se asignarán valores positivos a los componentes u en sentido oeste–este.</w:t>
+      </w:r>
+    </w:p>
+    <w:p>
+      <w:r>
+        <w:rPr>
+          <w:rFonts w:ascii="Verdana" w:hAnsi="Verdana"/>
+          <w:i/>
+          <w:sz w:val="14"/>
+        </w:rPr>
+        <w:t>Note 176: Cuando sea necesario indicar más de un período o desplazamiento de tiempo para hacer indicaciones de tiempo complejas se definirán en sucesión inmediata en el siguiente orden: período conjunto (según corresponda), seguido por el período de predicción (según corresponda), seguido por el período de promedio o acumulación (según corresponda).</w:t>
+      </w:r>
+    </w:p>
+    <w:p>
+      <w:r>
+        <w:rPr>
+          <w:rFonts w:ascii="Verdana" w:hAnsi="Verdana"/>
+          <w:i/>
+          <w:sz w:val="14"/>
+        </w:rPr>
+        <w:t>Note 178: Cuando se indique la expresión “período determinado” en la columna “nombre del elemento”, deberá indicarse el período correspondiente, utilizando referencias de la Clase 04.</w:t>
+      </w:r>
+    </w:p>
+    <w:p>
+      <w:r>
+        <w:rPr>
+          <w:rFonts w:ascii="Verdana" w:hAnsi="Verdana"/>
+          <w:i/>
+          <w:sz w:val="14"/>
+        </w:rPr>
+        <w:t>Note 179: Cuando se acumulen o promedien los valores (por ejemplo en relación con un determinado período de tiempo), el número total de valores de los que se obtienen los valores acumulados o promediados podrán representarse utilizando la referencia 0 08 022.</w:t>
+      </w:r>
+    </w:p>
+    <w:p>
+      <w:r>
+        <w:rPr>
+          <w:rFonts w:ascii="Verdana" w:hAnsi="Verdana"/>
+          <w:i/>
+          <w:sz w:val="14"/>
+        </w:rPr>
+        <w:t>Note 180: Normas para la información sobre vientos: Velocidad Dirección Valor faltante Valor faltante Calma 0 0 Observación normal &gt;0 1°–360° Velocidad solamente &gt;0 Valor faltante Dirección solamente Valor faltante 1°–360° “Ligero y variable” &gt;0 0 No hay observaciones</w:t>
+      </w:r>
+    </w:p>
+    <w:p>
+      <w:r>
+        <w:rPr>
+          <w:rFonts w:ascii="Verdana" w:hAnsi="Verdana"/>
+          <w:i/>
+          <w:sz w:val="14"/>
+        </w:rPr>
+        <w:t>Note 181: Normas de notificación sobre mar de viento y olas: Observación Velocidad Dirección Ninguna observación faltante faltante Calma 0 0 Observación normal &gt;0 1–360 Velocidad únicamente &gt;0 faltante Dirección únicamente faltante 1–360 &gt;0 0 “Ligero y variable”</w:t>
       </w:r>
     </w:p>
     <w:tbl>
@@ -58,6 +428,9 @@
             <w:shd w:val="clear" w:color="auto" w:fill="D9D9D9"/>
           </w:tcPr>
           <w:p>
+            <w:pPr>
+              <w:spacing w:before="20" w:after="20"/>
+            </w:pPr>
             <w:r/>
             <w:r>
               <w:rPr>
@@ -75,6 +448,9 @@
             <w:shd w:val="clear" w:color="auto" w:fill="D9D9D9"/>
           </w:tcPr>
           <w:p>
+            <w:pPr>
+              <w:spacing w:before="20" w:after="20"/>
+            </w:pPr>
             <w:r/>
             <w:r>
               <w:rPr>
@@ -92,6 +468,9 @@
             <w:shd w:val="clear" w:color="auto" w:fill="D9D9D9"/>
           </w:tcPr>
           <w:p>
+            <w:pPr>
+              <w:spacing w:before="20" w:after="20"/>
+            </w:pPr>
             <w:r/>
             <w:r>
               <w:rPr>
@@ -109,6 +488,9 @@
             <w:shd w:val="clear" w:color="auto" w:fill="D9D9D9"/>
           </w:tcPr>
           <w:p>
+            <w:pPr>
+              <w:spacing w:before="20" w:after="20"/>
+            </w:pPr>
             <w:r/>
             <w:r>
               <w:rPr>
@@ -126,6 +508,9 @@
             <w:shd w:val="clear" w:color="auto" w:fill="D9D9D9"/>
           </w:tcPr>
           <w:p>
+            <w:pPr>
+              <w:spacing w:before="20" w:after="20"/>
+            </w:pPr>
             <w:r/>
             <w:r>
               <w:rPr>
@@ -143,6 +528,9 @@
             <w:shd w:val="clear" w:color="auto" w:fill="D9D9D9"/>
           </w:tcPr>
           <w:p>
+            <w:pPr>
+              <w:spacing w:before="20" w:after="20"/>
+            </w:pPr>
             <w:r/>
             <w:r>
               <w:rPr>
@@ -160,6 +548,9 @@
             <w:shd w:val="clear" w:color="auto" w:fill="D9D9D9"/>
           </w:tcPr>
           <w:p>
+            <w:pPr>
+              <w:spacing w:before="20" w:after="20"/>
+            </w:pPr>
             <w:r/>
             <w:r>
               <w:rPr>
@@ -177,6 +568,9 @@
             <w:shd w:val="clear" w:color="auto" w:fill="D9D9D9"/>
           </w:tcPr>
           <w:p>
+            <w:pPr>
+              <w:spacing w:before="20" w:after="20"/>
+            </w:pPr>
             <w:r/>
             <w:r>
               <w:rPr>
@@ -194,6 +588,9 @@
             <w:shd w:val="clear" w:color="auto" w:fill="D9D9D9"/>
           </w:tcPr>
           <w:p>
+            <w:pPr>
+              <w:spacing w:before="20" w:after="20"/>
+            </w:pPr>
             <w:r/>
             <w:r>
               <w:rPr>
@@ -211,6 +608,9 @@
             <w:shd w:val="clear" w:color="auto" w:fill="D9D9D9"/>
           </w:tcPr>
           <w:p>
+            <w:pPr>
+              <w:spacing w:before="20" w:after="20"/>
+            </w:pPr>
             <w:r/>
             <w:r>
               <w:rPr>
@@ -232,6 +632,9 @@
             <w:tcW w:type="dxa" w:w="1514"/>
           </w:tcPr>
           <w:p>
+            <w:pPr>
+              <w:spacing w:before="20" w:after="20"/>
+            </w:pPr>
             <w:r/>
             <w:r>
               <w:rPr>
@@ -248,6 +651,9 @@
             <w:tcW w:type="dxa" w:w="1514"/>
           </w:tcPr>
           <w:p>
+            <w:pPr>
+              <w:spacing w:before="20" w:after="20"/>
+            </w:pPr>
             <w:r/>
             <w:r>
               <w:rPr>
@@ -264,6 +670,27 @@
             <w:tcW w:type="dxa" w:w="1514"/>
           </w:tcPr>
           <w:p>
+            <w:pPr>
+              <w:spacing w:before="20" w:after="20"/>
+            </w:pPr>
+            <w:r/>
+            <w:r>
+              <w:rPr>
+                <w:rFonts w:ascii="Verdana" w:hAnsi="Verdana"/>
+                <w:sz w:val="16"/>
+              </w:rPr>
+              <w:t>Tabla de cifrado</w:t>
+            </w:r>
+          </w:p>
+        </w:tc>
+        <w:tc>
+          <w:tcPr>
+            <w:tcW w:type="dxa" w:w="1514"/>
+          </w:tcPr>
+          <w:p>
+            <w:pPr>
+              <w:spacing w:before="20" w:after="20"/>
+            </w:pPr>
             <w:r/>
             <w:r>
               <w:rPr>
@@ -271,6 +698,62 @@
                 <w:b w:val="0"/>
                 <w:sz w:val="16"/>
               </w:rPr>
+              <w:t>0</w:t>
+            </w:r>
+          </w:p>
+        </w:tc>
+        <w:tc>
+          <w:tcPr>
+            <w:tcW w:type="dxa" w:w="1514"/>
+          </w:tcPr>
+          <w:p>
+            <w:pPr>
+              <w:spacing w:before="20" w:after="20"/>
+            </w:pPr>
+            <w:r/>
+            <w:r>
+              <w:rPr>
+                <w:rFonts w:ascii="Verdana" w:hAnsi="Verdana"/>
+                <w:b w:val="0"/>
+                <w:sz w:val="16"/>
+              </w:rPr>
+              <w:t>0</w:t>
+            </w:r>
+          </w:p>
+        </w:tc>
+        <w:tc>
+          <w:tcPr>
+            <w:tcW w:type="dxa" w:w="1514"/>
+          </w:tcPr>
+          <w:p>
+            <w:pPr>
+              <w:spacing w:before="20" w:after="20"/>
+            </w:pPr>
+            <w:r/>
+            <w:r>
+              <w:rPr>
+                <w:rFonts w:ascii="Verdana" w:hAnsi="Verdana"/>
+                <w:b w:val="0"/>
+                <w:sz w:val="16"/>
+              </w:rPr>
+              <w:t>6</w:t>
+            </w:r>
+          </w:p>
+        </w:tc>
+        <w:tc>
+          <w:tcPr>
+            <w:tcW w:type="dxa" w:w="1514"/>
+          </w:tcPr>
+          <w:p>
+            <w:pPr>
+              <w:spacing w:before="20" w:after="20"/>
+            </w:pPr>
+            <w:r/>
+            <w:r>
+              <w:rPr>
+                <w:rFonts w:ascii="Verdana" w:hAnsi="Verdana"/>
+                <w:sz w:val="16"/>
+              </w:rPr>
               <w:t>Tabla de cifrado</w:t>
             </w:r>
           </w:p>
@@ -280,6 +763,9 @@
             <w:tcW w:type="dxa" w:w="1514"/>
           </w:tcPr>
           <w:p>
+            <w:pPr>
+              <w:spacing w:before="20" w:after="20"/>
+            </w:pPr>
             <w:r/>
             <w:r>
               <w:rPr>
@@ -296,6 +782,9 @@
             <w:tcW w:type="dxa" w:w="1514"/>
           </w:tcPr>
           <w:p>
+            <w:pPr>
+              <w:spacing w:before="20" w:after="20"/>
+            </w:pPr>
             <w:r/>
             <w:r>
               <w:rPr>
@@ -303,70 +792,6 @@
                 <w:b w:val="0"/>
                 <w:sz w:val="16"/>
               </w:rPr>
-              <w:t>0</w:t>
-            </w:r>
-          </w:p>
-        </w:tc>
-        <w:tc>
-          <w:tcPr>
-            <w:tcW w:type="dxa" w:w="1514"/>
-          </w:tcPr>
-          <w:p>
-            <w:r/>
-            <w:r>
-              <w:rPr>
-                <w:rFonts w:ascii="Verdana" w:hAnsi="Verdana"/>
-                <w:b w:val="0"/>
-                <w:sz w:val="16"/>
-              </w:rPr>
-              <w:t>6</w:t>
-            </w:r>
-          </w:p>
-        </w:tc>
-        <w:tc>
-          <w:tcPr>
-            <w:tcW w:type="dxa" w:w="1514"/>
-          </w:tcPr>
-          <w:p>
-            <w:r/>
-            <w:r>
-              <w:rPr>
-                <w:rFonts w:ascii="Verdana" w:hAnsi="Verdana"/>
-                <w:b w:val="0"/>
-                <w:sz w:val="16"/>
-              </w:rPr>
-              <w:t>Tabla de cifrado</w:t>
-            </w:r>
-          </w:p>
-        </w:tc>
-        <w:tc>
-          <w:tcPr>
-            <w:tcW w:type="dxa" w:w="1514"/>
-          </w:tcPr>
-          <w:p>
-            <w:r/>
-            <w:r>
-              <w:rPr>
-                <w:rFonts w:ascii="Verdana" w:hAnsi="Verdana"/>
-                <w:b w:val="0"/>
-                <w:sz w:val="16"/>
-              </w:rPr>
-              <w:t>0</w:t>
-            </w:r>
-          </w:p>
-        </w:tc>
-        <w:tc>
-          <w:tcPr>
-            <w:tcW w:type="dxa" w:w="1514"/>
-          </w:tcPr>
-          <w:p>
-            <w:r/>
-            <w:r>
-              <w:rPr>
-                <w:rFonts w:ascii="Verdana" w:hAnsi="Verdana"/>
-                <w:b w:val="0"/>
-                <w:sz w:val="16"/>
-              </w:rPr>
               <w:t>2</w:t>
             </w:r>
           </w:p>
@@ -376,6 +801,9 @@
             <w:tcW w:type="dxa" w:w="1514"/>
           </w:tcPr>
           <w:p>
+            <w:pPr>
+              <w:spacing w:before="20" w:after="20"/>
+            </w:pPr>
             <w:r/>
             <w:r>
               <w:rPr>
@@ -396,6 +824,9 @@
             <w:tcW w:type="dxa" w:w="1514"/>
           </w:tcPr>
           <w:p>
+            <w:pPr>
+              <w:spacing w:before="20" w:after="20"/>
+            </w:pPr>
             <w:r/>
             <w:r>
               <w:rPr>
@@ -412,6 +843,9 @@
             <w:tcW w:type="dxa" w:w="1514"/>
           </w:tcPr>
           <w:p>
+            <w:pPr>
+              <w:spacing w:before="20" w:after="20"/>
+            </w:pPr>
             <w:r/>
             <w:r>
               <w:rPr>
@@ -428,6 +862,27 @@
             <w:tcW w:type="dxa" w:w="1514"/>
           </w:tcPr>
           <w:p>
+            <w:pPr>
+              <w:spacing w:before="20" w:after="20"/>
+            </w:pPr>
+            <w:r/>
+            <w:r>
+              <w:rPr>
+                <w:rFonts w:ascii="Verdana" w:hAnsi="Verdana"/>
+                <w:sz w:val="16"/>
+              </w:rPr>
+              <w:t>m</w:t>
+            </w:r>
+          </w:p>
+        </w:tc>
+        <w:tc>
+          <w:tcPr>
+            <w:tcW w:type="dxa" w:w="1514"/>
+          </w:tcPr>
+          <w:p>
+            <w:pPr>
+              <w:spacing w:before="20" w:after="20"/>
+            </w:pPr>
             <w:r/>
             <w:r>
               <w:rPr>
@@ -435,6 +890,62 @@
                 <w:b w:val="0"/>
                 <w:sz w:val="16"/>
               </w:rPr>
+              <w:t>-2</w:t>
+            </w:r>
+          </w:p>
+        </w:tc>
+        <w:tc>
+          <w:tcPr>
+            <w:tcW w:type="dxa" w:w="1514"/>
+          </w:tcPr>
+          <w:p>
+            <w:pPr>
+              <w:spacing w:before="20" w:after="20"/>
+            </w:pPr>
+            <w:r/>
+            <w:r>
+              <w:rPr>
+                <w:rFonts w:ascii="Verdana" w:hAnsi="Verdana"/>
+                <w:b w:val="0"/>
+                <w:sz w:val="16"/>
+              </w:rPr>
+              <w:t>0</w:t>
+            </w:r>
+          </w:p>
+        </w:tc>
+        <w:tc>
+          <w:tcPr>
+            <w:tcW w:type="dxa" w:w="1514"/>
+          </w:tcPr>
+          <w:p>
+            <w:pPr>
+              <w:spacing w:before="20" w:after="20"/>
+            </w:pPr>
+            <w:r/>
+            <w:r>
+              <w:rPr>
+                <w:rFonts w:ascii="Verdana" w:hAnsi="Verdana"/>
+                <w:b w:val="0"/>
+                <w:sz w:val="16"/>
+              </w:rPr>
+              <w:t>12</w:t>
+            </w:r>
+          </w:p>
+        </w:tc>
+        <w:tc>
+          <w:tcPr>
+            <w:tcW w:type="dxa" w:w="1514"/>
+          </w:tcPr>
+          <w:p>
+            <w:pPr>
+              <w:spacing w:before="20" w:after="20"/>
+            </w:pPr>
+            <w:r/>
+            <w:r>
+              <w:rPr>
+                <w:rFonts w:ascii="Verdana" w:hAnsi="Verdana"/>
+                <w:sz w:val="16"/>
+              </w:rPr>
               <w:t>m</w:t>
             </w:r>
           </w:p>
@@ -444,6 +955,9 @@
             <w:tcW w:type="dxa" w:w="1514"/>
           </w:tcPr>
           <w:p>
+            <w:pPr>
+              <w:spacing w:before="20" w:after="20"/>
+            </w:pPr>
             <w:r/>
             <w:r>
               <w:rPr>
@@ -460,6 +974,9 @@
             <w:tcW w:type="dxa" w:w="1514"/>
           </w:tcPr>
           <w:p>
+            <w:pPr>
+              <w:spacing w:before="20" w:after="20"/>
+            </w:pPr>
             <w:r/>
             <w:r>
               <w:rPr>
@@ -467,70 +984,6 @@
                 <w:b w:val="0"/>
                 <w:sz w:val="16"/>
               </w:rPr>
-              <w:t>0</w:t>
-            </w:r>
-          </w:p>
-        </w:tc>
-        <w:tc>
-          <w:tcPr>
-            <w:tcW w:type="dxa" w:w="1514"/>
-          </w:tcPr>
-          <w:p>
-            <w:r/>
-            <w:r>
-              <w:rPr>
-                <w:rFonts w:ascii="Verdana" w:hAnsi="Verdana"/>
-                <w:b w:val="0"/>
-                <w:sz w:val="16"/>
-              </w:rPr>
-              <w:t>12</w:t>
-            </w:r>
-          </w:p>
-        </w:tc>
-        <w:tc>
-          <w:tcPr>
-            <w:tcW w:type="dxa" w:w="1514"/>
-          </w:tcPr>
-          <w:p>
-            <w:r/>
-            <w:r>
-              <w:rPr>
-                <w:rFonts w:ascii="Verdana" w:hAnsi="Verdana"/>
-                <w:b w:val="0"/>
-                <w:sz w:val="16"/>
-              </w:rPr>
-              <w:t>m</w:t>
-            </w:r>
-          </w:p>
-        </w:tc>
-        <w:tc>
-          <w:tcPr>
-            <w:tcW w:type="dxa" w:w="1514"/>
-          </w:tcPr>
-          <w:p>
-            <w:r/>
-            <w:r>
-              <w:rPr>
-                <w:rFonts w:ascii="Verdana" w:hAnsi="Verdana"/>
-                <w:b w:val="0"/>
-                <w:sz w:val="16"/>
-              </w:rPr>
-              <w:t>-2</w:t>
-            </w:r>
-          </w:p>
-        </w:tc>
-        <w:tc>
-          <w:tcPr>
-            <w:tcW w:type="dxa" w:w="1514"/>
-          </w:tcPr>
-          <w:p>
-            <w:r/>
-            <w:r>
-              <w:rPr>
-                <w:rFonts w:ascii="Verdana" w:hAnsi="Verdana"/>
-                <w:b w:val="0"/>
-                <w:sz w:val="16"/>
-              </w:rPr>
               <w:t>4</w:t>
             </w:r>
           </w:p>
@@ -540,6 +993,9 @@
             <w:tcW w:type="dxa" w:w="1514"/>
           </w:tcPr>
           <w:p>
+            <w:pPr>
+              <w:spacing w:before="20" w:after="20"/>
+            </w:pPr>
             <w:r/>
             <w:r>
               <w:rPr>
@@ -561,6 +1017,9 @@
             <w:tcW w:type="dxa" w:w="1514"/>
           </w:tcPr>
           <w:p>
+            <w:pPr>
+              <w:spacing w:before="20" w:after="20"/>
+            </w:pPr>
             <w:r/>
             <w:r>
               <w:rPr>
@@ -577,6 +1036,9 @@
             <w:tcW w:type="dxa" w:w="1514"/>
           </w:tcPr>
           <w:p>
+            <w:pPr>
+              <w:spacing w:before="20" w:after="20"/>
+            </w:pPr>
             <w:r/>
             <w:r>
               <w:rPr>
@@ -593,6 +1055,27 @@
             <w:tcW w:type="dxa" w:w="1514"/>
           </w:tcPr>
           <w:p>
+            <w:pPr>
+              <w:spacing w:before="20" w:after="20"/>
+            </w:pPr>
+            <w:r/>
+            <w:r>
+              <w:rPr>
+                <w:rFonts w:ascii="Verdana" w:hAnsi="Verdana"/>
+                <w:sz w:val="16"/>
+              </w:rPr>
+              <w:t>m s⁻¹</w:t>
+            </w:r>
+          </w:p>
+        </w:tc>
+        <w:tc>
+          <w:tcPr>
+            <w:tcW w:type="dxa" w:w="1514"/>
+          </w:tcPr>
+          <w:p>
+            <w:pPr>
+              <w:spacing w:before="20" w:after="20"/>
+            </w:pPr>
             <w:r/>
             <w:r>
               <w:rPr>
@@ -600,6 +1083,62 @@
                 <w:b w:val="0"/>
                 <w:sz w:val="16"/>
               </w:rPr>
+              <w:t>0</w:t>
+            </w:r>
+          </w:p>
+        </w:tc>
+        <w:tc>
+          <w:tcPr>
+            <w:tcW w:type="dxa" w:w="1514"/>
+          </w:tcPr>
+          <w:p>
+            <w:pPr>
+              <w:spacing w:before="20" w:after="20"/>
+            </w:pPr>
+            <w:r/>
+            <w:r>
+              <w:rPr>
+                <w:rFonts w:ascii="Verdana" w:hAnsi="Verdana"/>
+                <w:b w:val="0"/>
+                <w:sz w:val="16"/>
+              </w:rPr>
+              <w:t>0</w:t>
+            </w:r>
+          </w:p>
+        </w:tc>
+        <w:tc>
+          <w:tcPr>
+            <w:tcW w:type="dxa" w:w="1514"/>
+          </w:tcPr>
+          <w:p>
+            <w:pPr>
+              <w:spacing w:before="20" w:after="20"/>
+            </w:pPr>
+            <w:r/>
+            <w:r>
+              <w:rPr>
+                <w:rFonts w:ascii="Verdana" w:hAnsi="Verdana"/>
+                <w:b w:val="0"/>
+                <w:sz w:val="16"/>
+              </w:rPr>
+              <w:t>8</w:t>
+            </w:r>
+          </w:p>
+        </w:tc>
+        <w:tc>
+          <w:tcPr>
+            <w:tcW w:type="dxa" w:w="1514"/>
+          </w:tcPr>
+          <w:p>
+            <w:pPr>
+              <w:spacing w:before="20" w:after="20"/>
+            </w:pPr>
+            <w:r/>
+            <w:r>
+              <w:rPr>
+                <w:rFonts w:ascii="Verdana" w:hAnsi="Verdana"/>
+                <w:sz w:val="16"/>
+              </w:rPr>
               <w:t>m s⁻¹</w:t>
             </w:r>
           </w:p>
@@ -609,6 +1148,9 @@
             <w:tcW w:type="dxa" w:w="1514"/>
           </w:tcPr>
           <w:p>
+            <w:pPr>
+              <w:spacing w:before="20" w:after="20"/>
+            </w:pPr>
             <w:r/>
             <w:r>
               <w:rPr>
@@ -625,6 +1167,9 @@
             <w:tcW w:type="dxa" w:w="1514"/>
           </w:tcPr>
           <w:p>
+            <w:pPr>
+              <w:spacing w:before="20" w:after="20"/>
+            </w:pPr>
             <w:r/>
             <w:r>
               <w:rPr>
@@ -632,70 +1177,6 @@
                 <w:b w:val="0"/>
                 <w:sz w:val="16"/>
               </w:rPr>
-              <w:t>0</w:t>
-            </w:r>
-          </w:p>
-        </w:tc>
-        <w:tc>
-          <w:tcPr>
-            <w:tcW w:type="dxa" w:w="1514"/>
-          </w:tcPr>
-          <w:p>
-            <w:r/>
-            <w:r>
-              <w:rPr>
-                <w:rFonts w:ascii="Verdana" w:hAnsi="Verdana"/>
-                <w:b w:val="0"/>
-                <w:sz w:val="16"/>
-              </w:rPr>
-              <w:t>8</w:t>
-            </w:r>
-          </w:p>
-        </w:tc>
-        <w:tc>
-          <w:tcPr>
-            <w:tcW w:type="dxa" w:w="1514"/>
-          </w:tcPr>
-          <w:p>
-            <w:r/>
-            <w:r>
-              <w:rPr>
-                <w:rFonts w:ascii="Verdana" w:hAnsi="Verdana"/>
-                <w:b w:val="0"/>
-                <w:sz w:val="16"/>
-              </w:rPr>
-              <w:t>m s⁻¹</w:t>
-            </w:r>
-          </w:p>
-        </w:tc>
-        <w:tc>
-          <w:tcPr>
-            <w:tcW w:type="dxa" w:w="1514"/>
-          </w:tcPr>
-          <w:p>
-            <w:r/>
-            <w:r>
-              <w:rPr>
-                <w:rFonts w:ascii="Verdana" w:hAnsi="Verdana"/>
-                <w:b w:val="0"/>
-                <w:sz w:val="16"/>
-              </w:rPr>
-              <w:t>0</w:t>
-            </w:r>
-          </w:p>
-        </w:tc>
-        <w:tc>
-          <w:tcPr>
-            <w:tcW w:type="dxa" w:w="1514"/>
-          </w:tcPr>
-          <w:p>
-            <w:r/>
-            <w:r>
-              <w:rPr>
-                <w:rFonts w:ascii="Verdana" w:hAnsi="Verdana"/>
-                <w:b w:val="0"/>
-                <w:sz w:val="16"/>
-              </w:rPr>
               <w:t>3</w:t>
             </w:r>
           </w:p>
@@ -705,6 +1186,9 @@
             <w:tcW w:type="dxa" w:w="1514"/>
           </w:tcPr>
           <w:p>
+            <w:pPr>
+              <w:spacing w:before="20" w:after="20"/>
+            </w:pPr>
             <w:r/>
             <w:r>
               <w:rPr>
@@ -726,6 +1210,9 @@
             <w:tcW w:type="dxa" w:w="1514"/>
           </w:tcPr>
           <w:p>
+            <w:pPr>
+              <w:spacing w:before="20" w:after="20"/>
+            </w:pPr>
             <w:r/>
             <w:r>
               <w:rPr>
@@ -742,6 +1229,9 @@
             <w:tcW w:type="dxa" w:w="1514"/>
           </w:tcPr>
           <w:p>
+            <w:pPr>
+              <w:spacing w:before="20" w:after="20"/>
+            </w:pPr>
             <w:r/>
             <w:r>
               <w:rPr>
@@ -758,6 +1248,27 @@
             <w:tcW w:type="dxa" w:w="1514"/>
           </w:tcPr>
           <w:p>
+            <w:pPr>
+              <w:spacing w:before="20" w:after="20"/>
+            </w:pPr>
+            <w:r/>
+            <w:r>
+              <w:rPr>
+                <w:rFonts w:ascii="Verdana" w:hAnsi="Verdana"/>
+                <w:sz w:val="16"/>
+              </w:rPr>
+              <w:t>m</w:t>
+            </w:r>
+          </w:p>
+        </w:tc>
+        <w:tc>
+          <w:tcPr>
+            <w:tcW w:type="dxa" w:w="1514"/>
+          </w:tcPr>
+          <w:p>
+            <w:pPr>
+              <w:spacing w:before="20" w:after="20"/>
+            </w:pPr>
             <w:r/>
             <w:r>
               <w:rPr>
@@ -765,6 +1276,62 @@
                 <w:b w:val="0"/>
                 <w:sz w:val="16"/>
               </w:rPr>
+              <w:t>-2</w:t>
+            </w:r>
+          </w:p>
+        </w:tc>
+        <w:tc>
+          <w:tcPr>
+            <w:tcW w:type="dxa" w:w="1514"/>
+          </w:tcPr>
+          <w:p>
+            <w:pPr>
+              <w:spacing w:before="20" w:after="20"/>
+            </w:pPr>
+            <w:r/>
+            <w:r>
+              <w:rPr>
+                <w:rFonts w:ascii="Verdana" w:hAnsi="Verdana"/>
+                <w:b w:val="0"/>
+                <w:sz w:val="16"/>
+              </w:rPr>
+              <w:t>0</w:t>
+            </w:r>
+          </w:p>
+        </w:tc>
+        <w:tc>
+          <w:tcPr>
+            <w:tcW w:type="dxa" w:w="1514"/>
+          </w:tcPr>
+          <w:p>
+            <w:pPr>
+              <w:spacing w:before="20" w:after="20"/>
+            </w:pPr>
+            <w:r/>
+            <w:r>
+              <w:rPr>
+                <w:rFonts w:ascii="Verdana" w:hAnsi="Verdana"/>
+                <w:b w:val="0"/>
+                <w:sz w:val="16"/>
+              </w:rPr>
+              <w:t>12</w:t>
+            </w:r>
+          </w:p>
+        </w:tc>
+        <w:tc>
+          <w:tcPr>
+            <w:tcW w:type="dxa" w:w="1514"/>
+          </w:tcPr>
+          <w:p>
+            <w:pPr>
+              <w:spacing w:before="20" w:after="20"/>
+            </w:pPr>
+            <w:r/>
+            <w:r>
+              <w:rPr>
+                <w:rFonts w:ascii="Verdana" w:hAnsi="Verdana"/>
+                <w:sz w:val="16"/>
+              </w:rPr>
               <w:t>m</w:t>
             </w:r>
           </w:p>
@@ -774,6 +1341,9 @@
             <w:tcW w:type="dxa" w:w="1514"/>
           </w:tcPr>
           <w:p>
+            <w:pPr>
+              <w:spacing w:before="20" w:after="20"/>
+            </w:pPr>
             <w:r/>
             <w:r>
               <w:rPr>
@@ -790,6 +1360,9 @@
             <w:tcW w:type="dxa" w:w="1514"/>
           </w:tcPr>
           <w:p>
+            <w:pPr>
+              <w:spacing w:before="20" w:after="20"/>
+            </w:pPr>
             <w:r/>
             <w:r>
               <w:rPr>
@@ -797,70 +1370,6 @@
                 <w:b w:val="0"/>
                 <w:sz w:val="16"/>
               </w:rPr>
-              <w:t>0</w:t>
-            </w:r>
-          </w:p>
-        </w:tc>
-        <w:tc>
-          <w:tcPr>
-            <w:tcW w:type="dxa" w:w="1514"/>
-          </w:tcPr>
-          <w:p>
-            <w:r/>
-            <w:r>
-              <w:rPr>
-                <w:rFonts w:ascii="Verdana" w:hAnsi="Verdana"/>
-                <w:b w:val="0"/>
-                <w:sz w:val="16"/>
-              </w:rPr>
-              <w:t>12</w:t>
-            </w:r>
-          </w:p>
-        </w:tc>
-        <w:tc>
-          <w:tcPr>
-            <w:tcW w:type="dxa" w:w="1514"/>
-          </w:tcPr>
-          <w:p>
-            <w:r/>
-            <w:r>
-              <w:rPr>
-                <w:rFonts w:ascii="Verdana" w:hAnsi="Verdana"/>
-                <w:b w:val="0"/>
-                <w:sz w:val="16"/>
-              </w:rPr>
-              <w:t>m</w:t>
-            </w:r>
-          </w:p>
-        </w:tc>
-        <w:tc>
-          <w:tcPr>
-            <w:tcW w:type="dxa" w:w="1514"/>
-          </w:tcPr>
-          <w:p>
-            <w:r/>
-            <w:r>
-              <w:rPr>
-                <w:rFonts w:ascii="Verdana" w:hAnsi="Verdana"/>
-                <w:b w:val="0"/>
-                <w:sz w:val="16"/>
-              </w:rPr>
-              <w:t>-2</w:t>
-            </w:r>
-          </w:p>
-        </w:tc>
-        <w:tc>
-          <w:tcPr>
-            <w:tcW w:type="dxa" w:w="1514"/>
-          </w:tcPr>
-          <w:p>
-            <w:r/>
-            <w:r>
-              <w:rPr>
-                <w:rFonts w:ascii="Verdana" w:hAnsi="Verdana"/>
-                <w:b w:val="0"/>
-                <w:sz w:val="16"/>
-              </w:rPr>
               <w:t>4</w:t>
             </w:r>
           </w:p>
@@ -870,6 +1379,9 @@
             <w:tcW w:type="dxa" w:w="1514"/>
           </w:tcPr>
           <w:p>
+            <w:pPr>
+              <w:spacing w:before="20" w:after="20"/>
+            </w:pPr>
             <w:r/>
             <w:r>
               <w:rPr>
@@ -891,6 +1403,9 @@
             <w:tcW w:type="dxa" w:w="1514"/>
           </w:tcPr>
           <w:p>
+            <w:pPr>
+              <w:spacing w:before="20" w:after="20"/>
+            </w:pPr>
             <w:r/>
             <w:r>
               <w:rPr>
@@ -907,6 +1422,9 @@
             <w:tcW w:type="dxa" w:w="1514"/>
           </w:tcPr>
           <w:p>
+            <w:pPr>
+              <w:spacing w:before="20" w:after="20"/>
+            </w:pPr>
             <w:r/>
             <w:r>
               <w:rPr>
@@ -923,6 +1441,27 @@
             <w:tcW w:type="dxa" w:w="1514"/>
           </w:tcPr>
           <w:p>
+            <w:pPr>
+              <w:spacing w:before="20" w:after="20"/>
+            </w:pPr>
+            <w:r/>
+            <w:r>
+              <w:rPr>
+                <w:rFonts w:ascii="Verdana" w:hAnsi="Verdana"/>
+                <w:sz w:val="16"/>
+              </w:rPr>
+              <w:t>grado verdadero</w:t>
+            </w:r>
+          </w:p>
+        </w:tc>
+        <w:tc>
+          <w:tcPr>
+            <w:tcW w:type="dxa" w:w="1514"/>
+          </w:tcPr>
+          <w:p>
+            <w:pPr>
+              <w:spacing w:before="20" w:after="20"/>
+            </w:pPr>
             <w:r/>
             <w:r>
               <w:rPr>
@@ -930,6 +1469,62 @@
                 <w:b w:val="0"/>
                 <w:sz w:val="16"/>
               </w:rPr>
+              <w:t>0</w:t>
+            </w:r>
+          </w:p>
+        </w:tc>
+        <w:tc>
+          <w:tcPr>
+            <w:tcW w:type="dxa" w:w="1514"/>
+          </w:tcPr>
+          <w:p>
+            <w:pPr>
+              <w:spacing w:before="20" w:after="20"/>
+            </w:pPr>
+            <w:r/>
+            <w:r>
+              <w:rPr>
+                <w:rFonts w:ascii="Verdana" w:hAnsi="Verdana"/>
+                <w:b w:val="0"/>
+                <w:sz w:val="16"/>
+              </w:rPr>
+              <w:t>0</w:t>
+            </w:r>
+          </w:p>
+        </w:tc>
+        <w:tc>
+          <w:tcPr>
+            <w:tcW w:type="dxa" w:w="1514"/>
+          </w:tcPr>
+          <w:p>
+            <w:pPr>
+              <w:spacing w:before="20" w:after="20"/>
+            </w:pPr>
+            <w:r/>
+            <w:r>
+              <w:rPr>
+                <w:rFonts w:ascii="Verdana" w:hAnsi="Verdana"/>
+                <w:b w:val="0"/>
+                <w:sz w:val="16"/>
+              </w:rPr>
+              <w:t>9</w:t>
+            </w:r>
+          </w:p>
+        </w:tc>
+        <w:tc>
+          <w:tcPr>
+            <w:tcW w:type="dxa" w:w="1514"/>
+          </w:tcPr>
+          <w:p>
+            <w:pPr>
+              <w:spacing w:before="20" w:after="20"/>
+            </w:pPr>
+            <w:r/>
+            <w:r>
+              <w:rPr>
+                <w:rFonts w:ascii="Verdana" w:hAnsi="Verdana"/>
+                <w:sz w:val="16"/>
+              </w:rPr>
               <w:t>grado verdadero</w:t>
             </w:r>
           </w:p>
@@ -939,6 +1534,9 @@
             <w:tcW w:type="dxa" w:w="1514"/>
           </w:tcPr>
           <w:p>
+            <w:pPr>
+              <w:spacing w:before="20" w:after="20"/>
+            </w:pPr>
             <w:r/>
             <w:r>
               <w:rPr>
@@ -955,6 +1553,9 @@
             <w:tcW w:type="dxa" w:w="1514"/>
           </w:tcPr>
           <w:p>
+            <w:pPr>
+              <w:spacing w:before="20" w:after="20"/>
+            </w:pPr>
             <w:r/>
             <w:r>
               <w:rPr>
@@ -962,70 +1563,6 @@
                 <w:b w:val="0"/>
                 <w:sz w:val="16"/>
               </w:rPr>
-              <w:t>0</w:t>
-            </w:r>
-          </w:p>
-        </w:tc>
-        <w:tc>
-          <w:tcPr>
-            <w:tcW w:type="dxa" w:w="1514"/>
-          </w:tcPr>
-          <w:p>
-            <w:r/>
-            <w:r>
-              <w:rPr>
-                <w:rFonts w:ascii="Verdana" w:hAnsi="Verdana"/>
-                <w:b w:val="0"/>
-                <w:sz w:val="16"/>
-              </w:rPr>
-              <w:t>9</w:t>
-            </w:r>
-          </w:p>
-        </w:tc>
-        <w:tc>
-          <w:tcPr>
-            <w:tcW w:type="dxa" w:w="1514"/>
-          </w:tcPr>
-          <w:p>
-            <w:r/>
-            <w:r>
-              <w:rPr>
-                <w:rFonts w:ascii="Verdana" w:hAnsi="Verdana"/>
-                <w:b w:val="0"/>
-                <w:sz w:val="16"/>
-              </w:rPr>
-              <w:t>grado verdadero</w:t>
-            </w:r>
-          </w:p>
-        </w:tc>
-        <w:tc>
-          <w:tcPr>
-            <w:tcW w:type="dxa" w:w="1514"/>
-          </w:tcPr>
-          <w:p>
-            <w:r/>
-            <w:r>
-              <w:rPr>
-                <w:rFonts w:ascii="Verdana" w:hAnsi="Verdana"/>
-                <w:b w:val="0"/>
-                <w:sz w:val="16"/>
-              </w:rPr>
-              <w:t>0</w:t>
-            </w:r>
-          </w:p>
-        </w:tc>
-        <w:tc>
-          <w:tcPr>
-            <w:tcW w:type="dxa" w:w="1514"/>
-          </w:tcPr>
-          <w:p>
-            <w:r/>
-            <w:r>
-              <w:rPr>
-                <w:rFonts w:ascii="Verdana" w:hAnsi="Verdana"/>
-                <w:b w:val="0"/>
-                <w:sz w:val="16"/>
-              </w:rPr>
               <w:t>3</w:t>
             </w:r>
           </w:p>
@@ -1035,6 +1572,9 @@
             <w:tcW w:type="dxa" w:w="1514"/>
           </w:tcPr>
           <w:p>
+            <w:pPr>
+              <w:spacing w:before="20" w:after="20"/>
+            </w:pPr>
             <w:r/>
             <w:r>
               <w:rPr>
@@ -1056,6 +1596,9 @@
             <w:tcW w:type="dxa" w:w="1514"/>
           </w:tcPr>
           <w:p>
+            <w:pPr>
+              <w:spacing w:before="20" w:after="20"/>
+            </w:pPr>
             <w:r/>
             <w:r>
               <w:rPr>
@@ -1072,6 +1615,9 @@
             <w:tcW w:type="dxa" w:w="1514"/>
           </w:tcPr>
           <w:p>
+            <w:pPr>
+              <w:spacing w:before="20" w:after="20"/>
+            </w:pPr>
             <w:r/>
             <w:r>
               <w:rPr>
@@ -1088,6 +1634,27 @@
             <w:tcW w:type="dxa" w:w="1514"/>
           </w:tcPr>
           <w:p>
+            <w:pPr>
+              <w:spacing w:before="20" w:after="20"/>
+            </w:pPr>
+            <w:r/>
+            <w:r>
+              <w:rPr>
+                <w:rFonts w:ascii="Verdana" w:hAnsi="Verdana"/>
+                <w:sz w:val="16"/>
+              </w:rPr>
+              <w:t>m s⁻¹</w:t>
+            </w:r>
+          </w:p>
+        </w:tc>
+        <w:tc>
+          <w:tcPr>
+            <w:tcW w:type="dxa" w:w="1514"/>
+          </w:tcPr>
+          <w:p>
+            <w:pPr>
+              <w:spacing w:before="20" w:after="20"/>
+            </w:pPr>
             <w:r/>
             <w:r>
               <w:rPr>
@@ -1095,6 +1662,62 @@
                 <w:b w:val="0"/>
                 <w:sz w:val="16"/>
               </w:rPr>
+              <w:t>2</w:t>
+            </w:r>
+          </w:p>
+        </w:tc>
+        <w:tc>
+          <w:tcPr>
+            <w:tcW w:type="dxa" w:w="1514"/>
+          </w:tcPr>
+          <w:p>
+            <w:pPr>
+              <w:spacing w:before="20" w:after="20"/>
+            </w:pPr>
+            <w:r/>
+            <w:r>
+              <w:rPr>
+                <w:rFonts w:ascii="Verdana" w:hAnsi="Verdana"/>
+                <w:b w:val="0"/>
+                <w:sz w:val="16"/>
+              </w:rPr>
+              <w:t>0</w:t>
+            </w:r>
+          </w:p>
+        </w:tc>
+        <w:tc>
+          <w:tcPr>
+            <w:tcW w:type="dxa" w:w="1514"/>
+          </w:tcPr>
+          <w:p>
+            <w:pPr>
+              <w:spacing w:before="20" w:after="20"/>
+            </w:pPr>
+            <w:r/>
+            <w:r>
+              <w:rPr>
+                <w:rFonts w:ascii="Verdana" w:hAnsi="Verdana"/>
+                <w:b w:val="0"/>
+                <w:sz w:val="16"/>
+              </w:rPr>
+              <w:t>14</w:t>
+            </w:r>
+          </w:p>
+        </w:tc>
+        <w:tc>
+          <w:tcPr>
+            <w:tcW w:type="dxa" w:w="1514"/>
+          </w:tcPr>
+          <w:p>
+            <w:pPr>
+              <w:spacing w:before="20" w:after="20"/>
+            </w:pPr>
+            <w:r/>
+            <w:r>
+              <w:rPr>
+                <w:rFonts w:ascii="Verdana" w:hAnsi="Verdana"/>
+                <w:sz w:val="16"/>
+              </w:rPr>
               <w:t>m s⁻¹</w:t>
             </w:r>
           </w:p>
@@ -1104,6 +1727,9 @@
             <w:tcW w:type="dxa" w:w="1514"/>
           </w:tcPr>
           <w:p>
+            <w:pPr>
+              <w:spacing w:before="20" w:after="20"/>
+            </w:pPr>
             <w:r/>
             <w:r>
               <w:rPr>
@@ -1120,6 +1746,9 @@
             <w:tcW w:type="dxa" w:w="1514"/>
           </w:tcPr>
           <w:p>
+            <w:pPr>
+              <w:spacing w:before="20" w:after="20"/>
+            </w:pPr>
             <w:r/>
             <w:r>
               <w:rPr>
@@ -1127,70 +1756,6 @@
                 <w:b w:val="0"/>
                 <w:sz w:val="16"/>
               </w:rPr>
-              <w:t>0</w:t>
-            </w:r>
-          </w:p>
-        </w:tc>
-        <w:tc>
-          <w:tcPr>
-            <w:tcW w:type="dxa" w:w="1514"/>
-          </w:tcPr>
-          <w:p>
-            <w:r/>
-            <w:r>
-              <w:rPr>
-                <w:rFonts w:ascii="Verdana" w:hAnsi="Verdana"/>
-                <w:b w:val="0"/>
-                <w:sz w:val="16"/>
-              </w:rPr>
-              <w:t>14</w:t>
-            </w:r>
-          </w:p>
-        </w:tc>
-        <w:tc>
-          <w:tcPr>
-            <w:tcW w:type="dxa" w:w="1514"/>
-          </w:tcPr>
-          <w:p>
-            <w:r/>
-            <w:r>
-              <w:rPr>
-                <w:rFonts w:ascii="Verdana" w:hAnsi="Verdana"/>
-                <w:b w:val="0"/>
-                <w:sz w:val="16"/>
-              </w:rPr>
-              <w:t>m s⁻¹</w:t>
-            </w:r>
-          </w:p>
-        </w:tc>
-        <w:tc>
-          <w:tcPr>
-            <w:tcW w:type="dxa" w:w="1514"/>
-          </w:tcPr>
-          <w:p>
-            <w:r/>
-            <w:r>
-              <w:rPr>
-                <w:rFonts w:ascii="Verdana" w:hAnsi="Verdana"/>
-                <w:b w:val="0"/>
-                <w:sz w:val="16"/>
-              </w:rPr>
-              <w:t>2</w:t>
-            </w:r>
-          </w:p>
-        </w:tc>
-        <w:tc>
-          <w:tcPr>
-            <w:tcW w:type="dxa" w:w="1514"/>
-          </w:tcPr>
-          <w:p>
-            <w:r/>
-            <w:r>
-              <w:rPr>
-                <w:rFonts w:ascii="Verdana" w:hAnsi="Verdana"/>
-                <w:b w:val="0"/>
-                <w:sz w:val="16"/>
-              </w:rPr>
               <w:t>5</w:t>
             </w:r>
           </w:p>
@@ -1200,6 +1765,9 @@
             <w:tcW w:type="dxa" w:w="1514"/>
           </w:tcPr>
           <w:p>
+            <w:pPr>
+              <w:spacing w:before="20" w:after="20"/>
+            </w:pPr>
             <w:r/>
             <w:r>
               <w:rPr>
@@ -1221,6 +1789,9 @@
             <w:tcW w:type="dxa" w:w="1514"/>
           </w:tcPr>
           <w:p>
+            <w:pPr>
+              <w:spacing w:before="20" w:after="20"/>
+            </w:pPr>
             <w:r/>
             <w:r>
               <w:rPr>
@@ -1237,6 +1808,9 @@
             <w:tcW w:type="dxa" w:w="1514"/>
           </w:tcPr>
           <w:p>
+            <w:pPr>
+              <w:spacing w:before="20" w:after="20"/>
+            </w:pPr>
             <w:r/>
             <w:r>
               <w:rPr>
@@ -1253,6 +1827,27 @@
             <w:tcW w:type="dxa" w:w="1514"/>
           </w:tcPr>
           <w:p>
+            <w:pPr>
+              <w:spacing w:before="20" w:after="20"/>
+            </w:pPr>
+            <w:r/>
+            <w:r>
+              <w:rPr>
+                <w:rFonts w:ascii="Verdana" w:hAnsi="Verdana"/>
+                <w:sz w:val="16"/>
+              </w:rPr>
+              <w:t>m</w:t>
+            </w:r>
+          </w:p>
+        </w:tc>
+        <w:tc>
+          <w:tcPr>
+            <w:tcW w:type="dxa" w:w="1514"/>
+          </w:tcPr>
+          <w:p>
+            <w:pPr>
+              <w:spacing w:before="20" w:after="20"/>
+            </w:pPr>
             <w:r/>
             <w:r>
               <w:rPr>
@@ -1260,6 +1855,62 @@
                 <w:b w:val="0"/>
                 <w:sz w:val="16"/>
               </w:rPr>
+              <w:t>-3</w:t>
+            </w:r>
+          </w:p>
+        </w:tc>
+        <w:tc>
+          <w:tcPr>
+            <w:tcW w:type="dxa" w:w="1514"/>
+          </w:tcPr>
+          <w:p>
+            <w:pPr>
+              <w:spacing w:before="20" w:after="20"/>
+            </w:pPr>
+            <w:r/>
+            <w:r>
+              <w:rPr>
+                <w:rFonts w:ascii="Verdana" w:hAnsi="Verdana"/>
+                <w:b w:val="0"/>
+                <w:sz w:val="16"/>
+              </w:rPr>
+              <w:t>0</w:t>
+            </w:r>
+          </w:p>
+        </w:tc>
+        <w:tc>
+          <w:tcPr>
+            <w:tcW w:type="dxa" w:w="1514"/>
+          </w:tcPr>
+          <w:p>
+            <w:pPr>
+              <w:spacing w:before="20" w:after="20"/>
+            </w:pPr>
+            <w:r/>
+            <w:r>
+              <w:rPr>
+                <w:rFonts w:ascii="Verdana" w:hAnsi="Verdana"/>
+                <w:b w:val="0"/>
+                <w:sz w:val="16"/>
+              </w:rPr>
+              <w:t>12</w:t>
+            </w:r>
+          </w:p>
+        </w:tc>
+        <w:tc>
+          <w:tcPr>
+            <w:tcW w:type="dxa" w:w="1514"/>
+          </w:tcPr>
+          <w:p>
+            <w:pPr>
+              <w:spacing w:before="20" w:after="20"/>
+            </w:pPr>
+            <w:r/>
+            <w:r>
+              <w:rPr>
+                <w:rFonts w:ascii="Verdana" w:hAnsi="Verdana"/>
+                <w:sz w:val="16"/>
+              </w:rPr>
               <w:t>m</w:t>
             </w:r>
           </w:p>
@@ -1269,6 +1920,9 @@
             <w:tcW w:type="dxa" w:w="1514"/>
           </w:tcPr>
           <w:p>
+            <w:pPr>
+              <w:spacing w:before="20" w:after="20"/>
+            </w:pPr>
             <w:r/>
             <w:r>
               <w:rPr>
@@ -1285,6 +1939,9 @@
             <w:tcW w:type="dxa" w:w="1514"/>
           </w:tcPr>
           <w:p>
+            <w:pPr>
+              <w:spacing w:before="20" w:after="20"/>
+            </w:pPr>
             <w:r/>
             <w:r>
               <w:rPr>
@@ -1292,70 +1949,6 @@
                 <w:b w:val="0"/>
                 <w:sz w:val="16"/>
               </w:rPr>
-              <w:t>0</w:t>
-            </w:r>
-          </w:p>
-        </w:tc>
-        <w:tc>
-          <w:tcPr>
-            <w:tcW w:type="dxa" w:w="1514"/>
-          </w:tcPr>
-          <w:p>
-            <w:r/>
-            <w:r>
-              <w:rPr>
-                <w:rFonts w:ascii="Verdana" w:hAnsi="Verdana"/>
-                <w:b w:val="0"/>
-                <w:sz w:val="16"/>
-              </w:rPr>
-              <w:t>12</w:t>
-            </w:r>
-          </w:p>
-        </w:tc>
-        <w:tc>
-          <w:tcPr>
-            <w:tcW w:type="dxa" w:w="1514"/>
-          </w:tcPr>
-          <w:p>
-            <w:r/>
-            <w:r>
-              <w:rPr>
-                <w:rFonts w:ascii="Verdana" w:hAnsi="Verdana"/>
-                <w:b w:val="0"/>
-                <w:sz w:val="16"/>
-              </w:rPr>
-              <w:t>m</w:t>
-            </w:r>
-          </w:p>
-        </w:tc>
-        <w:tc>
-          <w:tcPr>
-            <w:tcW w:type="dxa" w:w="1514"/>
-          </w:tcPr>
-          <w:p>
-            <w:r/>
-            <w:r>
-              <w:rPr>
-                <w:rFonts w:ascii="Verdana" w:hAnsi="Verdana"/>
-                <w:b w:val="0"/>
-                <w:sz w:val="16"/>
-              </w:rPr>
-              <w:t>-3</w:t>
-            </w:r>
-          </w:p>
-        </w:tc>
-        <w:tc>
-          <w:tcPr>
-            <w:tcW w:type="dxa" w:w="1514"/>
-          </w:tcPr>
-          <w:p>
-            <w:r/>
-            <w:r>
-              <w:rPr>
-                <w:rFonts w:ascii="Verdana" w:hAnsi="Verdana"/>
-                <w:b w:val="0"/>
-                <w:sz w:val="16"/>
-              </w:rPr>
               <w:t>4</w:t>
             </w:r>
           </w:p>
@@ -1365,6 +1958,9 @@
             <w:tcW w:type="dxa" w:w="1514"/>
           </w:tcPr>
           <w:p>
+            <w:pPr>
+              <w:spacing w:before="20" w:after="20"/>
+            </w:pPr>
             <w:r/>
             <w:r>
               <w:rPr>
@@ -1385,6 +1981,9 @@
             <w:tcW w:type="dxa" w:w="1514"/>
           </w:tcPr>
           <w:p>
+            <w:pPr>
+              <w:spacing w:before="20" w:after="20"/>
+            </w:pPr>
             <w:r/>
             <w:r>
               <w:rPr>
@@ -1401,6 +2000,9 @@
             <w:tcW w:type="dxa" w:w="1514"/>
           </w:tcPr>
           <w:p>
+            <w:pPr>
+              <w:spacing w:before="20" w:after="20"/>
+            </w:pPr>
             <w:r/>
             <w:r>
               <w:rPr>
@@ -1417,6 +2019,27 @@
             <w:tcW w:type="dxa" w:w="1514"/>
           </w:tcPr>
           <w:p>
+            <w:pPr>
+              <w:spacing w:before="20" w:after="20"/>
+            </w:pPr>
+            <w:r/>
+            <w:r>
+              <w:rPr>
+                <w:rFonts w:ascii="Verdana" w:hAnsi="Verdana"/>
+                <w:sz w:val="16"/>
+              </w:rPr>
+              <w:t>Tabla de cifrado</w:t>
+            </w:r>
+          </w:p>
+        </w:tc>
+        <w:tc>
+          <w:tcPr>
+            <w:tcW w:type="dxa" w:w="1514"/>
+          </w:tcPr>
+          <w:p>
+            <w:pPr>
+              <w:spacing w:before="20" w:after="20"/>
+            </w:pPr>
             <w:r/>
             <w:r>
               <w:rPr>
@@ -1424,6 +2047,62 @@
                 <w:b w:val="0"/>
                 <w:sz w:val="16"/>
               </w:rPr>
+              <w:t>0</w:t>
+            </w:r>
+          </w:p>
+        </w:tc>
+        <w:tc>
+          <w:tcPr>
+            <w:tcW w:type="dxa" w:w="1514"/>
+          </w:tcPr>
+          <w:p>
+            <w:pPr>
+              <w:spacing w:before="20" w:after="20"/>
+            </w:pPr>
+            <w:r/>
+            <w:r>
+              <w:rPr>
+                <w:rFonts w:ascii="Verdana" w:hAnsi="Verdana"/>
+                <w:b w:val="0"/>
+                <w:sz w:val="16"/>
+              </w:rPr>
+              <w:t>0</w:t>
+            </w:r>
+          </w:p>
+        </w:tc>
+        <w:tc>
+          <w:tcPr>
+            <w:tcW w:type="dxa" w:w="1514"/>
+          </w:tcPr>
+          <w:p>
+            <w:pPr>
+              <w:spacing w:before="20" w:after="20"/>
+            </w:pPr>
+            <w:r/>
+            <w:r>
+              <w:rPr>
+                <w:rFonts w:ascii="Verdana" w:hAnsi="Verdana"/>
+                <w:b w:val="0"/>
+                <w:sz w:val="16"/>
+              </w:rPr>
+              <w:t>3</w:t>
+            </w:r>
+          </w:p>
+        </w:tc>
+        <w:tc>
+          <w:tcPr>
+            <w:tcW w:type="dxa" w:w="1514"/>
+          </w:tcPr>
+          <w:p>
+            <w:pPr>
+              <w:spacing w:before="20" w:after="20"/>
+            </w:pPr>
+            <w:r/>
+            <w:r>
+              <w:rPr>
+                <w:rFonts w:ascii="Verdana" w:hAnsi="Verdana"/>
+                <w:sz w:val="16"/>
+              </w:rPr>
               <w:t>Tabla de cifrado</w:t>
             </w:r>
           </w:p>
@@ -1433,6 +2112,9 @@
             <w:tcW w:type="dxa" w:w="1514"/>
           </w:tcPr>
           <w:p>
+            <w:pPr>
+              <w:spacing w:before="20" w:after="20"/>
+            </w:pPr>
             <w:r/>
             <w:r>
               <w:rPr>
@@ -1449,6 +2131,9 @@
             <w:tcW w:type="dxa" w:w="1514"/>
           </w:tcPr>
           <w:p>
+            <w:pPr>
+              <w:spacing w:before="20" w:after="20"/>
+            </w:pPr>
             <w:r/>
             <w:r>
               <w:rPr>
@@ -1456,70 +2141,6 @@
                 <w:b w:val="0"/>
                 <w:sz w:val="16"/>
               </w:rPr>
-              <w:t>0</w:t>
-            </w:r>
-          </w:p>
-        </w:tc>
-        <w:tc>
-          <w:tcPr>
-            <w:tcW w:type="dxa" w:w="1514"/>
-          </w:tcPr>
-          <w:p>
-            <w:r/>
-            <w:r>
-              <w:rPr>
-                <w:rFonts w:ascii="Verdana" w:hAnsi="Verdana"/>
-                <w:b w:val="0"/>
-                <w:sz w:val="16"/>
-              </w:rPr>
-              <w:t>3</w:t>
-            </w:r>
-          </w:p>
-        </w:tc>
-        <w:tc>
-          <w:tcPr>
-            <w:tcW w:type="dxa" w:w="1514"/>
-          </w:tcPr>
-          <w:p>
-            <w:r/>
-            <w:r>
-              <w:rPr>
-                <w:rFonts w:ascii="Verdana" w:hAnsi="Verdana"/>
-                <w:b w:val="0"/>
-                <w:sz w:val="16"/>
-              </w:rPr>
-              <w:t>Tabla de cifrado</w:t>
-            </w:r>
-          </w:p>
-        </w:tc>
-        <w:tc>
-          <w:tcPr>
-            <w:tcW w:type="dxa" w:w="1514"/>
-          </w:tcPr>
-          <w:p>
-            <w:r/>
-            <w:r>
-              <w:rPr>
-                <w:rFonts w:ascii="Verdana" w:hAnsi="Verdana"/>
-                <w:b w:val="0"/>
-                <w:sz w:val="16"/>
-              </w:rPr>
-              <w:t>0</w:t>
-            </w:r>
-          </w:p>
-        </w:tc>
-        <w:tc>
-          <w:tcPr>
-            <w:tcW w:type="dxa" w:w="1514"/>
-          </w:tcPr>
-          <w:p>
-            <w:r/>
-            <w:r>
-              <w:rPr>
-                <w:rFonts w:ascii="Verdana" w:hAnsi="Verdana"/>
-                <w:b w:val="0"/>
-                <w:sz w:val="16"/>
-              </w:rPr>
               <w:t>1</w:t>
             </w:r>
           </w:p>
@@ -1529,6 +2150,9 @@
             <w:tcW w:type="dxa" w:w="1514"/>
           </w:tcPr>
           <w:p>
+            <w:pPr>
+              <w:spacing w:before="20" w:after="20"/>
+            </w:pPr>
             <w:r/>
             <w:r>
               <w:rPr>
@@ -1549,6 +2173,9 @@
             <w:tcW w:type="dxa" w:w="1514"/>
           </w:tcPr>
           <w:p>
+            <w:pPr>
+              <w:spacing w:before="20" w:after="20"/>
+            </w:pPr>
             <w:r/>
             <w:r>
               <w:rPr>
@@ -1565,6 +2192,9 @@
             <w:tcW w:type="dxa" w:w="1514"/>
           </w:tcPr>
           <w:p>
+            <w:pPr>
+              <w:spacing w:before="20" w:after="20"/>
+            </w:pPr>
             <w:r/>
             <w:r>
               <w:rPr>
@@ -1581,6 +2211,27 @@
             <w:tcW w:type="dxa" w:w="1514"/>
           </w:tcPr>
           <w:p>
+            <w:pPr>
+              <w:spacing w:before="20" w:after="20"/>
+            </w:pPr>
+            <w:r/>
+            <w:r>
+              <w:rPr>
+                <w:rFonts w:ascii="Verdana" w:hAnsi="Verdana"/>
+                <w:sz w:val="16"/>
+              </w:rPr>
+              <w:t>m</w:t>
+            </w:r>
+          </w:p>
+        </w:tc>
+        <w:tc>
+          <w:tcPr>
+            <w:tcW w:type="dxa" w:w="1514"/>
+          </w:tcPr>
+          <w:p>
+            <w:pPr>
+              <w:spacing w:before="20" w:after="20"/>
+            </w:pPr>
             <w:r/>
             <w:r>
               <w:rPr>
@@ -1588,6 +2239,62 @@
                 <w:b w:val="0"/>
                 <w:sz w:val="16"/>
               </w:rPr>
+              <w:t>-3</w:t>
+            </w:r>
+          </w:p>
+        </w:tc>
+        <w:tc>
+          <w:tcPr>
+            <w:tcW w:type="dxa" w:w="1514"/>
+          </w:tcPr>
+          <w:p>
+            <w:pPr>
+              <w:spacing w:before="20" w:after="20"/>
+            </w:pPr>
+            <w:r/>
+            <w:r>
+              <w:rPr>
+                <w:rFonts w:ascii="Verdana" w:hAnsi="Verdana"/>
+                <w:b w:val="0"/>
+                <w:sz w:val="16"/>
+              </w:rPr>
+              <w:t>0</w:t>
+            </w:r>
+          </w:p>
+        </w:tc>
+        <w:tc>
+          <w:tcPr>
+            <w:tcW w:type="dxa" w:w="1514"/>
+          </w:tcPr>
+          <w:p>
+            <w:pPr>
+              <w:spacing w:before="20" w:after="20"/>
+            </w:pPr>
+            <w:r/>
+            <w:r>
+              <w:rPr>
+                <w:rFonts w:ascii="Verdana" w:hAnsi="Verdana"/>
+                <w:b w:val="0"/>
+                <w:sz w:val="16"/>
+              </w:rPr>
+              <w:t>12</w:t>
+            </w:r>
+          </w:p>
+        </w:tc>
+        <w:tc>
+          <w:tcPr>
+            <w:tcW w:type="dxa" w:w="1514"/>
+          </w:tcPr>
+          <w:p>
+            <w:pPr>
+              <w:spacing w:before="20" w:after="20"/>
+            </w:pPr>
+            <w:r/>
+            <w:r>
+              <w:rPr>
+                <w:rFonts w:ascii="Verdana" w:hAnsi="Verdana"/>
+                <w:sz w:val="16"/>
+              </w:rPr>
               <w:t>m</w:t>
             </w:r>
           </w:p>
@@ -1597,6 +2304,9 @@
             <w:tcW w:type="dxa" w:w="1514"/>
           </w:tcPr>
           <w:p>
+            <w:pPr>
+              <w:spacing w:before="20" w:after="20"/>
+            </w:pPr>
             <w:r/>
             <w:r>
               <w:rPr>
@@ -1613,6 +2323,9 @@
             <w:tcW w:type="dxa" w:w="1514"/>
           </w:tcPr>
           <w:p>
+            <w:pPr>
+              <w:spacing w:before="20" w:after="20"/>
+            </w:pPr>
             <w:r/>
             <w:r>
               <w:rPr>
@@ -1620,70 +2333,6 @@
                 <w:b w:val="0"/>
                 <w:sz w:val="16"/>
               </w:rPr>
-              <w:t>0</w:t>
-            </w:r>
-          </w:p>
-        </w:tc>
-        <w:tc>
-          <w:tcPr>
-            <w:tcW w:type="dxa" w:w="1514"/>
-          </w:tcPr>
-          <w:p>
-            <w:r/>
-            <w:r>
-              <w:rPr>
-                <w:rFonts w:ascii="Verdana" w:hAnsi="Verdana"/>
-                <w:b w:val="0"/>
-                <w:sz w:val="16"/>
-              </w:rPr>
-              <w:t>12</w:t>
-            </w:r>
-          </w:p>
-        </w:tc>
-        <w:tc>
-          <w:tcPr>
-            <w:tcW w:type="dxa" w:w="1514"/>
-          </w:tcPr>
-          <w:p>
-            <w:r/>
-            <w:r>
-              <w:rPr>
-                <w:rFonts w:ascii="Verdana" w:hAnsi="Verdana"/>
-                <w:b w:val="0"/>
-                <w:sz w:val="16"/>
-              </w:rPr>
-              <w:t>m</w:t>
-            </w:r>
-          </w:p>
-        </w:tc>
-        <w:tc>
-          <w:tcPr>
-            <w:tcW w:type="dxa" w:w="1514"/>
-          </w:tcPr>
-          <w:p>
-            <w:r/>
-            <w:r>
-              <w:rPr>
-                <w:rFonts w:ascii="Verdana" w:hAnsi="Verdana"/>
-                <w:b w:val="0"/>
-                <w:sz w:val="16"/>
-              </w:rPr>
-              <w:t>-3</w:t>
-            </w:r>
-          </w:p>
-        </w:tc>
-        <w:tc>
-          <w:tcPr>
-            <w:tcW w:type="dxa" w:w="1514"/>
-          </w:tcPr>
-          <w:p>
-            <w:r/>
-            <w:r>
-              <w:rPr>
-                <w:rFonts w:ascii="Verdana" w:hAnsi="Verdana"/>
-                <w:b w:val="0"/>
-                <w:sz w:val="16"/>
-              </w:rPr>
               <w:t>4</w:t>
             </w:r>
           </w:p>
@@ -1693,6 +2342,9 @@
             <w:tcW w:type="dxa" w:w="1514"/>
           </w:tcPr>
           <w:p>
+            <w:pPr>
+              <w:spacing w:before="20" w:after="20"/>
+            </w:pPr>
             <w:r/>
             <w:r>
               <w:rPr>
@@ -1713,6 +2365,9 @@
             <w:tcW w:type="dxa" w:w="1514"/>
           </w:tcPr>
           <w:p>
+            <w:pPr>
+              <w:spacing w:before="20" w:after="20"/>
+            </w:pPr>
             <w:r/>
             <w:r>
               <w:rPr>
@@ -1729,6 +2384,9 @@
             <w:tcW w:type="dxa" w:w="1514"/>
           </w:tcPr>
           <w:p>
+            <w:pPr>
+              <w:spacing w:before="20" w:after="20"/>
+            </w:pPr>
             <w:r/>
             <w:r>
               <w:rPr>
@@ -1745,6 +2403,27 @@
             <w:tcW w:type="dxa" w:w="1514"/>
           </w:tcPr>
           <w:p>
+            <w:pPr>
+              <w:spacing w:before="20" w:after="20"/>
+            </w:pPr>
+            <w:r/>
+            <w:r>
+              <w:rPr>
+                <w:rFonts w:ascii="Verdana" w:hAnsi="Verdana"/>
+                <w:sz w:val="16"/>
+              </w:rPr>
+              <w:t>Tabla de cifrado</w:t>
+            </w:r>
+          </w:p>
+        </w:tc>
+        <w:tc>
+          <w:tcPr>
+            <w:tcW w:type="dxa" w:w="1514"/>
+          </w:tcPr>
+          <w:p>
+            <w:pPr>
+              <w:spacing w:before="20" w:after="20"/>
+            </w:pPr>
             <w:r/>
             <w:r>
               <w:rPr>
@@ -1752,6 +2431,62 @@
                 <w:b w:val="0"/>
                 <w:sz w:val="16"/>
               </w:rPr>
+              <w:t>0</w:t>
+            </w:r>
+          </w:p>
+        </w:tc>
+        <w:tc>
+          <w:tcPr>
+            <w:tcW w:type="dxa" w:w="1514"/>
+          </w:tcPr>
+          <w:p>
+            <w:pPr>
+              <w:spacing w:before="20" w:after="20"/>
+            </w:pPr>
+            <w:r/>
+            <w:r>
+              <w:rPr>
+                <w:rFonts w:ascii="Verdana" w:hAnsi="Verdana"/>
+                <w:b w:val="0"/>
+                <w:sz w:val="16"/>
+              </w:rPr>
+              <w:t>0</w:t>
+            </w:r>
+          </w:p>
+        </w:tc>
+        <w:tc>
+          <w:tcPr>
+            <w:tcW w:type="dxa" w:w="1514"/>
+          </w:tcPr>
+          <w:p>
+            <w:pPr>
+              <w:spacing w:before="20" w:after="20"/>
+            </w:pPr>
+            <w:r/>
+            <w:r>
+              <w:rPr>
+                <w:rFonts w:ascii="Verdana" w:hAnsi="Verdana"/>
+                <w:b w:val="0"/>
+                <w:sz w:val="16"/>
+              </w:rPr>
+              <w:t>4</w:t>
+            </w:r>
+          </w:p>
+        </w:tc>
+        <w:tc>
+          <w:tcPr>
+            <w:tcW w:type="dxa" w:w="1514"/>
+          </w:tcPr>
+          <w:p>
+            <w:pPr>
+              <w:spacing w:before="20" w:after="20"/>
+            </w:pPr>
+            <w:r/>
+            <w:r>
+              <w:rPr>
+                <w:rFonts w:ascii="Verdana" w:hAnsi="Verdana"/>
+                <w:sz w:val="16"/>
+              </w:rPr>
               <w:t>Tabla de cifrado</w:t>
             </w:r>
           </w:p>
@@ -1761,6 +2496,9 @@
             <w:tcW w:type="dxa" w:w="1514"/>
           </w:tcPr>
           <w:p>
+            <w:pPr>
+              <w:spacing w:before="20" w:after="20"/>
+            </w:pPr>
             <w:r/>
             <w:r>
               <w:rPr>
@@ -1777,6 +2515,9 @@
             <w:tcW w:type="dxa" w:w="1514"/>
           </w:tcPr>
           <w:p>
+            <w:pPr>
+              <w:spacing w:before="20" w:after="20"/>
+            </w:pPr>
             <w:r/>
             <w:r>
               <w:rPr>
@@ -1784,70 +2525,6 @@
                 <w:b w:val="0"/>
                 <w:sz w:val="16"/>
               </w:rPr>
-              <w:t>0</w:t>
-            </w:r>
-          </w:p>
-        </w:tc>
-        <w:tc>
-          <w:tcPr>
-            <w:tcW w:type="dxa" w:w="1514"/>
-          </w:tcPr>
-          <w:p>
-            <w:r/>
-            <w:r>
-              <w:rPr>
-                <w:rFonts w:ascii="Verdana" w:hAnsi="Verdana"/>
-                <w:b w:val="0"/>
-                <w:sz w:val="16"/>
-              </w:rPr>
-              <w:t>4</w:t>
-            </w:r>
-          </w:p>
-        </w:tc>
-        <w:tc>
-          <w:tcPr>
-            <w:tcW w:type="dxa" w:w="1514"/>
-          </w:tcPr>
-          <w:p>
-            <w:r/>
-            <w:r>
-              <w:rPr>
-                <w:rFonts w:ascii="Verdana" w:hAnsi="Verdana"/>
-                <w:b w:val="0"/>
-                <w:sz w:val="16"/>
-              </w:rPr>
-              <w:t>Tabla de cifrado</w:t>
-            </w:r>
-          </w:p>
-        </w:tc>
-        <w:tc>
-          <w:tcPr>
-            <w:tcW w:type="dxa" w:w="1514"/>
-          </w:tcPr>
-          <w:p>
-            <w:r/>
-            <w:r>
-              <w:rPr>
-                <w:rFonts w:ascii="Verdana" w:hAnsi="Verdana"/>
-                <w:b w:val="0"/>
-                <w:sz w:val="16"/>
-              </w:rPr>
-              <w:t>0</w:t>
-            </w:r>
-          </w:p>
-        </w:tc>
-        <w:tc>
-          <w:tcPr>
-            <w:tcW w:type="dxa" w:w="1514"/>
-          </w:tcPr>
-          <w:p>
-            <w:r/>
-            <w:r>
-              <w:rPr>
-                <w:rFonts w:ascii="Verdana" w:hAnsi="Verdana"/>
-                <w:b w:val="0"/>
-                <w:sz w:val="16"/>
-              </w:rPr>
               <w:t>2</w:t>
             </w:r>
           </w:p>
@@ -1857,6 +2534,9 @@
             <w:tcW w:type="dxa" w:w="1514"/>
           </w:tcPr>
           <w:p>
+            <w:pPr>
+              <w:spacing w:before="20" w:after="20"/>
+            </w:pPr>
             <w:r/>
             <w:r>
               <w:rPr>
@@ -1877,6 +2557,9 @@
             <w:tcW w:type="dxa" w:w="1514"/>
           </w:tcPr>
           <w:p>
+            <w:pPr>
+              <w:spacing w:before="20" w:after="20"/>
+            </w:pPr>
             <w:r/>
             <w:r>
               <w:rPr>
@@ -1893,6 +2576,9 @@
             <w:tcW w:type="dxa" w:w="1514"/>
           </w:tcPr>
           <w:p>
+            <w:pPr>
+              <w:spacing w:before="20" w:after="20"/>
+            </w:pPr>
             <w:r/>
             <w:r>
               <w:rPr>
@@ -1909,6 +2595,27 @@
             <w:tcW w:type="dxa" w:w="1514"/>
           </w:tcPr>
           <w:p>
+            <w:pPr>
+              <w:spacing w:before="20" w:after="20"/>
+            </w:pPr>
+            <w:r/>
+            <w:r>
+              <w:rPr>
+                <w:rFonts w:ascii="Verdana" w:hAnsi="Verdana"/>
+                <w:sz w:val="16"/>
+              </w:rPr>
+              <w:t>Tabla de cifrado</w:t>
+            </w:r>
+          </w:p>
+        </w:tc>
+        <w:tc>
+          <w:tcPr>
+            <w:tcW w:type="dxa" w:w="1514"/>
+          </w:tcPr>
+          <w:p>
+            <w:pPr>
+              <w:spacing w:before="20" w:after="20"/>
+            </w:pPr>
             <w:r/>
             <w:r>
               <w:rPr>
@@ -1916,6 +2623,62 @@
                 <w:b w:val="0"/>
                 <w:sz w:val="16"/>
               </w:rPr>
+              <w:t>0</w:t>
+            </w:r>
+          </w:p>
+        </w:tc>
+        <w:tc>
+          <w:tcPr>
+            <w:tcW w:type="dxa" w:w="1514"/>
+          </w:tcPr>
+          <w:p>
+            <w:pPr>
+              <w:spacing w:before="20" w:after="20"/>
+            </w:pPr>
+            <w:r/>
+            <w:r>
+              <w:rPr>
+                <w:rFonts w:ascii="Verdana" w:hAnsi="Verdana"/>
+                <w:b w:val="0"/>
+                <w:sz w:val="16"/>
+              </w:rPr>
+              <w:t>0</w:t>
+            </w:r>
+          </w:p>
+        </w:tc>
+        <w:tc>
+          <w:tcPr>
+            <w:tcW w:type="dxa" w:w="1514"/>
+          </w:tcPr>
+          <w:p>
+            <w:pPr>
+              <w:spacing w:before="20" w:after="20"/>
+            </w:pPr>
+            <w:r/>
+            <w:r>
+              <w:rPr>
+                <w:rFonts w:ascii="Verdana" w:hAnsi="Verdana"/>
+                <w:b w:val="0"/>
+                <w:sz w:val="16"/>
+              </w:rPr>
+              <w:t>4</w:t>
+            </w:r>
+          </w:p>
+        </w:tc>
+        <w:tc>
+          <w:tcPr>
+            <w:tcW w:type="dxa" w:w="1514"/>
+          </w:tcPr>
+          <w:p>
+            <w:pPr>
+              <w:spacing w:before="20" w:after="20"/>
+            </w:pPr>
+            <w:r/>
+            <w:r>
+              <w:rPr>
+                <w:rFonts w:ascii="Verdana" w:hAnsi="Verdana"/>
+                <w:sz w:val="16"/>
+              </w:rPr>
               <w:t>Tabla de cifrado</w:t>
             </w:r>
           </w:p>
@@ -1925,6 +2688,9 @@
             <w:tcW w:type="dxa" w:w="1514"/>
           </w:tcPr>
           <w:p>
+            <w:pPr>
+              <w:spacing w:before="20" w:after="20"/>
+            </w:pPr>
             <w:r/>
             <w:r>
               <w:rPr>
@@ -1941,6 +2707,9 @@
             <w:tcW w:type="dxa" w:w="1514"/>
           </w:tcPr>
           <w:p>
+            <w:pPr>
+              <w:spacing w:before="20" w:after="20"/>
+            </w:pPr>
             <w:r/>
             <w:r>
               <w:rPr>
@@ -1948,70 +2717,6 @@
                 <w:b w:val="0"/>
                 <w:sz w:val="16"/>
               </w:rPr>
-              <w:t>0</w:t>
-            </w:r>
-          </w:p>
-        </w:tc>
-        <w:tc>
-          <w:tcPr>
-            <w:tcW w:type="dxa" w:w="1514"/>
-          </w:tcPr>
-          <w:p>
-            <w:r/>
-            <w:r>
-              <w:rPr>
-                <w:rFonts w:ascii="Verdana" w:hAnsi="Verdana"/>
-                <w:b w:val="0"/>
-                <w:sz w:val="16"/>
-              </w:rPr>
-              <w:t>4</w:t>
-            </w:r>
-          </w:p>
-        </w:tc>
-        <w:tc>
-          <w:tcPr>
-            <w:tcW w:type="dxa" w:w="1514"/>
-          </w:tcPr>
-          <w:p>
-            <w:r/>
-            <w:r>
-              <w:rPr>
-                <w:rFonts w:ascii="Verdana" w:hAnsi="Verdana"/>
-                <w:b w:val="0"/>
-                <w:sz w:val="16"/>
-              </w:rPr>
-              <w:t>Tabla de cifrado</w:t>
-            </w:r>
-          </w:p>
-        </w:tc>
-        <w:tc>
-          <w:tcPr>
-            <w:tcW w:type="dxa" w:w="1514"/>
-          </w:tcPr>
-          <w:p>
-            <w:r/>
-            <w:r>
-              <w:rPr>
-                <w:rFonts w:ascii="Verdana" w:hAnsi="Verdana"/>
-                <w:b w:val="0"/>
-                <w:sz w:val="16"/>
-              </w:rPr>
-              <w:t>0</w:t>
-            </w:r>
-          </w:p>
-        </w:tc>
-        <w:tc>
-          <w:tcPr>
-            <w:tcW w:type="dxa" w:w="1514"/>
-          </w:tcPr>
-          <w:p>
-            <w:r/>
-            <w:r>
-              <w:rPr>
-                <w:rFonts w:ascii="Verdana" w:hAnsi="Verdana"/>
-                <w:b w:val="0"/>
-                <w:sz w:val="16"/>
-              </w:rPr>
               <w:t>2</w:t>
             </w:r>
           </w:p>
@@ -2021,6 +2726,9 @@
             <w:tcW w:type="dxa" w:w="1514"/>
           </w:tcPr>
           <w:p>
+            <w:pPr>
+              <w:spacing w:before="20" w:after="20"/>
+            </w:pPr>
             <w:r/>
             <w:r>
               <w:rPr>
@@ -2041,6 +2749,9 @@
             <w:tcW w:type="dxa" w:w="1514"/>
           </w:tcPr>
           <w:p>
+            <w:pPr>
+              <w:spacing w:before="20" w:after="20"/>
+            </w:pPr>
             <w:r/>
             <w:r>
               <w:rPr>
@@ -2057,6 +2768,9 @@
             <w:tcW w:type="dxa" w:w="1514"/>
           </w:tcPr>
           <w:p>
+            <w:pPr>
+              <w:spacing w:before="20" w:after="20"/>
+            </w:pPr>
             <w:r/>
             <w:r>
               <w:rPr>
@@ -2073,6 +2787,27 @@
             <w:tcW w:type="dxa" w:w="1514"/>
           </w:tcPr>
           <w:p>
+            <w:pPr>
+              <w:spacing w:before="20" w:after="20"/>
+            </w:pPr>
+            <w:r/>
+            <w:r>
+              <w:rPr>
+                <w:rFonts w:ascii="Verdana" w:hAnsi="Verdana"/>
+                <w:sz w:val="16"/>
+              </w:rPr>
+              <w:t>Tabla de cifrado</w:t>
+            </w:r>
+          </w:p>
+        </w:tc>
+        <w:tc>
+          <w:tcPr>
+            <w:tcW w:type="dxa" w:w="1514"/>
+          </w:tcPr>
+          <w:p>
+            <w:pPr>
+              <w:spacing w:before="20" w:after="20"/>
+            </w:pPr>
             <w:r/>
             <w:r>
               <w:rPr>
@@ -2080,6 +2815,62 @@
                 <w:b w:val="0"/>
                 <w:sz w:val="16"/>
               </w:rPr>
+              <w:t>0</w:t>
+            </w:r>
+          </w:p>
+        </w:tc>
+        <w:tc>
+          <w:tcPr>
+            <w:tcW w:type="dxa" w:w="1514"/>
+          </w:tcPr>
+          <w:p>
+            <w:pPr>
+              <w:spacing w:before="20" w:after="20"/>
+            </w:pPr>
+            <w:r/>
+            <w:r>
+              <w:rPr>
+                <w:rFonts w:ascii="Verdana" w:hAnsi="Verdana"/>
+                <w:b w:val="0"/>
+                <w:sz w:val="16"/>
+              </w:rPr>
+              <w:t>0</w:t>
+            </w:r>
+          </w:p>
+        </w:tc>
+        <w:tc>
+          <w:tcPr>
+            <w:tcW w:type="dxa" w:w="1514"/>
+          </w:tcPr>
+          <w:p>
+            <w:pPr>
+              <w:spacing w:before="20" w:after="20"/>
+            </w:pPr>
+            <w:r/>
+            <w:r>
+              <w:rPr>
+                <w:rFonts w:ascii="Verdana" w:hAnsi="Verdana"/>
+                <w:b w:val="0"/>
+                <w:sz w:val="16"/>
+              </w:rPr>
+              <w:t>4</w:t>
+            </w:r>
+          </w:p>
+        </w:tc>
+        <w:tc>
+          <w:tcPr>
+            <w:tcW w:type="dxa" w:w="1514"/>
+          </w:tcPr>
+          <w:p>
+            <w:pPr>
+              <w:spacing w:before="20" w:after="20"/>
+            </w:pPr>
+            <w:r/>
+            <w:r>
+              <w:rPr>
+                <w:rFonts w:ascii="Verdana" w:hAnsi="Verdana"/>
+                <w:sz w:val="16"/>
+              </w:rPr>
               <w:t>Tabla de cifrado</w:t>
             </w:r>
           </w:p>
@@ -2089,6 +2880,9 @@
             <w:tcW w:type="dxa" w:w="1514"/>
           </w:tcPr>
           <w:p>
+            <w:pPr>
+              <w:spacing w:before="20" w:after="20"/>
+            </w:pPr>
             <w:r/>
             <w:r>
               <w:rPr>
@@ -2105,6 +2899,9 @@
             <w:tcW w:type="dxa" w:w="1514"/>
           </w:tcPr>
           <w:p>
+            <w:pPr>
+              <w:spacing w:before="20" w:after="20"/>
+            </w:pPr>
             <w:r/>
             <w:r>
               <w:rPr>
@@ -2112,70 +2909,6 @@
                 <w:b w:val="0"/>
                 <w:sz w:val="16"/>
               </w:rPr>
-              <w:t>0</w:t>
-            </w:r>
-          </w:p>
-        </w:tc>
-        <w:tc>
-          <w:tcPr>
-            <w:tcW w:type="dxa" w:w="1514"/>
-          </w:tcPr>
-          <w:p>
-            <w:r/>
-            <w:r>
-              <w:rPr>
-                <w:rFonts w:ascii="Verdana" w:hAnsi="Verdana"/>
-                <w:b w:val="0"/>
-                <w:sz w:val="16"/>
-              </w:rPr>
-              <w:t>4</w:t>
-            </w:r>
-          </w:p>
-        </w:tc>
-        <w:tc>
-          <w:tcPr>
-            <w:tcW w:type="dxa" w:w="1514"/>
-          </w:tcPr>
-          <w:p>
-            <w:r/>
-            <w:r>
-              <w:rPr>
-                <w:rFonts w:ascii="Verdana" w:hAnsi="Verdana"/>
-                <w:b w:val="0"/>
-                <w:sz w:val="16"/>
-              </w:rPr>
-              <w:t>Tabla de cifrado</w:t>
-            </w:r>
-          </w:p>
-        </w:tc>
-        <w:tc>
-          <w:tcPr>
-            <w:tcW w:type="dxa" w:w="1514"/>
-          </w:tcPr>
-          <w:p>
-            <w:r/>
-            <w:r>
-              <w:rPr>
-                <w:rFonts w:ascii="Verdana" w:hAnsi="Verdana"/>
-                <w:b w:val="0"/>
-                <w:sz w:val="16"/>
-              </w:rPr>
-              <w:t>0</w:t>
-            </w:r>
-          </w:p>
-        </w:tc>
-        <w:tc>
-          <w:tcPr>
-            <w:tcW w:type="dxa" w:w="1514"/>
-          </w:tcPr>
-          <w:p>
-            <w:r/>
-            <w:r>
-              <w:rPr>
-                <w:rFonts w:ascii="Verdana" w:hAnsi="Verdana"/>
-                <w:b w:val="0"/>
-                <w:sz w:val="16"/>
-              </w:rPr>
               <w:t>2</w:t>
             </w:r>
           </w:p>
@@ -2185,6 +2918,9 @@
             <w:tcW w:type="dxa" w:w="1514"/>
           </w:tcPr>
           <w:p>
+            <w:pPr>
+              <w:spacing w:before="20" w:after="20"/>
+            </w:pPr>
             <w:r/>
             <w:r>
               <w:rPr>
@@ -2205,6 +2941,9 @@
             <w:tcW w:type="dxa" w:w="1514"/>
           </w:tcPr>
           <w:p>
+            <w:pPr>
+              <w:spacing w:before="20" w:after="20"/>
+            </w:pPr>
             <w:r/>
             <w:r>
               <w:rPr>
@@ -2221,6 +2960,9 @@
             <w:tcW w:type="dxa" w:w="1514"/>
           </w:tcPr>
           <w:p>
+            <w:pPr>
+              <w:spacing w:before="20" w:after="20"/>
+            </w:pPr>
             <w:r/>
             <w:r>
               <w:rPr>
@@ -2237,6 +2979,27 @@
             <w:tcW w:type="dxa" w:w="1514"/>
           </w:tcPr>
           <w:p>
+            <w:pPr>
+              <w:spacing w:before="20" w:after="20"/>
+            </w:pPr>
+            <w:r/>
+            <w:r>
+              <w:rPr>
+                <w:rFonts w:ascii="Verdana" w:hAnsi="Verdana"/>
+                <w:sz w:val="16"/>
+              </w:rPr>
+              <w:t>Tabla de cifrado</w:t>
+            </w:r>
+          </w:p>
+        </w:tc>
+        <w:tc>
+          <w:tcPr>
+            <w:tcW w:type="dxa" w:w="1514"/>
+          </w:tcPr>
+          <w:p>
+            <w:pPr>
+              <w:spacing w:before="20" w:after="20"/>
+            </w:pPr>
             <w:r/>
             <w:r>
               <w:rPr>
@@ -2244,6 +3007,62 @@
                 <w:b w:val="0"/>
                 <w:sz w:val="16"/>
               </w:rPr>
+              <w:t>0</w:t>
+            </w:r>
+          </w:p>
+        </w:tc>
+        <w:tc>
+          <w:tcPr>
+            <w:tcW w:type="dxa" w:w="1514"/>
+          </w:tcPr>
+          <w:p>
+            <w:pPr>
+              <w:spacing w:before="20" w:after="20"/>
+            </w:pPr>
+            <w:r/>
+            <w:r>
+              <w:rPr>
+                <w:rFonts w:ascii="Verdana" w:hAnsi="Verdana"/>
+                <w:b w:val="0"/>
+                <w:sz w:val="16"/>
+              </w:rPr>
+              <w:t>0</w:t>
+            </w:r>
+          </w:p>
+        </w:tc>
+        <w:tc>
+          <w:tcPr>
+            <w:tcW w:type="dxa" w:w="1514"/>
+          </w:tcPr>
+          <w:p>
+            <w:pPr>
+              <w:spacing w:before="20" w:after="20"/>
+            </w:pPr>
+            <w:r/>
+            <w:r>
+              <w:rPr>
+                <w:rFonts w:ascii="Verdana" w:hAnsi="Verdana"/>
+                <w:b w:val="0"/>
+                <w:sz w:val="16"/>
+              </w:rPr>
+              <w:t>3</w:t>
+            </w:r>
+          </w:p>
+        </w:tc>
+        <w:tc>
+          <w:tcPr>
+            <w:tcW w:type="dxa" w:w="1514"/>
+          </w:tcPr>
+          <w:p>
+            <w:pPr>
+              <w:spacing w:before="20" w:after="20"/>
+            </w:pPr>
+            <w:r/>
+            <w:r>
+              <w:rPr>
+                <w:rFonts w:ascii="Verdana" w:hAnsi="Verdana"/>
+                <w:sz w:val="16"/>
+              </w:rPr>
               <w:t>Tabla de cifrado</w:t>
             </w:r>
           </w:p>
@@ -2253,6 +3072,9 @@
             <w:tcW w:type="dxa" w:w="1514"/>
           </w:tcPr>
           <w:p>
+            <w:pPr>
+              <w:spacing w:before="20" w:after="20"/>
+            </w:pPr>
             <w:r/>
             <w:r>
               <w:rPr>
@@ -2269,6 +3091,9 @@
             <w:tcW w:type="dxa" w:w="1514"/>
           </w:tcPr>
           <w:p>
+            <w:pPr>
+              <w:spacing w:before="20" w:after="20"/>
+            </w:pPr>
             <w:r/>
             <w:r>
               <w:rPr>
@@ -2276,70 +3101,6 @@
                 <w:b w:val="0"/>
                 <w:sz w:val="16"/>
               </w:rPr>
-              <w:t>0</w:t>
-            </w:r>
-          </w:p>
-        </w:tc>
-        <w:tc>
-          <w:tcPr>
-            <w:tcW w:type="dxa" w:w="1514"/>
-          </w:tcPr>
-          <w:p>
-            <w:r/>
-            <w:r>
-              <w:rPr>
-                <w:rFonts w:ascii="Verdana" w:hAnsi="Verdana"/>
-                <w:b w:val="0"/>
-                <w:sz w:val="16"/>
-              </w:rPr>
-              <w:t>3</w:t>
-            </w:r>
-          </w:p>
-        </w:tc>
-        <w:tc>
-          <w:tcPr>
-            <w:tcW w:type="dxa" w:w="1514"/>
-          </w:tcPr>
-          <w:p>
-            <w:r/>
-            <w:r>
-              <w:rPr>
-                <w:rFonts w:ascii="Verdana" w:hAnsi="Verdana"/>
-                <w:b w:val="0"/>
-                <w:sz w:val="16"/>
-              </w:rPr>
-              <w:t>Tabla de cifrado</w:t>
-            </w:r>
-          </w:p>
-        </w:tc>
-        <w:tc>
-          <w:tcPr>
-            <w:tcW w:type="dxa" w:w="1514"/>
-          </w:tcPr>
-          <w:p>
-            <w:r/>
-            <w:r>
-              <w:rPr>
-                <w:rFonts w:ascii="Verdana" w:hAnsi="Verdana"/>
-                <w:b w:val="0"/>
-                <w:sz w:val="16"/>
-              </w:rPr>
-              <w:t>0</w:t>
-            </w:r>
-          </w:p>
-        </w:tc>
-        <w:tc>
-          <w:tcPr>
-            <w:tcW w:type="dxa" w:w="1514"/>
-          </w:tcPr>
-          <w:p>
-            <w:r/>
-            <w:r>
-              <w:rPr>
-                <w:rFonts w:ascii="Verdana" w:hAnsi="Verdana"/>
-                <w:b w:val="0"/>
-                <w:sz w:val="16"/>
-              </w:rPr>
               <w:t>1</w:t>
             </w:r>
           </w:p>
@@ -2349,6 +3110,9 @@
             <w:tcW w:type="dxa" w:w="1514"/>
           </w:tcPr>
           <w:p>
+            <w:pPr>
+              <w:spacing w:before="20" w:after="20"/>
+            </w:pPr>
             <w:r/>
             <w:r>
               <w:rPr>
@@ -2369,6 +3133,9 @@
             <w:tcW w:type="dxa" w:w="1514"/>
           </w:tcPr>
           <w:p>
+            <w:pPr>
+              <w:spacing w:before="20" w:after="20"/>
+            </w:pPr>
             <w:r/>
             <w:r>
               <w:rPr>
@@ -2385,6 +3152,9 @@
             <w:tcW w:type="dxa" w:w="1514"/>
           </w:tcPr>
           <w:p>
+            <w:pPr>
+              <w:spacing w:before="20" w:after="20"/>
+            </w:pPr>
             <w:r/>
             <w:r>
               <w:rPr>
@@ -2401,6 +3171,27 @@
             <w:tcW w:type="dxa" w:w="1514"/>
           </w:tcPr>
           <w:p>
+            <w:pPr>
+              <w:spacing w:before="20" w:after="20"/>
+            </w:pPr>
+            <w:r/>
+            <w:r>
+              <w:rPr>
+                <w:rFonts w:ascii="Verdana" w:hAnsi="Verdana"/>
+                <w:sz w:val="16"/>
+              </w:rPr>
+              <w:t>Tabla de cifrado</w:t>
+            </w:r>
+          </w:p>
+        </w:tc>
+        <w:tc>
+          <w:tcPr>
+            <w:tcW w:type="dxa" w:w="1514"/>
+          </w:tcPr>
+          <w:p>
+            <w:pPr>
+              <w:spacing w:before="20" w:after="20"/>
+            </w:pPr>
             <w:r/>
             <w:r>
               <w:rPr>
@@ -2408,6 +3199,62 @@
                 <w:b w:val="0"/>
                 <w:sz w:val="16"/>
               </w:rPr>
+              <w:t>0</w:t>
+            </w:r>
+          </w:p>
+        </w:tc>
+        <w:tc>
+          <w:tcPr>
+            <w:tcW w:type="dxa" w:w="1514"/>
+          </w:tcPr>
+          <w:p>
+            <w:pPr>
+              <w:spacing w:before="20" w:after="20"/>
+            </w:pPr>
+            <w:r/>
+            <w:r>
+              <w:rPr>
+                <w:rFonts w:ascii="Verdana" w:hAnsi="Verdana"/>
+                <w:b w:val="0"/>
+                <w:sz w:val="16"/>
+              </w:rPr>
+              <w:t>0</w:t>
+            </w:r>
+          </w:p>
+        </w:tc>
+        <w:tc>
+          <w:tcPr>
+            <w:tcW w:type="dxa" w:w="1514"/>
+          </w:tcPr>
+          <w:p>
+            <w:pPr>
+              <w:spacing w:before="20" w:after="20"/>
+            </w:pPr>
+            <w:r/>
+            <w:r>
+              <w:rPr>
+                <w:rFonts w:ascii="Verdana" w:hAnsi="Verdana"/>
+                <w:b w:val="0"/>
+                <w:sz w:val="16"/>
+              </w:rPr>
+              <w:t>4</w:t>
+            </w:r>
+          </w:p>
+        </w:tc>
+        <w:tc>
+          <w:tcPr>
+            <w:tcW w:type="dxa" w:w="1514"/>
+          </w:tcPr>
+          <w:p>
+            <w:pPr>
+              <w:spacing w:before="20" w:after="20"/>
+            </w:pPr>
+            <w:r/>
+            <w:r>
+              <w:rPr>
+                <w:rFonts w:ascii="Verdana" w:hAnsi="Verdana"/>
+                <w:sz w:val="16"/>
+              </w:rPr>
               <w:t>Tabla de cifrado</w:t>
             </w:r>
           </w:p>
@@ -2417,6 +3264,9 @@
             <w:tcW w:type="dxa" w:w="1514"/>
           </w:tcPr>
           <w:p>
+            <w:pPr>
+              <w:spacing w:before="20" w:after="20"/>
+            </w:pPr>
             <w:r/>
             <w:r>
               <w:rPr>
@@ -2433,6 +3283,9 @@
             <w:tcW w:type="dxa" w:w="1514"/>
           </w:tcPr>
           <w:p>
+            <w:pPr>
+              <w:spacing w:before="20" w:after="20"/>
+            </w:pPr>
             <w:r/>
             <w:r>
               <w:rPr>
@@ -2440,70 +3293,6 @@
                 <w:b w:val="0"/>
                 <w:sz w:val="16"/>
               </w:rPr>
-              <w:t>0</w:t>
-            </w:r>
-          </w:p>
-        </w:tc>
-        <w:tc>
-          <w:tcPr>
-            <w:tcW w:type="dxa" w:w="1514"/>
-          </w:tcPr>
-          <w:p>
-            <w:r/>
-            <w:r>
-              <w:rPr>
-                <w:rFonts w:ascii="Verdana" w:hAnsi="Verdana"/>
-                <w:b w:val="0"/>
-                <w:sz w:val="16"/>
-              </w:rPr>
-              <w:t>4</w:t>
-            </w:r>
-          </w:p>
-        </w:tc>
-        <w:tc>
-          <w:tcPr>
-            <w:tcW w:type="dxa" w:w="1514"/>
-          </w:tcPr>
-          <w:p>
-            <w:r/>
-            <w:r>
-              <w:rPr>
-                <w:rFonts w:ascii="Verdana" w:hAnsi="Verdana"/>
-                <w:b w:val="0"/>
-                <w:sz w:val="16"/>
-              </w:rPr>
-              <w:t>Tabla de cifrado</w:t>
-            </w:r>
-          </w:p>
-        </w:tc>
-        <w:tc>
-          <w:tcPr>
-            <w:tcW w:type="dxa" w:w="1514"/>
-          </w:tcPr>
-          <w:p>
-            <w:r/>
-            <w:r>
-              <w:rPr>
-                <w:rFonts w:ascii="Verdana" w:hAnsi="Verdana"/>
-                <w:b w:val="0"/>
-                <w:sz w:val="16"/>
-              </w:rPr>
-              <w:t>0</w:t>
-            </w:r>
-          </w:p>
-        </w:tc>
-        <w:tc>
-          <w:tcPr>
-            <w:tcW w:type="dxa" w:w="1514"/>
-          </w:tcPr>
-          <w:p>
-            <w:r/>
-            <w:r>
-              <w:rPr>
-                <w:rFonts w:ascii="Verdana" w:hAnsi="Verdana"/>
-                <w:b w:val="0"/>
-                <w:sz w:val="16"/>
-              </w:rPr>
               <w:t>2</w:t>
             </w:r>
           </w:p>
@@ -2513,6 +3302,9 @@
             <w:tcW w:type="dxa" w:w="1514"/>
           </w:tcPr>
           <w:p>
+            <w:pPr>
+              <w:spacing w:before="20" w:after="20"/>
+            </w:pPr>
             <w:r/>
             <w:r>
               <w:rPr>
@@ -2533,6 +3325,9 @@
             <w:tcW w:type="dxa" w:w="1514"/>
           </w:tcPr>
           <w:p>
+            <w:pPr>
+              <w:spacing w:before="20" w:after="20"/>
+            </w:pPr>
             <w:r/>
             <w:r>
               <w:rPr>
@@ -2549,6 +3344,9 @@
             <w:tcW w:type="dxa" w:w="1514"/>
           </w:tcPr>
           <w:p>
+            <w:pPr>
+              <w:spacing w:before="20" w:after="20"/>
+            </w:pPr>
             <w:r/>
             <w:r>
               <w:rPr>
@@ -2565,6 +3363,27 @@
             <w:tcW w:type="dxa" w:w="1514"/>
           </w:tcPr>
           <w:p>
+            <w:pPr>
+              <w:spacing w:before="20" w:after="20"/>
+            </w:pPr>
+            <w:r/>
+            <w:r>
+              <w:rPr>
+                <w:rFonts w:ascii="Verdana" w:hAnsi="Verdana"/>
+                <w:sz w:val="16"/>
+              </w:rPr>
+              <w:t>Tabla de cifrado</w:t>
+            </w:r>
+          </w:p>
+        </w:tc>
+        <w:tc>
+          <w:tcPr>
+            <w:tcW w:type="dxa" w:w="1514"/>
+          </w:tcPr>
+          <w:p>
+            <w:pPr>
+              <w:spacing w:before="20" w:after="20"/>
+            </w:pPr>
             <w:r/>
             <w:r>
               <w:rPr>
@@ -2572,6 +3391,62 @@
                 <w:b w:val="0"/>
                 <w:sz w:val="16"/>
               </w:rPr>
+              <w:t>0</w:t>
+            </w:r>
+          </w:p>
+        </w:tc>
+        <w:tc>
+          <w:tcPr>
+            <w:tcW w:type="dxa" w:w="1514"/>
+          </w:tcPr>
+          <w:p>
+            <w:pPr>
+              <w:spacing w:before="20" w:after="20"/>
+            </w:pPr>
+            <w:r/>
+            <w:r>
+              <w:rPr>
+                <w:rFonts w:ascii="Verdana" w:hAnsi="Verdana"/>
+                <w:b w:val="0"/>
+                <w:sz w:val="16"/>
+              </w:rPr>
+              <w:t>0</w:t>
+            </w:r>
+          </w:p>
+        </w:tc>
+        <w:tc>
+          <w:tcPr>
+            <w:tcW w:type="dxa" w:w="1514"/>
+          </w:tcPr>
+          <w:p>
+            <w:pPr>
+              <w:spacing w:before="20" w:after="20"/>
+            </w:pPr>
+            <w:r/>
+            <w:r>
+              <w:rPr>
+                <w:rFonts w:ascii="Verdana" w:hAnsi="Verdana"/>
+                <w:b w:val="0"/>
+                <w:sz w:val="16"/>
+              </w:rPr>
+              <w:t>4</w:t>
+            </w:r>
+          </w:p>
+        </w:tc>
+        <w:tc>
+          <w:tcPr>
+            <w:tcW w:type="dxa" w:w="1514"/>
+          </w:tcPr>
+          <w:p>
+            <w:pPr>
+              <w:spacing w:before="20" w:after="20"/>
+            </w:pPr>
+            <w:r/>
+            <w:r>
+              <w:rPr>
+                <w:rFonts w:ascii="Verdana" w:hAnsi="Verdana"/>
+                <w:sz w:val="16"/>
+              </w:rPr>
               <w:t>Tabla de cifrado</w:t>
             </w:r>
           </w:p>
@@ -2581,6 +3456,9 @@
             <w:tcW w:type="dxa" w:w="1514"/>
           </w:tcPr>
           <w:p>
+            <w:pPr>
+              <w:spacing w:before="20" w:after="20"/>
+            </w:pPr>
             <w:r/>
             <w:r>
               <w:rPr>
@@ -2597,6 +3475,9 @@
             <w:tcW w:type="dxa" w:w="1514"/>
           </w:tcPr>
           <w:p>
+            <w:pPr>
+              <w:spacing w:before="20" w:after="20"/>
+            </w:pPr>
             <w:r/>
             <w:r>
               <w:rPr>
@@ -2604,70 +3485,6 @@
                 <w:b w:val="0"/>
                 <w:sz w:val="16"/>
               </w:rPr>
-              <w:t>0</w:t>
-            </w:r>
-          </w:p>
-        </w:tc>
-        <w:tc>
-          <w:tcPr>
-            <w:tcW w:type="dxa" w:w="1514"/>
-          </w:tcPr>
-          <w:p>
-            <w:r/>
-            <w:r>
-              <w:rPr>
-                <w:rFonts w:ascii="Verdana" w:hAnsi="Verdana"/>
-                <w:b w:val="0"/>
-                <w:sz w:val="16"/>
-              </w:rPr>
-              <w:t>4</w:t>
-            </w:r>
-          </w:p>
-        </w:tc>
-        <w:tc>
-          <w:tcPr>
-            <w:tcW w:type="dxa" w:w="1514"/>
-          </w:tcPr>
-          <w:p>
-            <w:r/>
-            <w:r>
-              <w:rPr>
-                <w:rFonts w:ascii="Verdana" w:hAnsi="Verdana"/>
-                <w:b w:val="0"/>
-                <w:sz w:val="16"/>
-              </w:rPr>
-              <w:t>Tabla de cifrado</w:t>
-            </w:r>
-          </w:p>
-        </w:tc>
-        <w:tc>
-          <w:tcPr>
-            <w:tcW w:type="dxa" w:w="1514"/>
-          </w:tcPr>
-          <w:p>
-            <w:r/>
-            <w:r>
-              <w:rPr>
-                <w:rFonts w:ascii="Verdana" w:hAnsi="Verdana"/>
-                <w:b w:val="0"/>
-                <w:sz w:val="16"/>
-              </w:rPr>
-              <w:t>0</w:t>
-            </w:r>
-          </w:p>
-        </w:tc>
-        <w:tc>
-          <w:tcPr>
-            <w:tcW w:type="dxa" w:w="1514"/>
-          </w:tcPr>
-          <w:p>
-            <w:r/>
-            <w:r>
-              <w:rPr>
-                <w:rFonts w:ascii="Verdana" w:hAnsi="Verdana"/>
-                <w:b w:val="0"/>
-                <w:sz w:val="16"/>
-              </w:rPr>
               <w:t>2</w:t>
             </w:r>
           </w:p>
@@ -2677,6 +3494,9 @@
             <w:tcW w:type="dxa" w:w="1514"/>
           </w:tcPr>
           <w:p>
+            <w:pPr>
+              <w:spacing w:before="20" w:after="20"/>
+            </w:pPr>
             <w:r/>
             <w:r>
               <w:rPr>
@@ -2697,6 +3517,9 @@
             <w:tcW w:type="dxa" w:w="1514"/>
           </w:tcPr>
           <w:p>
+            <w:pPr>
+              <w:spacing w:before="20" w:after="20"/>
+            </w:pPr>
             <w:r/>
             <w:r>
               <w:rPr>
@@ -2713,6 +3536,9 @@
             <w:tcW w:type="dxa" w:w="1514"/>
           </w:tcPr>
           <w:p>
+            <w:pPr>
+              <w:spacing w:before="20" w:after="20"/>
+            </w:pPr>
             <w:r/>
             <w:r>
               <w:rPr>
@@ -2729,6 +3555,27 @@
             <w:tcW w:type="dxa" w:w="1514"/>
           </w:tcPr>
           <w:p>
+            <w:pPr>
+              <w:spacing w:before="20" w:after="20"/>
+            </w:pPr>
+            <w:r/>
+            <w:r>
+              <w:rPr>
+                <w:rFonts w:ascii="Verdana" w:hAnsi="Verdana"/>
+                <w:sz w:val="16"/>
+              </w:rPr>
+              <w:t>Tabla de cifrado</w:t>
+            </w:r>
+          </w:p>
+        </w:tc>
+        <w:tc>
+          <w:tcPr>
+            <w:tcW w:type="dxa" w:w="1514"/>
+          </w:tcPr>
+          <w:p>
+            <w:pPr>
+              <w:spacing w:before="20" w:after="20"/>
+            </w:pPr>
             <w:r/>
             <w:r>
               <w:rPr>
@@ -2736,6 +3583,62 @@
                 <w:b w:val="0"/>
                 <w:sz w:val="16"/>
               </w:rPr>
+              <w:t>0</w:t>
+            </w:r>
+          </w:p>
+        </w:tc>
+        <w:tc>
+          <w:tcPr>
+            <w:tcW w:type="dxa" w:w="1514"/>
+          </w:tcPr>
+          <w:p>
+            <w:pPr>
+              <w:spacing w:before="20" w:after="20"/>
+            </w:pPr>
+            <w:r/>
+            <w:r>
+              <w:rPr>
+                <w:rFonts w:ascii="Verdana" w:hAnsi="Verdana"/>
+                <w:b w:val="0"/>
+                <w:sz w:val="16"/>
+              </w:rPr>
+              <w:t>0</w:t>
+            </w:r>
+          </w:p>
+        </w:tc>
+        <w:tc>
+          <w:tcPr>
+            <w:tcW w:type="dxa" w:w="1514"/>
+          </w:tcPr>
+          <w:p>
+            <w:pPr>
+              <w:spacing w:before="20" w:after="20"/>
+            </w:pPr>
+            <w:r/>
+            <w:r>
+              <w:rPr>
+                <w:rFonts w:ascii="Verdana" w:hAnsi="Verdana"/>
+                <w:b w:val="0"/>
+                <w:sz w:val="16"/>
+              </w:rPr>
+              <w:t>4</w:t>
+            </w:r>
+          </w:p>
+        </w:tc>
+        <w:tc>
+          <w:tcPr>
+            <w:tcW w:type="dxa" w:w="1514"/>
+          </w:tcPr>
+          <w:p>
+            <w:pPr>
+              <w:spacing w:before="20" w:after="20"/>
+            </w:pPr>
+            <w:r/>
+            <w:r>
+              <w:rPr>
+                <w:rFonts w:ascii="Verdana" w:hAnsi="Verdana"/>
+                <w:sz w:val="16"/>
+              </w:rPr>
               <w:t>Tabla de cifrado</w:t>
             </w:r>
           </w:p>
@@ -2745,6 +3648,9 @@
             <w:tcW w:type="dxa" w:w="1514"/>
           </w:tcPr>
           <w:p>
+            <w:pPr>
+              <w:spacing w:before="20" w:after="20"/>
+            </w:pPr>
             <w:r/>
             <w:r>
               <w:rPr>
@@ -2761,6 +3667,9 @@
             <w:tcW w:type="dxa" w:w="1514"/>
           </w:tcPr>
           <w:p>
+            <w:pPr>
+              <w:spacing w:before="20" w:after="20"/>
+            </w:pPr>
             <w:r/>
             <w:r>
               <w:rPr>
@@ -2768,70 +3677,6 @@
                 <w:b w:val="0"/>
                 <w:sz w:val="16"/>
               </w:rPr>
-              <w:t>0</w:t>
-            </w:r>
-          </w:p>
-        </w:tc>
-        <w:tc>
-          <w:tcPr>
-            <w:tcW w:type="dxa" w:w="1514"/>
-          </w:tcPr>
-          <w:p>
-            <w:r/>
-            <w:r>
-              <w:rPr>
-                <w:rFonts w:ascii="Verdana" w:hAnsi="Verdana"/>
-                <w:b w:val="0"/>
-                <w:sz w:val="16"/>
-              </w:rPr>
-              <w:t>4</w:t>
-            </w:r>
-          </w:p>
-        </w:tc>
-        <w:tc>
-          <w:tcPr>
-            <w:tcW w:type="dxa" w:w="1514"/>
-          </w:tcPr>
-          <w:p>
-            <w:r/>
-            <w:r>
-              <w:rPr>
-                <w:rFonts w:ascii="Verdana" w:hAnsi="Verdana"/>
-                <w:b w:val="0"/>
-                <w:sz w:val="16"/>
-              </w:rPr>
-              <w:t>Tabla de cifrado</w:t>
-            </w:r>
-          </w:p>
-        </w:tc>
-        <w:tc>
-          <w:tcPr>
-            <w:tcW w:type="dxa" w:w="1514"/>
-          </w:tcPr>
-          <w:p>
-            <w:r/>
-            <w:r>
-              <w:rPr>
-                <w:rFonts w:ascii="Verdana" w:hAnsi="Verdana"/>
-                <w:b w:val="0"/>
-                <w:sz w:val="16"/>
-              </w:rPr>
-              <w:t>0</w:t>
-            </w:r>
-          </w:p>
-        </w:tc>
-        <w:tc>
-          <w:tcPr>
-            <w:tcW w:type="dxa" w:w="1514"/>
-          </w:tcPr>
-          <w:p>
-            <w:r/>
-            <w:r>
-              <w:rPr>
-                <w:rFonts w:ascii="Verdana" w:hAnsi="Verdana"/>
-                <w:b w:val="0"/>
-                <w:sz w:val="16"/>
-              </w:rPr>
               <w:t>2</w:t>
             </w:r>
           </w:p>
@@ -2841,6 +3686,9 @@
             <w:tcW w:type="dxa" w:w="1514"/>
           </w:tcPr>
           <w:p>
+            <w:pPr>
+              <w:spacing w:before="20" w:after="20"/>
+            </w:pPr>
             <w:r/>
             <w:r>
               <w:rPr>
@@ -2861,6 +3709,9 @@
             <w:tcW w:type="dxa" w:w="1514"/>
           </w:tcPr>
           <w:p>
+            <w:pPr>
+              <w:spacing w:before="20" w:after="20"/>
+            </w:pPr>
             <w:r/>
             <w:r>
               <w:rPr>
@@ -2877,6 +3728,9 @@
             <w:tcW w:type="dxa" w:w="1514"/>
           </w:tcPr>
           <w:p>
+            <w:pPr>
+              <w:spacing w:before="20" w:after="20"/>
+            </w:pPr>
             <w:r/>
             <w:r>
               <w:rPr>
@@ -2893,6 +3747,27 @@
             <w:tcW w:type="dxa" w:w="1514"/>
           </w:tcPr>
           <w:p>
+            <w:pPr>
+              <w:spacing w:before="20" w:after="20"/>
+            </w:pPr>
+            <w:r/>
+            <w:r>
+              <w:rPr>
+                <w:rFonts w:ascii="Verdana" w:hAnsi="Verdana"/>
+                <w:sz w:val="16"/>
+              </w:rPr>
+              <w:t>Numérica</w:t>
+            </w:r>
+          </w:p>
+        </w:tc>
+        <w:tc>
+          <w:tcPr>
+            <w:tcW w:type="dxa" w:w="1514"/>
+          </w:tcPr>
+          <w:p>
+            <w:pPr>
+              <w:spacing w:before="20" w:after="20"/>
+            </w:pPr>
             <w:r/>
             <w:r>
               <w:rPr>
@@ -2900,6 +3775,62 @@
                 <w:b w:val="0"/>
                 <w:sz w:val="16"/>
               </w:rPr>
+              <w:t>0</w:t>
+            </w:r>
+          </w:p>
+        </w:tc>
+        <w:tc>
+          <w:tcPr>
+            <w:tcW w:type="dxa" w:w="1514"/>
+          </w:tcPr>
+          <w:p>
+            <w:pPr>
+              <w:spacing w:before="20" w:after="20"/>
+            </w:pPr>
+            <w:r/>
+            <w:r>
+              <w:rPr>
+                <w:rFonts w:ascii="Verdana" w:hAnsi="Verdana"/>
+                <w:b w:val="0"/>
+                <w:sz w:val="16"/>
+              </w:rPr>
+              <w:t>0</w:t>
+            </w:r>
+          </w:p>
+        </w:tc>
+        <w:tc>
+          <w:tcPr>
+            <w:tcW w:type="dxa" w:w="1514"/>
+          </w:tcPr>
+          <w:p>
+            <w:pPr>
+              <w:spacing w:before="20" w:after="20"/>
+            </w:pPr>
+            <w:r/>
+            <w:r>
+              <w:rPr>
+                <w:rFonts w:ascii="Verdana" w:hAnsi="Verdana"/>
+                <w:b w:val="0"/>
+                <w:sz w:val="16"/>
+              </w:rPr>
+              <w:t>7</w:t>
+            </w:r>
+          </w:p>
+        </w:tc>
+        <w:tc>
+          <w:tcPr>
+            <w:tcW w:type="dxa" w:w="1514"/>
+          </w:tcPr>
+          <w:p>
+            <w:pPr>
+              <w:spacing w:before="20" w:after="20"/>
+            </w:pPr>
+            <w:r/>
+            <w:r>
+              <w:rPr>
+                <w:rFonts w:ascii="Verdana" w:hAnsi="Verdana"/>
+                <w:sz w:val="16"/>
+              </w:rPr>
               <w:t>Numérica</w:t>
             </w:r>
           </w:p>
@@ -2909,6 +3840,9 @@
             <w:tcW w:type="dxa" w:w="1514"/>
           </w:tcPr>
           <w:p>
+            <w:pPr>
+              <w:spacing w:before="20" w:after="20"/>
+            </w:pPr>
             <w:r/>
             <w:r>
               <w:rPr>
@@ -2925,6 +3859,9 @@
             <w:tcW w:type="dxa" w:w="1514"/>
           </w:tcPr>
           <w:p>
+            <w:pPr>
+              <w:spacing w:before="20" w:after="20"/>
+            </w:pPr>
             <w:r/>
             <w:r>
               <w:rPr>
@@ -2932,70 +3869,6 @@
                 <w:b w:val="0"/>
                 <w:sz w:val="16"/>
               </w:rPr>
-              <w:t>0</w:t>
-            </w:r>
-          </w:p>
-        </w:tc>
-        <w:tc>
-          <w:tcPr>
-            <w:tcW w:type="dxa" w:w="1514"/>
-          </w:tcPr>
-          <w:p>
-            <w:r/>
-            <w:r>
-              <w:rPr>
-                <w:rFonts w:ascii="Verdana" w:hAnsi="Verdana"/>
-                <w:b w:val="0"/>
-                <w:sz w:val="16"/>
-              </w:rPr>
-              <w:t>7</w:t>
-            </w:r>
-          </w:p>
-        </w:tc>
-        <w:tc>
-          <w:tcPr>
-            <w:tcW w:type="dxa" w:w="1514"/>
-          </w:tcPr>
-          <w:p>
-            <w:r/>
-            <w:r>
-              <w:rPr>
-                <w:rFonts w:ascii="Verdana" w:hAnsi="Verdana"/>
-                <w:b w:val="0"/>
-                <w:sz w:val="16"/>
-              </w:rPr>
-              <w:t>Numérica</w:t>
-            </w:r>
-          </w:p>
-        </w:tc>
-        <w:tc>
-          <w:tcPr>
-            <w:tcW w:type="dxa" w:w="1514"/>
-          </w:tcPr>
-          <w:p>
-            <w:r/>
-            <w:r>
-              <w:rPr>
-                <w:rFonts w:ascii="Verdana" w:hAnsi="Verdana"/>
-                <w:b w:val="0"/>
-                <w:sz w:val="16"/>
-              </w:rPr>
-              <w:t>0</w:t>
-            </w:r>
-          </w:p>
-        </w:tc>
-        <w:tc>
-          <w:tcPr>
-            <w:tcW w:type="dxa" w:w="1514"/>
-          </w:tcPr>
-          <w:p>
-            <w:r/>
-            <w:r>
-              <w:rPr>
-                <w:rFonts w:ascii="Verdana" w:hAnsi="Verdana"/>
-                <w:b w:val="0"/>
-                <w:sz w:val="16"/>
-              </w:rPr>
               <w:t>3</w:t>
             </w:r>
           </w:p>
@@ -3005,6 +3878,9 @@
             <w:tcW w:type="dxa" w:w="1514"/>
           </w:tcPr>
           <w:p>
+            <w:pPr>
+              <w:spacing w:before="20" w:after="20"/>
+            </w:pPr>
             <w:r/>
             <w:r>
               <w:rPr>
@@ -3025,6 +3901,9 @@
             <w:tcW w:type="dxa" w:w="1514"/>
           </w:tcPr>
           <w:p>
+            <w:pPr>
+              <w:spacing w:before="20" w:after="20"/>
+            </w:pPr>
             <w:r/>
             <w:r>
               <w:rPr>
@@ -3041,6 +3920,9 @@
             <w:tcW w:type="dxa" w:w="1514"/>
           </w:tcPr>
           <w:p>
+            <w:pPr>
+              <w:spacing w:before="20" w:after="20"/>
+            </w:pPr>
             <w:r/>
             <w:r>
               <w:rPr>
@@ -3057,6 +3939,27 @@
             <w:tcW w:type="dxa" w:w="1514"/>
           </w:tcPr>
           <w:p>
+            <w:pPr>
+              <w:spacing w:before="20" w:after="20"/>
+            </w:pPr>
+            <w:r/>
+            <w:r>
+              <w:rPr>
+                <w:rFonts w:ascii="Verdana" w:hAnsi="Verdana"/>
+                <w:sz w:val="16"/>
+              </w:rPr>
+              <w:t>Tabla de cifrado</w:t>
+            </w:r>
+          </w:p>
+        </w:tc>
+        <w:tc>
+          <w:tcPr>
+            <w:tcW w:type="dxa" w:w="1514"/>
+          </w:tcPr>
+          <w:p>
+            <w:pPr>
+              <w:spacing w:before="20" w:after="20"/>
+            </w:pPr>
             <w:r/>
             <w:r>
               <w:rPr>
@@ -3064,6 +3967,62 @@
                 <w:b w:val="0"/>
                 <w:sz w:val="16"/>
               </w:rPr>
+              <w:t>0</w:t>
+            </w:r>
+          </w:p>
+        </w:tc>
+        <w:tc>
+          <w:tcPr>
+            <w:tcW w:type="dxa" w:w="1514"/>
+          </w:tcPr>
+          <w:p>
+            <w:pPr>
+              <w:spacing w:before="20" w:after="20"/>
+            </w:pPr>
+            <w:r/>
+            <w:r>
+              <w:rPr>
+                <w:rFonts w:ascii="Verdana" w:hAnsi="Verdana"/>
+                <w:b w:val="0"/>
+                <w:sz w:val="16"/>
+              </w:rPr>
+              <w:t>0</w:t>
+            </w:r>
+          </w:p>
+        </w:tc>
+        <w:tc>
+          <w:tcPr>
+            <w:tcW w:type="dxa" w:w="1514"/>
+          </w:tcPr>
+          <w:p>
+            <w:pPr>
+              <w:spacing w:before="20" w:after="20"/>
+            </w:pPr>
+            <w:r/>
+            <w:r>
+              <w:rPr>
+                <w:rFonts w:ascii="Verdana" w:hAnsi="Verdana"/>
+                <w:b w:val="0"/>
+                <w:sz w:val="16"/>
+              </w:rPr>
+              <w:t>4</w:t>
+            </w:r>
+          </w:p>
+        </w:tc>
+        <w:tc>
+          <w:tcPr>
+            <w:tcW w:type="dxa" w:w="1514"/>
+          </w:tcPr>
+          <w:p>
+            <w:pPr>
+              <w:spacing w:before="20" w:after="20"/>
+            </w:pPr>
+            <w:r/>
+            <w:r>
+              <w:rPr>
+                <w:rFonts w:ascii="Verdana" w:hAnsi="Verdana"/>
+                <w:sz w:val="16"/>
+              </w:rPr>
               <w:t>Tabla de cifrado</w:t>
             </w:r>
           </w:p>
@@ -3073,6 +4032,9 @@
             <w:tcW w:type="dxa" w:w="1514"/>
           </w:tcPr>
           <w:p>
+            <w:pPr>
+              <w:spacing w:before="20" w:after="20"/>
+            </w:pPr>
             <w:r/>
             <w:r>
               <w:rPr>
@@ -3089,6 +4051,9 @@
             <w:tcW w:type="dxa" w:w="1514"/>
           </w:tcPr>
           <w:p>
+            <w:pPr>
+              <w:spacing w:before="20" w:after="20"/>
+            </w:pPr>
             <w:r/>
             <w:r>
               <w:rPr>
@@ -3096,70 +4061,6 @@
                 <w:b w:val="0"/>
                 <w:sz w:val="16"/>
               </w:rPr>
-              <w:t>0</w:t>
-            </w:r>
-          </w:p>
-        </w:tc>
-        <w:tc>
-          <w:tcPr>
-            <w:tcW w:type="dxa" w:w="1514"/>
-          </w:tcPr>
-          <w:p>
-            <w:r/>
-            <w:r>
-              <w:rPr>
-                <w:rFonts w:ascii="Verdana" w:hAnsi="Verdana"/>
-                <w:b w:val="0"/>
-                <w:sz w:val="16"/>
-              </w:rPr>
-              <w:t>4</w:t>
-            </w:r>
-          </w:p>
-        </w:tc>
-        <w:tc>
-          <w:tcPr>
-            <w:tcW w:type="dxa" w:w="1514"/>
-          </w:tcPr>
-          <w:p>
-            <w:r/>
-            <w:r>
-              <w:rPr>
-                <w:rFonts w:ascii="Verdana" w:hAnsi="Verdana"/>
-                <w:b w:val="0"/>
-                <w:sz w:val="16"/>
-              </w:rPr>
-              <w:t>Tabla de cifrado</w:t>
-            </w:r>
-          </w:p>
-        </w:tc>
-        <w:tc>
-          <w:tcPr>
-            <w:tcW w:type="dxa" w:w="1514"/>
-          </w:tcPr>
-          <w:p>
-            <w:r/>
-            <w:r>
-              <w:rPr>
-                <w:rFonts w:ascii="Verdana" w:hAnsi="Verdana"/>
-                <w:b w:val="0"/>
-                <w:sz w:val="16"/>
-              </w:rPr>
-              <w:t>0</w:t>
-            </w:r>
-          </w:p>
-        </w:tc>
-        <w:tc>
-          <w:tcPr>
-            <w:tcW w:type="dxa" w:w="1514"/>
-          </w:tcPr>
-          <w:p>
-            <w:r/>
-            <w:r>
-              <w:rPr>
-                <w:rFonts w:ascii="Verdana" w:hAnsi="Verdana"/>
-                <w:b w:val="0"/>
-                <w:sz w:val="16"/>
-              </w:rPr>
               <w:t>2</w:t>
             </w:r>
           </w:p>
@@ -3169,6 +4070,9 @@
             <w:tcW w:type="dxa" w:w="1514"/>
           </w:tcPr>
           <w:p>
+            <w:pPr>
+              <w:spacing w:before="20" w:after="20"/>
+            </w:pPr>
             <w:r/>
             <w:r>
               <w:rPr>
@@ -3189,6 +4093,9 @@
             <w:tcW w:type="dxa" w:w="1514"/>
           </w:tcPr>
           <w:p>
+            <w:pPr>
+              <w:spacing w:before="20" w:after="20"/>
+            </w:pPr>
             <w:r/>
             <w:r>
               <w:rPr>
@@ -3205,6 +4112,9 @@
             <w:tcW w:type="dxa" w:w="1514"/>
           </w:tcPr>
           <w:p>
+            <w:pPr>
+              <w:spacing w:before="20" w:after="20"/>
+            </w:pPr>
             <w:r/>
             <w:r>
               <w:rPr>
@@ -3221,6 +4131,27 @@
             <w:tcW w:type="dxa" w:w="1514"/>
           </w:tcPr>
           <w:p>
+            <w:pPr>
+              <w:spacing w:before="20" w:after="20"/>
+            </w:pPr>
+            <w:r/>
+            <w:r>
+              <w:rPr>
+                <w:rFonts w:ascii="Verdana" w:hAnsi="Verdana"/>
+                <w:sz w:val="16"/>
+              </w:rPr>
+              <w:t>Tabla de cifrado</w:t>
+            </w:r>
+          </w:p>
+        </w:tc>
+        <w:tc>
+          <w:tcPr>
+            <w:tcW w:type="dxa" w:w="1514"/>
+          </w:tcPr>
+          <w:p>
+            <w:pPr>
+              <w:spacing w:before="20" w:after="20"/>
+            </w:pPr>
             <w:r/>
             <w:r>
               <w:rPr>
@@ -3228,6 +4159,62 @@
                 <w:b w:val="0"/>
                 <w:sz w:val="16"/>
               </w:rPr>
+              <w:t>0</w:t>
+            </w:r>
+          </w:p>
+        </w:tc>
+        <w:tc>
+          <w:tcPr>
+            <w:tcW w:type="dxa" w:w="1514"/>
+          </w:tcPr>
+          <w:p>
+            <w:pPr>
+              <w:spacing w:before="20" w:after="20"/>
+            </w:pPr>
+            <w:r/>
+            <w:r>
+              <w:rPr>
+                <w:rFonts w:ascii="Verdana" w:hAnsi="Verdana"/>
+                <w:b w:val="0"/>
+                <w:sz w:val="16"/>
+              </w:rPr>
+              <w:t>0</w:t>
+            </w:r>
+          </w:p>
+        </w:tc>
+        <w:tc>
+          <w:tcPr>
+            <w:tcW w:type="dxa" w:w="1514"/>
+          </w:tcPr>
+          <w:p>
+            <w:pPr>
+              <w:spacing w:before="20" w:after="20"/>
+            </w:pPr>
+            <w:r/>
+            <w:r>
+              <w:rPr>
+                <w:rFonts w:ascii="Verdana" w:hAnsi="Verdana"/>
+                <w:b w:val="0"/>
+                <w:sz w:val="16"/>
+              </w:rPr>
+              <w:t>3</w:t>
+            </w:r>
+          </w:p>
+        </w:tc>
+        <w:tc>
+          <w:tcPr>
+            <w:tcW w:type="dxa" w:w="1514"/>
+          </w:tcPr>
+          <w:p>
+            <w:pPr>
+              <w:spacing w:before="20" w:after="20"/>
+            </w:pPr>
+            <w:r/>
+            <w:r>
+              <w:rPr>
+                <w:rFonts w:ascii="Verdana" w:hAnsi="Verdana"/>
+                <w:sz w:val="16"/>
+              </w:rPr>
               <w:t>Tabla de cifrado</w:t>
             </w:r>
           </w:p>
@@ -3237,6 +4224,9 @@
             <w:tcW w:type="dxa" w:w="1514"/>
           </w:tcPr>
           <w:p>
+            <w:pPr>
+              <w:spacing w:before="20" w:after="20"/>
+            </w:pPr>
             <w:r/>
             <w:r>
               <w:rPr>
@@ -3253,6 +4243,9 @@
             <w:tcW w:type="dxa" w:w="1514"/>
           </w:tcPr>
           <w:p>
+            <w:pPr>
+              <w:spacing w:before="20" w:after="20"/>
+            </w:pPr>
             <w:r/>
             <w:r>
               <w:rPr>
@@ -3260,70 +4253,6 @@
                 <w:b w:val="0"/>
                 <w:sz w:val="16"/>
               </w:rPr>
-              <w:t>0</w:t>
-            </w:r>
-          </w:p>
-        </w:tc>
-        <w:tc>
-          <w:tcPr>
-            <w:tcW w:type="dxa" w:w="1514"/>
-          </w:tcPr>
-          <w:p>
-            <w:r/>
-            <w:r>
-              <w:rPr>
-                <w:rFonts w:ascii="Verdana" w:hAnsi="Verdana"/>
-                <w:b w:val="0"/>
-                <w:sz w:val="16"/>
-              </w:rPr>
-              <w:t>3</w:t>
-            </w:r>
-          </w:p>
-        </w:tc>
-        <w:tc>
-          <w:tcPr>
-            <w:tcW w:type="dxa" w:w="1514"/>
-          </w:tcPr>
-          <w:p>
-            <w:r/>
-            <w:r>
-              <w:rPr>
-                <w:rFonts w:ascii="Verdana" w:hAnsi="Verdana"/>
-                <w:b w:val="0"/>
-                <w:sz w:val="16"/>
-              </w:rPr>
-              <w:t>Tabla de cifrado</w:t>
-            </w:r>
-          </w:p>
-        </w:tc>
-        <w:tc>
-          <w:tcPr>
-            <w:tcW w:type="dxa" w:w="1514"/>
-          </w:tcPr>
-          <w:p>
-            <w:r/>
-            <w:r>
-              <w:rPr>
-                <w:rFonts w:ascii="Verdana" w:hAnsi="Verdana"/>
-                <w:b w:val="0"/>
-                <w:sz w:val="16"/>
-              </w:rPr>
-              <w:t>0</w:t>
-            </w:r>
-          </w:p>
-        </w:tc>
-        <w:tc>
-          <w:tcPr>
-            <w:tcW w:type="dxa" w:w="1514"/>
-          </w:tcPr>
-          <w:p>
-            <w:r/>
-            <w:r>
-              <w:rPr>
-                <w:rFonts w:ascii="Verdana" w:hAnsi="Verdana"/>
-                <w:b w:val="0"/>
-                <w:sz w:val="16"/>
-              </w:rPr>
               <w:t>1</w:t>
             </w:r>
           </w:p>
@@ -3333,6 +4262,9 @@
             <w:tcW w:type="dxa" w:w="1514"/>
           </w:tcPr>
           <w:p>
+            <w:pPr>
+              <w:spacing w:before="20" w:after="20"/>
+            </w:pPr>
             <w:r/>
             <w:r>
               <w:rPr>
@@ -3353,6 +4285,9 @@
             <w:tcW w:type="dxa" w:w="1514"/>
           </w:tcPr>
           <w:p>
+            <w:pPr>
+              <w:spacing w:before="20" w:after="20"/>
+            </w:pPr>
             <w:r/>
             <w:r>
               <w:rPr>
@@ -3369,6 +4304,9 @@
             <w:tcW w:type="dxa" w:w="1514"/>
           </w:tcPr>
           <w:p>
+            <w:pPr>
+              <w:spacing w:before="20" w:after="20"/>
+            </w:pPr>
             <w:r/>
             <w:r>
               <w:rPr>
@@ -3385,6 +4323,27 @@
             <w:tcW w:type="dxa" w:w="1514"/>
           </w:tcPr>
           <w:p>
+            <w:pPr>
+              <w:spacing w:before="20" w:after="20"/>
+            </w:pPr>
+            <w:r/>
+            <w:r>
+              <w:rPr>
+                <w:rFonts w:ascii="Verdana" w:hAnsi="Verdana"/>
+                <w:sz w:val="16"/>
+              </w:rPr>
+              <w:t>Tabla de cifrado</w:t>
+            </w:r>
+          </w:p>
+        </w:tc>
+        <w:tc>
+          <w:tcPr>
+            <w:tcW w:type="dxa" w:w="1514"/>
+          </w:tcPr>
+          <w:p>
+            <w:pPr>
+              <w:spacing w:before="20" w:after="20"/>
+            </w:pPr>
             <w:r/>
             <w:r>
               <w:rPr>
@@ -3392,6 +4351,62 @@
                 <w:b w:val="0"/>
                 <w:sz w:val="16"/>
               </w:rPr>
+              <w:t>0</w:t>
+            </w:r>
+          </w:p>
+        </w:tc>
+        <w:tc>
+          <w:tcPr>
+            <w:tcW w:type="dxa" w:w="1514"/>
+          </w:tcPr>
+          <w:p>
+            <w:pPr>
+              <w:spacing w:before="20" w:after="20"/>
+            </w:pPr>
+            <w:r/>
+            <w:r>
+              <w:rPr>
+                <w:rFonts w:ascii="Verdana" w:hAnsi="Verdana"/>
+                <w:b w:val="0"/>
+                <w:sz w:val="16"/>
+              </w:rPr>
+              <w:t>0</w:t>
+            </w:r>
+          </w:p>
+        </w:tc>
+        <w:tc>
+          <w:tcPr>
+            <w:tcW w:type="dxa" w:w="1514"/>
+          </w:tcPr>
+          <w:p>
+            <w:pPr>
+              <w:spacing w:before="20" w:after="20"/>
+            </w:pPr>
+            <w:r/>
+            <w:r>
+              <w:rPr>
+                <w:rFonts w:ascii="Verdana" w:hAnsi="Verdana"/>
+                <w:b w:val="0"/>
+                <w:sz w:val="16"/>
+              </w:rPr>
+              <w:t>4</w:t>
+            </w:r>
+          </w:p>
+        </w:tc>
+        <w:tc>
+          <w:tcPr>
+            <w:tcW w:type="dxa" w:w="1514"/>
+          </w:tcPr>
+          <w:p>
+            <w:pPr>
+              <w:spacing w:before="20" w:after="20"/>
+            </w:pPr>
+            <w:r/>
+            <w:r>
+              <w:rPr>
+                <w:rFonts w:ascii="Verdana" w:hAnsi="Verdana"/>
+                <w:sz w:val="16"/>
+              </w:rPr>
               <w:t>Tabla de cifrado</w:t>
             </w:r>
           </w:p>
@@ -3401,6 +4416,9 @@
             <w:tcW w:type="dxa" w:w="1514"/>
           </w:tcPr>
           <w:p>
+            <w:pPr>
+              <w:spacing w:before="20" w:after="20"/>
+            </w:pPr>
             <w:r/>
             <w:r>
               <w:rPr>
@@ -3417,6 +4435,9 @@
             <w:tcW w:type="dxa" w:w="1514"/>
           </w:tcPr>
           <w:p>
+            <w:pPr>
+              <w:spacing w:before="20" w:after="20"/>
+            </w:pPr>
             <w:r/>
             <w:r>
               <w:rPr>
@@ -3424,70 +4445,6 @@
                 <w:b w:val="0"/>
                 <w:sz w:val="16"/>
               </w:rPr>
-              <w:t>0</w:t>
-            </w:r>
-          </w:p>
-        </w:tc>
-        <w:tc>
-          <w:tcPr>
-            <w:tcW w:type="dxa" w:w="1514"/>
-          </w:tcPr>
-          <w:p>
-            <w:r/>
-            <w:r>
-              <w:rPr>
-                <w:rFonts w:ascii="Verdana" w:hAnsi="Verdana"/>
-                <w:b w:val="0"/>
-                <w:sz w:val="16"/>
-              </w:rPr>
-              <w:t>4</w:t>
-            </w:r>
-          </w:p>
-        </w:tc>
-        <w:tc>
-          <w:tcPr>
-            <w:tcW w:type="dxa" w:w="1514"/>
-          </w:tcPr>
-          <w:p>
-            <w:r/>
-            <w:r>
-              <w:rPr>
-                <w:rFonts w:ascii="Verdana" w:hAnsi="Verdana"/>
-                <w:b w:val="0"/>
-                <w:sz w:val="16"/>
-              </w:rPr>
-              <w:t>Tabla de cifrado</w:t>
-            </w:r>
-          </w:p>
-        </w:tc>
-        <w:tc>
-          <w:tcPr>
-            <w:tcW w:type="dxa" w:w="1514"/>
-          </w:tcPr>
-          <w:p>
-            <w:r/>
-            <w:r>
-              <w:rPr>
-                <w:rFonts w:ascii="Verdana" w:hAnsi="Verdana"/>
-                <w:b w:val="0"/>
-                <w:sz w:val="16"/>
-              </w:rPr>
-              <w:t>0</w:t>
-            </w:r>
-          </w:p>
-        </w:tc>
-        <w:tc>
-          <w:tcPr>
-            <w:tcW w:type="dxa" w:w="1514"/>
-          </w:tcPr>
-          <w:p>
-            <w:r/>
-            <w:r>
-              <w:rPr>
-                <w:rFonts w:ascii="Verdana" w:hAnsi="Verdana"/>
-                <w:b w:val="0"/>
-                <w:sz w:val="16"/>
-              </w:rPr>
               <w:t>2</w:t>
             </w:r>
           </w:p>
@@ -3497,6 +4454,9 @@
             <w:tcW w:type="dxa" w:w="1514"/>
           </w:tcPr>
           <w:p>
+            <w:pPr>
+              <w:spacing w:before="20" w:after="20"/>
+            </w:pPr>
             <w:r/>
             <w:r>
               <w:rPr>
@@ -3517,6 +4477,9 @@
             <w:tcW w:type="dxa" w:w="1514"/>
           </w:tcPr>
           <w:p>
+            <w:pPr>
+              <w:spacing w:before="20" w:after="20"/>
+            </w:pPr>
             <w:r/>
             <w:r>
               <w:rPr>
@@ -3533,6 +4496,9 @@
             <w:tcW w:type="dxa" w:w="1514"/>
           </w:tcPr>
           <w:p>
+            <w:pPr>
+              <w:spacing w:before="20" w:after="20"/>
+            </w:pPr>
             <w:r/>
             <w:r>
               <w:rPr>
@@ -3549,6 +4515,27 @@
             <w:tcW w:type="dxa" w:w="1514"/>
           </w:tcPr>
           <w:p>
+            <w:pPr>
+              <w:spacing w:before="20" w:after="20"/>
+            </w:pPr>
+            <w:r/>
+            <w:r>
+              <w:rPr>
+                <w:rFonts w:ascii="Verdana" w:hAnsi="Verdana"/>
+                <w:sz w:val="16"/>
+              </w:rPr>
+              <w:t>Tabla de cifrado</w:t>
+            </w:r>
+          </w:p>
+        </w:tc>
+        <w:tc>
+          <w:tcPr>
+            <w:tcW w:type="dxa" w:w="1514"/>
+          </w:tcPr>
+          <w:p>
+            <w:pPr>
+              <w:spacing w:before="20" w:after="20"/>
+            </w:pPr>
             <w:r/>
             <w:r>
               <w:rPr>
@@ -3556,6 +4543,62 @@
                 <w:b w:val="0"/>
                 <w:sz w:val="16"/>
               </w:rPr>
+              <w:t>0</w:t>
+            </w:r>
+          </w:p>
+        </w:tc>
+        <w:tc>
+          <w:tcPr>
+            <w:tcW w:type="dxa" w:w="1514"/>
+          </w:tcPr>
+          <w:p>
+            <w:pPr>
+              <w:spacing w:before="20" w:after="20"/>
+            </w:pPr>
+            <w:r/>
+            <w:r>
+              <w:rPr>
+                <w:rFonts w:ascii="Verdana" w:hAnsi="Verdana"/>
+                <w:b w:val="0"/>
+                <w:sz w:val="16"/>
+              </w:rPr>
+              <w:t>0</w:t>
+            </w:r>
+          </w:p>
+        </w:tc>
+        <w:tc>
+          <w:tcPr>
+            <w:tcW w:type="dxa" w:w="1514"/>
+          </w:tcPr>
+          <w:p>
+            <w:pPr>
+              <w:spacing w:before="20" w:after="20"/>
+            </w:pPr>
+            <w:r/>
+            <w:r>
+              <w:rPr>
+                <w:rFonts w:ascii="Verdana" w:hAnsi="Verdana"/>
+                <w:b w:val="0"/>
+                <w:sz w:val="16"/>
+              </w:rPr>
+              <w:t>4</w:t>
+            </w:r>
+          </w:p>
+        </w:tc>
+        <w:tc>
+          <w:tcPr>
+            <w:tcW w:type="dxa" w:w="1514"/>
+          </w:tcPr>
+          <w:p>
+            <w:pPr>
+              <w:spacing w:before="20" w:after="20"/>
+            </w:pPr>
+            <w:r/>
+            <w:r>
+              <w:rPr>
+                <w:rFonts w:ascii="Verdana" w:hAnsi="Verdana"/>
+                <w:sz w:val="16"/>
+              </w:rPr>
               <w:t>Tabla de cifrado</w:t>
             </w:r>
           </w:p>
@@ -3565,6 +4608,9 @@
             <w:tcW w:type="dxa" w:w="1514"/>
           </w:tcPr>
           <w:p>
+            <w:pPr>
+              <w:spacing w:before="20" w:after="20"/>
+            </w:pPr>
             <w:r/>
             <w:r>
               <w:rPr>
@@ -3581,6 +4627,9 @@
             <w:tcW w:type="dxa" w:w="1514"/>
           </w:tcPr>
           <w:p>
+            <w:pPr>
+              <w:spacing w:before="20" w:after="20"/>
+            </w:pPr>
             <w:r/>
             <w:r>
               <w:rPr>
@@ -3588,70 +4637,6 @@
                 <w:b w:val="0"/>
                 <w:sz w:val="16"/>
               </w:rPr>
-              <w:t>0</w:t>
-            </w:r>
-          </w:p>
-        </w:tc>
-        <w:tc>
-          <w:tcPr>
-            <w:tcW w:type="dxa" w:w="1514"/>
-          </w:tcPr>
-          <w:p>
-            <w:r/>
-            <w:r>
-              <w:rPr>
-                <w:rFonts w:ascii="Verdana" w:hAnsi="Verdana"/>
-                <w:b w:val="0"/>
-                <w:sz w:val="16"/>
-              </w:rPr>
-              <w:t>4</w:t>
-            </w:r>
-          </w:p>
-        </w:tc>
-        <w:tc>
-          <w:tcPr>
-            <w:tcW w:type="dxa" w:w="1514"/>
-          </w:tcPr>
-          <w:p>
-            <w:r/>
-            <w:r>
-              <w:rPr>
-                <w:rFonts w:ascii="Verdana" w:hAnsi="Verdana"/>
-                <w:b w:val="0"/>
-                <w:sz w:val="16"/>
-              </w:rPr>
-              <w:t>Tabla de cifrado</w:t>
-            </w:r>
-          </w:p>
-        </w:tc>
-        <w:tc>
-          <w:tcPr>
-            <w:tcW w:type="dxa" w:w="1514"/>
-          </w:tcPr>
-          <w:p>
-            <w:r/>
-            <w:r>
-              <w:rPr>
-                <w:rFonts w:ascii="Verdana" w:hAnsi="Verdana"/>
-                <w:b w:val="0"/>
-                <w:sz w:val="16"/>
-              </w:rPr>
-              <w:t>0</w:t>
-            </w:r>
-          </w:p>
-        </w:tc>
-        <w:tc>
-          <w:tcPr>
-            <w:tcW w:type="dxa" w:w="1514"/>
-          </w:tcPr>
-          <w:p>
-            <w:r/>
-            <w:r>
-              <w:rPr>
-                <w:rFonts w:ascii="Verdana" w:hAnsi="Verdana"/>
-                <w:b w:val="0"/>
-                <w:sz w:val="16"/>
-              </w:rPr>
               <w:t>2</w:t>
             </w:r>
           </w:p>
@@ -3661,6 +4646,9 @@
             <w:tcW w:type="dxa" w:w="1514"/>
           </w:tcPr>
           <w:p>
+            <w:pPr>
+              <w:spacing w:before="20" w:after="20"/>
+            </w:pPr>
             <w:r/>
             <w:r>
               <w:rPr>
@@ -3681,6 +4669,9 @@
             <w:tcW w:type="dxa" w:w="1514"/>
           </w:tcPr>
           <w:p>
+            <w:pPr>
+              <w:spacing w:before="20" w:after="20"/>
+            </w:pPr>
             <w:r/>
             <w:r>
               <w:rPr>
@@ -3697,6 +4688,9 @@
             <w:tcW w:type="dxa" w:w="1514"/>
           </w:tcPr>
           <w:p>
+            <w:pPr>
+              <w:spacing w:before="20" w:after="20"/>
+            </w:pPr>
             <w:r/>
             <w:r>
               <w:rPr>
@@ -3713,6 +4707,27 @@
             <w:tcW w:type="dxa" w:w="1514"/>
           </w:tcPr>
           <w:p>
+            <w:pPr>
+              <w:spacing w:before="20" w:after="20"/>
+            </w:pPr>
+            <w:r/>
+            <w:r>
+              <w:rPr>
+                <w:rFonts w:ascii="Verdana" w:hAnsi="Verdana"/>
+                <w:sz w:val="16"/>
+              </w:rPr>
+              <w:t>Numérica</w:t>
+            </w:r>
+          </w:p>
+        </w:tc>
+        <w:tc>
+          <w:tcPr>
+            <w:tcW w:type="dxa" w:w="1514"/>
+          </w:tcPr>
+          <w:p>
+            <w:pPr>
+              <w:spacing w:before="20" w:after="20"/>
+            </w:pPr>
             <w:r/>
             <w:r>
               <w:rPr>
@@ -3720,6 +4735,62 @@
                 <w:b w:val="0"/>
                 <w:sz w:val="16"/>
               </w:rPr>
+              <w:t>1</w:t>
+            </w:r>
+          </w:p>
+        </w:tc>
+        <w:tc>
+          <w:tcPr>
+            <w:tcW w:type="dxa" w:w="1514"/>
+          </w:tcPr>
+          <w:p>
+            <w:pPr>
+              <w:spacing w:before="20" w:after="20"/>
+            </w:pPr>
+            <w:r/>
+            <w:r>
+              <w:rPr>
+                <w:rFonts w:ascii="Verdana" w:hAnsi="Verdana"/>
+                <w:b w:val="0"/>
+                <w:sz w:val="16"/>
+              </w:rPr>
+              <w:t>0</w:t>
+            </w:r>
+          </w:p>
+        </w:tc>
+        <w:tc>
+          <w:tcPr>
+            <w:tcW w:type="dxa" w:w="1514"/>
+          </w:tcPr>
+          <w:p>
+            <w:pPr>
+              <w:spacing w:before="20" w:after="20"/>
+            </w:pPr>
+            <w:r/>
+            <w:r>
+              <w:rPr>
+                <w:rFonts w:ascii="Verdana" w:hAnsi="Verdana"/>
+                <w:b w:val="0"/>
+                <w:sz w:val="16"/>
+              </w:rPr>
+              <w:t>7</w:t>
+            </w:r>
+          </w:p>
+        </w:tc>
+        <w:tc>
+          <w:tcPr>
+            <w:tcW w:type="dxa" w:w="1514"/>
+          </w:tcPr>
+          <w:p>
+            <w:pPr>
+              <w:spacing w:before="20" w:after="20"/>
+            </w:pPr>
+            <w:r/>
+            <w:r>
+              <w:rPr>
+                <w:rFonts w:ascii="Verdana" w:hAnsi="Verdana"/>
+                <w:sz w:val="16"/>
+              </w:rPr>
               <w:t>Numérica</w:t>
             </w:r>
           </w:p>
@@ -3729,6 +4800,9 @@
             <w:tcW w:type="dxa" w:w="1514"/>
           </w:tcPr>
           <w:p>
+            <w:pPr>
+              <w:spacing w:before="20" w:after="20"/>
+            </w:pPr>
             <w:r/>
             <w:r>
               <w:rPr>
@@ -3745,6 +4819,9 @@
             <w:tcW w:type="dxa" w:w="1514"/>
           </w:tcPr>
           <w:p>
+            <w:pPr>
+              <w:spacing w:before="20" w:after="20"/>
+            </w:pPr>
             <w:r/>
             <w:r>
               <w:rPr>
@@ -3752,70 +4829,6 @@
                 <w:b w:val="0"/>
                 <w:sz w:val="16"/>
               </w:rPr>
-              <w:t>0</w:t>
-            </w:r>
-          </w:p>
-        </w:tc>
-        <w:tc>
-          <w:tcPr>
-            <w:tcW w:type="dxa" w:w="1514"/>
-          </w:tcPr>
-          <w:p>
-            <w:r/>
-            <w:r>
-              <w:rPr>
-                <w:rFonts w:ascii="Verdana" w:hAnsi="Verdana"/>
-                <w:b w:val="0"/>
-                <w:sz w:val="16"/>
-              </w:rPr>
-              <w:t>7</w:t>
-            </w:r>
-          </w:p>
-        </w:tc>
-        <w:tc>
-          <w:tcPr>
-            <w:tcW w:type="dxa" w:w="1514"/>
-          </w:tcPr>
-          <w:p>
-            <w:r/>
-            <w:r>
-              <w:rPr>
-                <w:rFonts w:ascii="Verdana" w:hAnsi="Verdana"/>
-                <w:b w:val="0"/>
-                <w:sz w:val="16"/>
-              </w:rPr>
-              <w:t>Numérica</w:t>
-            </w:r>
-          </w:p>
-        </w:tc>
-        <w:tc>
-          <w:tcPr>
-            <w:tcW w:type="dxa" w:w="1514"/>
-          </w:tcPr>
-          <w:p>
-            <w:r/>
-            <w:r>
-              <w:rPr>
-                <w:rFonts w:ascii="Verdana" w:hAnsi="Verdana"/>
-                <w:b w:val="0"/>
-                <w:sz w:val="16"/>
-              </w:rPr>
-              <w:t>1</w:t>
-            </w:r>
-          </w:p>
-        </w:tc>
-        <w:tc>
-          <w:tcPr>
-            <w:tcW w:type="dxa" w:w="1514"/>
-          </w:tcPr>
-          <w:p>
-            <w:r/>
-            <w:r>
-              <w:rPr>
-                <w:rFonts w:ascii="Verdana" w:hAnsi="Verdana"/>
-                <w:b w:val="0"/>
-                <w:sz w:val="16"/>
-              </w:rPr>
               <w:t>3</w:t>
             </w:r>
           </w:p>
@@ -3825,6 +4838,9 @@
             <w:tcW w:type="dxa" w:w="1514"/>
           </w:tcPr>
           <w:p>
+            <w:pPr>
+              <w:spacing w:before="20" w:after="20"/>
+            </w:pPr>
             <w:r/>
             <w:r>
               <w:rPr>
@@ -3845,6 +4861,9 @@
             <w:tcW w:type="dxa" w:w="1514"/>
           </w:tcPr>
           <w:p>
+            <w:pPr>
+              <w:spacing w:before="20" w:after="20"/>
+            </w:pPr>
             <w:r/>
             <w:r>
               <w:rPr>
@@ -3861,6 +4880,9 @@
             <w:tcW w:type="dxa" w:w="1514"/>
           </w:tcPr>
           <w:p>
+            <w:pPr>
+              <w:spacing w:before="20" w:after="20"/>
+            </w:pPr>
             <w:r/>
             <w:r>
               <w:rPr>
@@ -3877,6 +4899,27 @@
             <w:tcW w:type="dxa" w:w="1514"/>
           </w:tcPr>
           <w:p>
+            <w:pPr>
+              <w:spacing w:before="20" w:after="20"/>
+            </w:pPr>
+            <w:r/>
+            <w:r>
+              <w:rPr>
+                <w:rFonts w:ascii="Verdana" w:hAnsi="Verdana"/>
+                <w:sz w:val="16"/>
+              </w:rPr>
+              <w:t>Numérica</w:t>
+            </w:r>
+          </w:p>
+        </w:tc>
+        <w:tc>
+          <w:tcPr>
+            <w:tcW w:type="dxa" w:w="1514"/>
+          </w:tcPr>
+          <w:p>
+            <w:pPr>
+              <w:spacing w:before="20" w:after="20"/>
+            </w:pPr>
             <w:r/>
             <w:r>
               <w:rPr>
@@ -3884,6 +4927,62 @@
                 <w:b w:val="0"/>
                 <w:sz w:val="16"/>
               </w:rPr>
+              <w:t>1</w:t>
+            </w:r>
+          </w:p>
+        </w:tc>
+        <w:tc>
+          <w:tcPr>
+            <w:tcW w:type="dxa" w:w="1514"/>
+          </w:tcPr>
+          <w:p>
+            <w:pPr>
+              <w:spacing w:before="20" w:after="20"/>
+            </w:pPr>
+            <w:r/>
+            <w:r>
+              <w:rPr>
+                <w:rFonts w:ascii="Verdana" w:hAnsi="Verdana"/>
+                <w:b w:val="0"/>
+                <w:sz w:val="16"/>
+              </w:rPr>
+              <w:t>0</w:t>
+            </w:r>
+          </w:p>
+        </w:tc>
+        <w:tc>
+          <w:tcPr>
+            <w:tcW w:type="dxa" w:w="1514"/>
+          </w:tcPr>
+          <w:p>
+            <w:pPr>
+              <w:spacing w:before="20" w:after="20"/>
+            </w:pPr>
+            <w:r/>
+            <w:r>
+              <w:rPr>
+                <w:rFonts w:ascii="Verdana" w:hAnsi="Verdana"/>
+                <w:b w:val="0"/>
+                <w:sz w:val="16"/>
+              </w:rPr>
+              <w:t>7</w:t>
+            </w:r>
+          </w:p>
+        </w:tc>
+        <w:tc>
+          <w:tcPr>
+            <w:tcW w:type="dxa" w:w="1514"/>
+          </w:tcPr>
+          <w:p>
+            <w:pPr>
+              <w:spacing w:before="20" w:after="20"/>
+            </w:pPr>
+            <w:r/>
+            <w:r>
+              <w:rPr>
+                <w:rFonts w:ascii="Verdana" w:hAnsi="Verdana"/>
+                <w:sz w:val="16"/>
+              </w:rPr>
               <w:t>Numérica</w:t>
             </w:r>
           </w:p>
@@ -3893,6 +4992,9 @@
             <w:tcW w:type="dxa" w:w="1514"/>
           </w:tcPr>
           <w:p>
+            <w:pPr>
+              <w:spacing w:before="20" w:after="20"/>
+            </w:pPr>
             <w:r/>
             <w:r>
               <w:rPr>
@@ -3909,6 +5011,9 @@
             <w:tcW w:type="dxa" w:w="1514"/>
           </w:tcPr>
           <w:p>
+            <w:pPr>
+              <w:spacing w:before="20" w:after="20"/>
+            </w:pPr>
             <w:r/>
             <w:r>
               <w:rPr>
@@ -3916,70 +5021,6 @@
                 <w:b w:val="0"/>
                 <w:sz w:val="16"/>
               </w:rPr>
-              <w:t>0</w:t>
-            </w:r>
-          </w:p>
-        </w:tc>
-        <w:tc>
-          <w:tcPr>
-            <w:tcW w:type="dxa" w:w="1514"/>
-          </w:tcPr>
-          <w:p>
-            <w:r/>
-            <w:r>
-              <w:rPr>
-                <w:rFonts w:ascii="Verdana" w:hAnsi="Verdana"/>
-                <w:b w:val="0"/>
-                <w:sz w:val="16"/>
-              </w:rPr>
-              <w:t>7</w:t>
-            </w:r>
-          </w:p>
-        </w:tc>
-        <w:tc>
-          <w:tcPr>
-            <w:tcW w:type="dxa" w:w="1514"/>
-          </w:tcPr>
-          <w:p>
-            <w:r/>
-            <w:r>
-              <w:rPr>
-                <w:rFonts w:ascii="Verdana" w:hAnsi="Verdana"/>
-                <w:b w:val="0"/>
-                <w:sz w:val="16"/>
-              </w:rPr>
-              <w:t>Numérica</w:t>
-            </w:r>
-          </w:p>
-        </w:tc>
-        <w:tc>
-          <w:tcPr>
-            <w:tcW w:type="dxa" w:w="1514"/>
-          </w:tcPr>
-          <w:p>
-            <w:r/>
-            <w:r>
-              <w:rPr>
-                <w:rFonts w:ascii="Verdana" w:hAnsi="Verdana"/>
-                <w:b w:val="0"/>
-                <w:sz w:val="16"/>
-              </w:rPr>
-              <w:t>1</w:t>
-            </w:r>
-          </w:p>
-        </w:tc>
-        <w:tc>
-          <w:tcPr>
-            <w:tcW w:type="dxa" w:w="1514"/>
-          </w:tcPr>
-          <w:p>
-            <w:r/>
-            <w:r>
-              <w:rPr>
-                <w:rFonts w:ascii="Verdana" w:hAnsi="Verdana"/>
-                <w:b w:val="0"/>
-                <w:sz w:val="16"/>
-              </w:rPr>
               <w:t>3</w:t>
             </w:r>
           </w:p>
@@ -3989,6 +5030,9 @@
             <w:tcW w:type="dxa" w:w="1514"/>
           </w:tcPr>
           <w:p>
+            <w:pPr>
+              <w:spacing w:before="20" w:after="20"/>
+            </w:pPr>
             <w:r/>
             <w:r>
               <w:rPr>
@@ -4009,6 +5053,9 @@
             <w:tcW w:type="dxa" w:w="1514"/>
           </w:tcPr>
           <w:p>
+            <w:pPr>
+              <w:spacing w:before="20" w:after="20"/>
+            </w:pPr>
             <w:r/>
             <w:r>
               <w:rPr>
@@ -4025,6 +5072,9 @@
             <w:tcW w:type="dxa" w:w="1514"/>
           </w:tcPr>
           <w:p>
+            <w:pPr>
+              <w:spacing w:before="20" w:after="20"/>
+            </w:pPr>
             <w:r/>
             <w:r>
               <w:rPr>
@@ -4041,6 +5091,27 @@
             <w:tcW w:type="dxa" w:w="1514"/>
           </w:tcPr>
           <w:p>
+            <w:pPr>
+              <w:spacing w:before="20" w:after="20"/>
+            </w:pPr>
+            <w:r/>
+            <w:r>
+              <w:rPr>
+                <w:rFonts w:ascii="Verdana" w:hAnsi="Verdana"/>
+                <w:sz w:val="16"/>
+              </w:rPr>
+              <w:t>Tabla de cifrado</w:t>
+            </w:r>
+          </w:p>
+        </w:tc>
+        <w:tc>
+          <w:tcPr>
+            <w:tcW w:type="dxa" w:w="1514"/>
+          </w:tcPr>
+          <w:p>
+            <w:pPr>
+              <w:spacing w:before="20" w:after="20"/>
+            </w:pPr>
             <w:r/>
             <w:r>
               <w:rPr>
@@ -4048,6 +5119,62 @@
                 <w:b w:val="0"/>
                 <w:sz w:val="16"/>
               </w:rPr>
+              <w:t>0</w:t>
+            </w:r>
+          </w:p>
+        </w:tc>
+        <w:tc>
+          <w:tcPr>
+            <w:tcW w:type="dxa" w:w="1514"/>
+          </w:tcPr>
+          <w:p>
+            <w:pPr>
+              <w:spacing w:before="20" w:after="20"/>
+            </w:pPr>
+            <w:r/>
+            <w:r>
+              <w:rPr>
+                <w:rFonts w:ascii="Verdana" w:hAnsi="Verdana"/>
+                <w:b w:val="0"/>
+                <w:sz w:val="16"/>
+              </w:rPr>
+              <w:t>0</w:t>
+            </w:r>
+          </w:p>
+        </w:tc>
+        <w:tc>
+          <w:tcPr>
+            <w:tcW w:type="dxa" w:w="1514"/>
+          </w:tcPr>
+          <w:p>
+            <w:pPr>
+              <w:spacing w:before="20" w:after="20"/>
+            </w:pPr>
+            <w:r/>
+            <w:r>
+              <w:rPr>
+                <w:rFonts w:ascii="Verdana" w:hAnsi="Verdana"/>
+                <w:b w:val="0"/>
+                <w:sz w:val="16"/>
+              </w:rPr>
+              <w:t>4</w:t>
+            </w:r>
+          </w:p>
+        </w:tc>
+        <w:tc>
+          <w:tcPr>
+            <w:tcW w:type="dxa" w:w="1514"/>
+          </w:tcPr>
+          <w:p>
+            <w:pPr>
+              <w:spacing w:before="20" w:after="20"/>
+            </w:pPr>
+            <w:r/>
+            <w:r>
+              <w:rPr>
+                <w:rFonts w:ascii="Verdana" w:hAnsi="Verdana"/>
+                <w:sz w:val="16"/>
+              </w:rPr>
               <w:t>Tabla de cifrado</w:t>
             </w:r>
           </w:p>
@@ -4057,6 +5184,9 @@
             <w:tcW w:type="dxa" w:w="1514"/>
           </w:tcPr>
           <w:p>
+            <w:pPr>
+              <w:spacing w:before="20" w:after="20"/>
+            </w:pPr>
             <w:r/>
             <w:r>
               <w:rPr>
@@ -4073,6 +5203,9 @@
             <w:tcW w:type="dxa" w:w="1514"/>
           </w:tcPr>
           <w:p>
+            <w:pPr>
+              <w:spacing w:before="20" w:after="20"/>
+            </w:pPr>
             <w:r/>
             <w:r>
               <w:rPr>
@@ -4080,70 +5213,6 @@
                 <w:b w:val="0"/>
                 <w:sz w:val="16"/>
               </w:rPr>
-              <w:t>0</w:t>
-            </w:r>
-          </w:p>
-        </w:tc>
-        <w:tc>
-          <w:tcPr>
-            <w:tcW w:type="dxa" w:w="1514"/>
-          </w:tcPr>
-          <w:p>
-            <w:r/>
-            <w:r>
-              <w:rPr>
-                <w:rFonts w:ascii="Verdana" w:hAnsi="Verdana"/>
-                <w:b w:val="0"/>
-                <w:sz w:val="16"/>
-              </w:rPr>
-              <w:t>4</w:t>
-            </w:r>
-          </w:p>
-        </w:tc>
-        <w:tc>
-          <w:tcPr>
-            <w:tcW w:type="dxa" w:w="1514"/>
-          </w:tcPr>
-          <w:p>
-            <w:r/>
-            <w:r>
-              <w:rPr>
-                <w:rFonts w:ascii="Verdana" w:hAnsi="Verdana"/>
-                <w:b w:val="0"/>
-                <w:sz w:val="16"/>
-              </w:rPr>
-              <w:t>Tabla de cifrado</w:t>
-            </w:r>
-          </w:p>
-        </w:tc>
-        <w:tc>
-          <w:tcPr>
-            <w:tcW w:type="dxa" w:w="1514"/>
-          </w:tcPr>
-          <w:p>
-            <w:r/>
-            <w:r>
-              <w:rPr>
-                <w:rFonts w:ascii="Verdana" w:hAnsi="Verdana"/>
-                <w:b w:val="0"/>
-                <w:sz w:val="16"/>
-              </w:rPr>
-              <w:t>0</w:t>
-            </w:r>
-          </w:p>
-        </w:tc>
-        <w:tc>
-          <w:tcPr>
-            <w:tcW w:type="dxa" w:w="1514"/>
-          </w:tcPr>
-          <w:p>
-            <w:r/>
-            <w:r>
-              <w:rPr>
-                <w:rFonts w:ascii="Verdana" w:hAnsi="Verdana"/>
-                <w:b w:val="0"/>
-                <w:sz w:val="16"/>
-              </w:rPr>
               <w:t>2</w:t>
             </w:r>
           </w:p>
@@ -4153,6 +5222,9 @@
             <w:tcW w:type="dxa" w:w="1514"/>
           </w:tcPr>
           <w:p>
+            <w:pPr>
+              <w:spacing w:before="20" w:after="20"/>
+            </w:pPr>
             <w:r/>
             <w:r>
               <w:rPr>
@@ -4173,6 +5245,9 @@
             <w:tcW w:type="dxa" w:w="1514"/>
           </w:tcPr>
           <w:p>
+            <w:pPr>
+              <w:spacing w:before="20" w:after="20"/>
+            </w:pPr>
             <w:r/>
             <w:r>
               <w:rPr>
@@ -4189,6 +5264,9 @@
             <w:tcW w:type="dxa" w:w="1514"/>
           </w:tcPr>
           <w:p>
+            <w:pPr>
+              <w:spacing w:before="20" w:after="20"/>
+            </w:pPr>
             <w:r/>
             <w:r>
               <w:rPr>
@@ -4205,6 +5283,27 @@
             <w:tcW w:type="dxa" w:w="1514"/>
           </w:tcPr>
           <w:p>
+            <w:pPr>
+              <w:spacing w:before="20" w:after="20"/>
+            </w:pPr>
+            <w:r/>
+            <w:r>
+              <w:rPr>
+                <w:rFonts w:ascii="Verdana" w:hAnsi="Verdana"/>
+                <w:sz w:val="16"/>
+              </w:rPr>
+              <w:t>Numérica</w:t>
+            </w:r>
+          </w:p>
+        </w:tc>
+        <w:tc>
+          <w:tcPr>
+            <w:tcW w:type="dxa" w:w="1514"/>
+          </w:tcPr>
+          <w:p>
+            <w:pPr>
+              <w:spacing w:before="20" w:after="20"/>
+            </w:pPr>
             <w:r/>
             <w:r>
               <w:rPr>
@@ -4212,6 +5311,62 @@
                 <w:b w:val="0"/>
                 <w:sz w:val="16"/>
               </w:rPr>
+              <w:t>1</w:t>
+            </w:r>
+          </w:p>
+        </w:tc>
+        <w:tc>
+          <w:tcPr>
+            <w:tcW w:type="dxa" w:w="1514"/>
+          </w:tcPr>
+          <w:p>
+            <w:pPr>
+              <w:spacing w:before="20" w:after="20"/>
+            </w:pPr>
+            <w:r/>
+            <w:r>
+              <w:rPr>
+                <w:rFonts w:ascii="Verdana" w:hAnsi="Verdana"/>
+                <w:b w:val="0"/>
+                <w:sz w:val="16"/>
+              </w:rPr>
+              <w:t>0</w:t>
+            </w:r>
+          </w:p>
+        </w:tc>
+        <w:tc>
+          <w:tcPr>
+            <w:tcW w:type="dxa" w:w="1514"/>
+          </w:tcPr>
+          <w:p>
+            <w:pPr>
+              <w:spacing w:before="20" w:after="20"/>
+            </w:pPr>
+            <w:r/>
+            <w:r>
+              <w:rPr>
+                <w:rFonts w:ascii="Verdana" w:hAnsi="Verdana"/>
+                <w:b w:val="0"/>
+                <w:sz w:val="16"/>
+              </w:rPr>
+              <w:t>7</w:t>
+            </w:r>
+          </w:p>
+        </w:tc>
+        <w:tc>
+          <w:tcPr>
+            <w:tcW w:type="dxa" w:w="1514"/>
+          </w:tcPr>
+          <w:p>
+            <w:pPr>
+              <w:spacing w:before="20" w:after="20"/>
+            </w:pPr>
+            <w:r/>
+            <w:r>
+              <w:rPr>
+                <w:rFonts w:ascii="Verdana" w:hAnsi="Verdana"/>
+                <w:sz w:val="16"/>
+              </w:rPr>
               <w:t>Numérica</w:t>
             </w:r>
           </w:p>
@@ -4221,6 +5376,9 @@
             <w:tcW w:type="dxa" w:w="1514"/>
           </w:tcPr>
           <w:p>
+            <w:pPr>
+              <w:spacing w:before="20" w:after="20"/>
+            </w:pPr>
             <w:r/>
             <w:r>
               <w:rPr>
@@ -4237,6 +5395,9 @@
             <w:tcW w:type="dxa" w:w="1514"/>
           </w:tcPr>
           <w:p>
+            <w:pPr>
+              <w:spacing w:before="20" w:after="20"/>
+            </w:pPr>
             <w:r/>
             <w:r>
               <w:rPr>
@@ -4244,70 +5405,6 @@
                 <w:b w:val="0"/>
                 <w:sz w:val="16"/>
               </w:rPr>
-              <w:t>0</w:t>
-            </w:r>
-          </w:p>
-        </w:tc>
-        <w:tc>
-          <w:tcPr>
-            <w:tcW w:type="dxa" w:w="1514"/>
-          </w:tcPr>
-          <w:p>
-            <w:r/>
-            <w:r>
-              <w:rPr>
-                <w:rFonts w:ascii="Verdana" w:hAnsi="Verdana"/>
-                <w:b w:val="0"/>
-                <w:sz w:val="16"/>
-              </w:rPr>
-              <w:t>7</w:t>
-            </w:r>
-          </w:p>
-        </w:tc>
-        <w:tc>
-          <w:tcPr>
-            <w:tcW w:type="dxa" w:w="1514"/>
-          </w:tcPr>
-          <w:p>
-            <w:r/>
-            <w:r>
-              <w:rPr>
-                <w:rFonts w:ascii="Verdana" w:hAnsi="Verdana"/>
-                <w:b w:val="0"/>
-                <w:sz w:val="16"/>
-              </w:rPr>
-              <w:t>Numérica</w:t>
-            </w:r>
-          </w:p>
-        </w:tc>
-        <w:tc>
-          <w:tcPr>
-            <w:tcW w:type="dxa" w:w="1514"/>
-          </w:tcPr>
-          <w:p>
-            <w:r/>
-            <w:r>
-              <w:rPr>
-                <w:rFonts w:ascii="Verdana" w:hAnsi="Verdana"/>
-                <w:b w:val="0"/>
-                <w:sz w:val="16"/>
-              </w:rPr>
-              <w:t>1</w:t>
-            </w:r>
-          </w:p>
-        </w:tc>
-        <w:tc>
-          <w:tcPr>
-            <w:tcW w:type="dxa" w:w="1514"/>
-          </w:tcPr>
-          <w:p>
-            <w:r/>
-            <w:r>
-              <w:rPr>
-                <w:rFonts w:ascii="Verdana" w:hAnsi="Verdana"/>
-                <w:b w:val="0"/>
-                <w:sz w:val="16"/>
-              </w:rPr>
               <w:t>3</w:t>
             </w:r>
           </w:p>
@@ -4317,6 +5414,9 @@
             <w:tcW w:type="dxa" w:w="1514"/>
           </w:tcPr>
           <w:p>
+            <w:pPr>
+              <w:spacing w:before="20" w:after="20"/>
+            </w:pPr>
             <w:r/>
             <w:r>
               <w:rPr>
@@ -4337,6 +5437,9 @@
             <w:tcW w:type="dxa" w:w="1514"/>
           </w:tcPr>
           <w:p>
+            <w:pPr>
+              <w:spacing w:before="20" w:after="20"/>
+            </w:pPr>
             <w:r/>
             <w:r>
               <w:rPr>
@@ -4353,6 +5456,9 @@
             <w:tcW w:type="dxa" w:w="1514"/>
           </w:tcPr>
           <w:p>
+            <w:pPr>
+              <w:spacing w:before="20" w:after="20"/>
+            </w:pPr>
             <w:r/>
             <w:r>
               <w:rPr>
@@ -4369,6 +5475,27 @@
             <w:tcW w:type="dxa" w:w="1514"/>
           </w:tcPr>
           <w:p>
+            <w:pPr>
+              <w:spacing w:before="20" w:after="20"/>
+            </w:pPr>
+            <w:r/>
+            <w:r>
+              <w:rPr>
+                <w:rFonts w:ascii="Verdana" w:hAnsi="Verdana"/>
+                <w:sz w:val="16"/>
+              </w:rPr>
+              <w:t>Numérica</w:t>
+            </w:r>
+          </w:p>
+        </w:tc>
+        <w:tc>
+          <w:tcPr>
+            <w:tcW w:type="dxa" w:w="1514"/>
+          </w:tcPr>
+          <w:p>
+            <w:pPr>
+              <w:spacing w:before="20" w:after="20"/>
+            </w:pPr>
             <w:r/>
             <w:r>
               <w:rPr>
@@ -4376,6 +5503,62 @@
                 <w:b w:val="0"/>
                 <w:sz w:val="16"/>
               </w:rPr>
+              <w:t>1</w:t>
+            </w:r>
+          </w:p>
+        </w:tc>
+        <w:tc>
+          <w:tcPr>
+            <w:tcW w:type="dxa" w:w="1514"/>
+          </w:tcPr>
+          <w:p>
+            <w:pPr>
+              <w:spacing w:before="20" w:after="20"/>
+            </w:pPr>
+            <w:r/>
+            <w:r>
+              <w:rPr>
+                <w:rFonts w:ascii="Verdana" w:hAnsi="Verdana"/>
+                <w:b w:val="0"/>
+                <w:sz w:val="16"/>
+              </w:rPr>
+              <w:t>-30</w:t>
+            </w:r>
+          </w:p>
+        </w:tc>
+        <w:tc>
+          <w:tcPr>
+            <w:tcW w:type="dxa" w:w="1514"/>
+          </w:tcPr>
+          <w:p>
+            <w:pPr>
+              <w:spacing w:before="20" w:after="20"/>
+            </w:pPr>
+            <w:r/>
+            <w:r>
+              <w:rPr>
+                <w:rFonts w:ascii="Verdana" w:hAnsi="Verdana"/>
+                <w:b w:val="0"/>
+                <w:sz w:val="16"/>
+              </w:rPr>
+              <w:t>6</w:t>
+            </w:r>
+          </w:p>
+        </w:tc>
+        <w:tc>
+          <w:tcPr>
+            <w:tcW w:type="dxa" w:w="1514"/>
+          </w:tcPr>
+          <w:p>
+            <w:pPr>
+              <w:spacing w:before="20" w:after="20"/>
+            </w:pPr>
+            <w:r/>
+            <w:r>
+              <w:rPr>
+                <w:rFonts w:ascii="Verdana" w:hAnsi="Verdana"/>
+                <w:sz w:val="16"/>
+              </w:rPr>
               <w:t>Numérica</w:t>
             </w:r>
           </w:p>
@@ -4385,6 +5568,9 @@
             <w:tcW w:type="dxa" w:w="1514"/>
           </w:tcPr>
           <w:p>
+            <w:pPr>
+              <w:spacing w:before="20" w:after="20"/>
+            </w:pPr>
             <w:r/>
             <w:r>
               <w:rPr>
@@ -4401,6 +5587,9 @@
             <w:tcW w:type="dxa" w:w="1514"/>
           </w:tcPr>
           <w:p>
+            <w:pPr>
+              <w:spacing w:before="20" w:after="20"/>
+            </w:pPr>
             <w:r/>
             <w:r>
               <w:rPr>
@@ -4408,70 +5597,6 @@
                 <w:b w:val="0"/>
                 <w:sz w:val="16"/>
               </w:rPr>
-              <w:t>-30</w:t>
-            </w:r>
-          </w:p>
-        </w:tc>
-        <w:tc>
-          <w:tcPr>
-            <w:tcW w:type="dxa" w:w="1514"/>
-          </w:tcPr>
-          <w:p>
-            <w:r/>
-            <w:r>
-              <w:rPr>
-                <w:rFonts w:ascii="Verdana" w:hAnsi="Verdana"/>
-                <w:b w:val="0"/>
-                <w:sz w:val="16"/>
-              </w:rPr>
-              <w:t>6</w:t>
-            </w:r>
-          </w:p>
-        </w:tc>
-        <w:tc>
-          <w:tcPr>
-            <w:tcW w:type="dxa" w:w="1514"/>
-          </w:tcPr>
-          <w:p>
-            <w:r/>
-            <w:r>
-              <w:rPr>
-                <w:rFonts w:ascii="Verdana" w:hAnsi="Verdana"/>
-                <w:b w:val="0"/>
-                <w:sz w:val="16"/>
-              </w:rPr>
-              <w:t>Numérica</w:t>
-            </w:r>
-          </w:p>
-        </w:tc>
-        <w:tc>
-          <w:tcPr>
-            <w:tcW w:type="dxa" w:w="1514"/>
-          </w:tcPr>
-          <w:p>
-            <w:r/>
-            <w:r>
-              <w:rPr>
-                <w:rFonts w:ascii="Verdana" w:hAnsi="Verdana"/>
-                <w:b w:val="0"/>
-                <w:sz w:val="16"/>
-              </w:rPr>
-              <w:t>1</w:t>
-            </w:r>
-          </w:p>
-        </w:tc>
-        <w:tc>
-          <w:tcPr>
-            <w:tcW w:type="dxa" w:w="1514"/>
-          </w:tcPr>
-          <w:p>
-            <w:r/>
-            <w:r>
-              <w:rPr>
-                <w:rFonts w:ascii="Verdana" w:hAnsi="Verdana"/>
-                <w:b w:val="0"/>
-                <w:sz w:val="16"/>
-              </w:rPr>
               <w:t>2</w:t>
             </w:r>
           </w:p>
@@ -4481,6 +5606,9 @@
             <w:tcW w:type="dxa" w:w="1514"/>
           </w:tcPr>
           <w:p>
+            <w:pPr>
+              <w:spacing w:before="20" w:after="20"/>
+            </w:pPr>
             <w:r/>
             <w:r>
               <w:rPr>
@@ -4501,6 +5629,9 @@
             <w:tcW w:type="dxa" w:w="1514"/>
           </w:tcPr>
           <w:p>
+            <w:pPr>
+              <w:spacing w:before="20" w:after="20"/>
+            </w:pPr>
             <w:r/>
             <w:r>
               <w:rPr>
@@ -4517,6 +5648,9 @@
             <w:tcW w:type="dxa" w:w="1514"/>
           </w:tcPr>
           <w:p>
+            <w:pPr>
+              <w:spacing w:before="20" w:after="20"/>
+            </w:pPr>
             <w:r/>
             <w:r>
               <w:rPr>
@@ -4533,6 +5667,27 @@
             <w:tcW w:type="dxa" w:w="1514"/>
           </w:tcPr>
           <w:p>
+            <w:pPr>
+              <w:spacing w:before="20" w:after="20"/>
+            </w:pPr>
+            <w:r/>
+            <w:r>
+              <w:rPr>
+                <w:rFonts w:ascii="Verdana" w:hAnsi="Verdana"/>
+                <w:sz w:val="16"/>
+              </w:rPr>
+              <w:t>Numérica</w:t>
+            </w:r>
+          </w:p>
+        </w:tc>
+        <w:tc>
+          <w:tcPr>
+            <w:tcW w:type="dxa" w:w="1514"/>
+          </w:tcPr>
+          <w:p>
+            <w:pPr>
+              <w:spacing w:before="20" w:after="20"/>
+            </w:pPr>
             <w:r/>
             <w:r>
               <w:rPr>
@@ -4540,6 +5695,62 @@
                 <w:b w:val="0"/>
                 <w:sz w:val="16"/>
               </w:rPr>
+              <w:t>1</w:t>
+            </w:r>
+          </w:p>
+        </w:tc>
+        <w:tc>
+          <w:tcPr>
+            <w:tcW w:type="dxa" w:w="1514"/>
+          </w:tcPr>
+          <w:p>
+            <w:pPr>
+              <w:spacing w:before="20" w:after="20"/>
+            </w:pPr>
+            <w:r/>
+            <w:r>
+              <w:rPr>
+                <w:rFonts w:ascii="Verdana" w:hAnsi="Verdana"/>
+                <w:b w:val="0"/>
+                <w:sz w:val="16"/>
+              </w:rPr>
+              <w:t>0</w:t>
+            </w:r>
+          </w:p>
+        </w:tc>
+        <w:tc>
+          <w:tcPr>
+            <w:tcW w:type="dxa" w:w="1514"/>
+          </w:tcPr>
+          <w:p>
+            <w:pPr>
+              <w:spacing w:before="20" w:after="20"/>
+            </w:pPr>
+            <w:r/>
+            <w:r>
+              <w:rPr>
+                <w:rFonts w:ascii="Verdana" w:hAnsi="Verdana"/>
+                <w:b w:val="0"/>
+                <w:sz w:val="16"/>
+              </w:rPr>
+              <w:t>7</w:t>
+            </w:r>
+          </w:p>
+        </w:tc>
+        <w:tc>
+          <w:tcPr>
+            <w:tcW w:type="dxa" w:w="1514"/>
+          </w:tcPr>
+          <w:p>
+            <w:pPr>
+              <w:spacing w:before="20" w:after="20"/>
+            </w:pPr>
+            <w:r/>
+            <w:r>
+              <w:rPr>
+                <w:rFonts w:ascii="Verdana" w:hAnsi="Verdana"/>
+                <w:sz w:val="16"/>
+              </w:rPr>
               <w:t>Numérica</w:t>
             </w:r>
           </w:p>
@@ -4549,6 +5760,9 @@
             <w:tcW w:type="dxa" w:w="1514"/>
           </w:tcPr>
           <w:p>
+            <w:pPr>
+              <w:spacing w:before="20" w:after="20"/>
+            </w:pPr>
             <w:r/>
             <w:r>
               <w:rPr>
@@ -4565,6 +5779,9 @@
             <w:tcW w:type="dxa" w:w="1514"/>
           </w:tcPr>
           <w:p>
+            <w:pPr>
+              <w:spacing w:before="20" w:after="20"/>
+            </w:pPr>
             <w:r/>
             <w:r>
               <w:rPr>
@@ -4572,70 +5789,6 @@
                 <w:b w:val="0"/>
                 <w:sz w:val="16"/>
               </w:rPr>
-              <w:t>0</w:t>
-            </w:r>
-          </w:p>
-        </w:tc>
-        <w:tc>
-          <w:tcPr>
-            <w:tcW w:type="dxa" w:w="1514"/>
-          </w:tcPr>
-          <w:p>
-            <w:r/>
-            <w:r>
-              <w:rPr>
-                <w:rFonts w:ascii="Verdana" w:hAnsi="Verdana"/>
-                <w:b w:val="0"/>
-                <w:sz w:val="16"/>
-              </w:rPr>
-              <w:t>7</w:t>
-            </w:r>
-          </w:p>
-        </w:tc>
-        <w:tc>
-          <w:tcPr>
-            <w:tcW w:type="dxa" w:w="1514"/>
-          </w:tcPr>
-          <w:p>
-            <w:r/>
-            <w:r>
-              <w:rPr>
-                <w:rFonts w:ascii="Verdana" w:hAnsi="Verdana"/>
-                <w:b w:val="0"/>
-                <w:sz w:val="16"/>
-              </w:rPr>
-              <w:t>Numérica</w:t>
-            </w:r>
-          </w:p>
-        </w:tc>
-        <w:tc>
-          <w:tcPr>
-            <w:tcW w:type="dxa" w:w="1514"/>
-          </w:tcPr>
-          <w:p>
-            <w:r/>
-            <w:r>
-              <w:rPr>
-                <w:rFonts w:ascii="Verdana" w:hAnsi="Verdana"/>
-                <w:b w:val="0"/>
-                <w:sz w:val="16"/>
-              </w:rPr>
-              <w:t>1</w:t>
-            </w:r>
-          </w:p>
-        </w:tc>
-        <w:tc>
-          <w:tcPr>
-            <w:tcW w:type="dxa" w:w="1514"/>
-          </w:tcPr>
-          <w:p>
-            <w:r/>
-            <w:r>
-              <w:rPr>
-                <w:rFonts w:ascii="Verdana" w:hAnsi="Verdana"/>
-                <w:b w:val="0"/>
-                <w:sz w:val="16"/>
-              </w:rPr>
               <w:t>3</w:t>
             </w:r>
           </w:p>
@@ -4645,6 +5798,9 @@
             <w:tcW w:type="dxa" w:w="1514"/>
           </w:tcPr>
           <w:p>
+            <w:pPr>
+              <w:spacing w:before="20" w:after="20"/>
+            </w:pPr>
             <w:r/>
             <w:r>
               <w:rPr>
@@ -4665,6 +5821,9 @@
             <w:tcW w:type="dxa" w:w="1514"/>
           </w:tcPr>
           <w:p>
+            <w:pPr>
+              <w:spacing w:before="20" w:after="20"/>
+            </w:pPr>
             <w:r/>
             <w:r>
               <w:rPr>
@@ -4681,6 +5840,9 @@
             <w:tcW w:type="dxa" w:w="1514"/>
           </w:tcPr>
           <w:p>
+            <w:pPr>
+              <w:spacing w:before="20" w:after="20"/>
+            </w:pPr>
             <w:r/>
             <w:r>
               <w:rPr>
@@ -4697,6 +5859,27 @@
             <w:tcW w:type="dxa" w:w="1514"/>
           </w:tcPr>
           <w:p>
+            <w:pPr>
+              <w:spacing w:before="20" w:after="20"/>
+            </w:pPr>
+            <w:r/>
+            <w:r>
+              <w:rPr>
+                <w:rFonts w:ascii="Verdana" w:hAnsi="Verdana"/>
+                <w:sz w:val="16"/>
+              </w:rPr>
+              <w:t>Tabla de cifrado</w:t>
+            </w:r>
+          </w:p>
+        </w:tc>
+        <w:tc>
+          <w:tcPr>
+            <w:tcW w:type="dxa" w:w="1514"/>
+          </w:tcPr>
+          <w:p>
+            <w:pPr>
+              <w:spacing w:before="20" w:after="20"/>
+            </w:pPr>
             <w:r/>
             <w:r>
               <w:rPr>
@@ -4704,6 +5887,62 @@
                 <w:b w:val="0"/>
                 <w:sz w:val="16"/>
               </w:rPr>
+              <w:t>0</w:t>
+            </w:r>
+          </w:p>
+        </w:tc>
+        <w:tc>
+          <w:tcPr>
+            <w:tcW w:type="dxa" w:w="1514"/>
+          </w:tcPr>
+          <w:p>
+            <w:pPr>
+              <w:spacing w:before="20" w:after="20"/>
+            </w:pPr>
+            <w:r/>
+            <w:r>
+              <w:rPr>
+                <w:rFonts w:ascii="Verdana" w:hAnsi="Verdana"/>
+                <w:b w:val="0"/>
+                <w:sz w:val="16"/>
+              </w:rPr>
+              <w:t>0</w:t>
+            </w:r>
+          </w:p>
+        </w:tc>
+        <w:tc>
+          <w:tcPr>
+            <w:tcW w:type="dxa" w:w="1514"/>
+          </w:tcPr>
+          <w:p>
+            <w:pPr>
+              <w:spacing w:before="20" w:after="20"/>
+            </w:pPr>
+            <w:r/>
+            <w:r>
+              <w:rPr>
+                <w:rFonts w:ascii="Verdana" w:hAnsi="Verdana"/>
+                <w:b w:val="0"/>
+                <w:sz w:val="16"/>
+              </w:rPr>
+              <w:t>3</w:t>
+            </w:r>
+          </w:p>
+        </w:tc>
+        <w:tc>
+          <w:tcPr>
+            <w:tcW w:type="dxa" w:w="1514"/>
+          </w:tcPr>
+          <w:p>
+            <w:pPr>
+              <w:spacing w:before="20" w:after="20"/>
+            </w:pPr>
+            <w:r/>
+            <w:r>
+              <w:rPr>
+                <w:rFonts w:ascii="Verdana" w:hAnsi="Verdana"/>
+                <w:sz w:val="16"/>
+              </w:rPr>
               <w:t>Tabla de cifrado</w:t>
             </w:r>
           </w:p>
@@ -4713,6 +5952,9 @@
             <w:tcW w:type="dxa" w:w="1514"/>
           </w:tcPr>
           <w:p>
+            <w:pPr>
+              <w:spacing w:before="20" w:after="20"/>
+            </w:pPr>
             <w:r/>
             <w:r>
               <w:rPr>
@@ -4729,6 +5971,9 @@
             <w:tcW w:type="dxa" w:w="1514"/>
           </w:tcPr>
           <w:p>
+            <w:pPr>
+              <w:spacing w:before="20" w:after="20"/>
+            </w:pPr>
             <w:r/>
             <w:r>
               <w:rPr>
@@ -4736,70 +5981,6 @@
                 <w:b w:val="0"/>
                 <w:sz w:val="16"/>
               </w:rPr>
-              <w:t>0</w:t>
-            </w:r>
-          </w:p>
-        </w:tc>
-        <w:tc>
-          <w:tcPr>
-            <w:tcW w:type="dxa" w:w="1514"/>
-          </w:tcPr>
-          <w:p>
-            <w:r/>
-            <w:r>
-              <w:rPr>
-                <w:rFonts w:ascii="Verdana" w:hAnsi="Verdana"/>
-                <w:b w:val="0"/>
-                <w:sz w:val="16"/>
-              </w:rPr>
-              <w:t>3</w:t>
-            </w:r>
-          </w:p>
-        </w:tc>
-        <w:tc>
-          <w:tcPr>
-            <w:tcW w:type="dxa" w:w="1514"/>
-          </w:tcPr>
-          <w:p>
-            <w:r/>
-            <w:r>
-              <w:rPr>
-                <w:rFonts w:ascii="Verdana" w:hAnsi="Verdana"/>
-                <w:b w:val="0"/>
-                <w:sz w:val="16"/>
-              </w:rPr>
-              <w:t>Tabla de cifrado</w:t>
-            </w:r>
-          </w:p>
-        </w:tc>
-        <w:tc>
-          <w:tcPr>
-            <w:tcW w:type="dxa" w:w="1514"/>
-          </w:tcPr>
-          <w:p>
-            <w:r/>
-            <w:r>
-              <w:rPr>
-                <w:rFonts w:ascii="Verdana" w:hAnsi="Verdana"/>
-                <w:b w:val="0"/>
-                <w:sz w:val="16"/>
-              </w:rPr>
-              <w:t>0</w:t>
-            </w:r>
-          </w:p>
-        </w:tc>
-        <w:tc>
-          <w:tcPr>
-            <w:tcW w:type="dxa" w:w="1514"/>
-          </w:tcPr>
-          <w:p>
-            <w:r/>
-            <w:r>
-              <w:rPr>
-                <w:rFonts w:ascii="Verdana" w:hAnsi="Verdana"/>
-                <w:b w:val="0"/>
-                <w:sz w:val="16"/>
-              </w:rPr>
               <w:t>1</w:t>
             </w:r>
           </w:p>
@@ -4809,6 +5990,9 @@
             <w:tcW w:type="dxa" w:w="1514"/>
           </w:tcPr>
           <w:p>
+            <w:pPr>
+              <w:spacing w:before="20" w:after="20"/>
+            </w:pPr>
             <w:r/>
             <w:r>
               <w:rPr>
@@ -4829,6 +6013,9 @@
             <w:tcW w:type="dxa" w:w="1514"/>
           </w:tcPr>
           <w:p>
+            <w:pPr>
+              <w:spacing w:before="20" w:after="20"/>
+            </w:pPr>
             <w:r/>
             <w:r>
               <w:rPr>
@@ -4845,6 +6032,9 @@
             <w:tcW w:type="dxa" w:w="1514"/>
           </w:tcPr>
           <w:p>
+            <w:pPr>
+              <w:spacing w:before="20" w:after="20"/>
+            </w:pPr>
             <w:r/>
             <w:r>
               <w:rPr>
@@ -4861,6 +6051,27 @@
             <w:tcW w:type="dxa" w:w="1514"/>
           </w:tcPr>
           <w:p>
+            <w:pPr>
+              <w:spacing w:before="20" w:after="20"/>
+            </w:pPr>
+            <w:r/>
+            <w:r>
+              <w:rPr>
+                <w:rFonts w:ascii="Verdana" w:hAnsi="Verdana"/>
+                <w:sz w:val="16"/>
+              </w:rPr>
+              <w:t>Numérica</w:t>
+            </w:r>
+          </w:p>
+        </w:tc>
+        <w:tc>
+          <w:tcPr>
+            <w:tcW w:type="dxa" w:w="1514"/>
+          </w:tcPr>
+          <w:p>
+            <w:pPr>
+              <w:spacing w:before="20" w:after="20"/>
+            </w:pPr>
             <w:r/>
             <w:r>
               <w:rPr>
@@ -4868,6 +6079,62 @@
                 <w:b w:val="0"/>
                 <w:sz w:val="16"/>
               </w:rPr>
+              <w:t>1</w:t>
+            </w:r>
+          </w:p>
+        </w:tc>
+        <w:tc>
+          <w:tcPr>
+            <w:tcW w:type="dxa" w:w="1514"/>
+          </w:tcPr>
+          <w:p>
+            <w:pPr>
+              <w:spacing w:before="20" w:after="20"/>
+            </w:pPr>
+            <w:r/>
+            <w:r>
+              <w:rPr>
+                <w:rFonts w:ascii="Verdana" w:hAnsi="Verdana"/>
+                <w:b w:val="0"/>
+                <w:sz w:val="16"/>
+              </w:rPr>
+              <w:t>0</w:t>
+            </w:r>
+          </w:p>
+        </w:tc>
+        <w:tc>
+          <w:tcPr>
+            <w:tcW w:type="dxa" w:w="1514"/>
+          </w:tcPr>
+          <w:p>
+            <w:pPr>
+              <w:spacing w:before="20" w:after="20"/>
+            </w:pPr>
+            <w:r/>
+            <w:r>
+              <w:rPr>
+                <w:rFonts w:ascii="Verdana" w:hAnsi="Verdana"/>
+                <w:b w:val="0"/>
+                <w:sz w:val="16"/>
+              </w:rPr>
+              <w:t>7</w:t>
+            </w:r>
+          </w:p>
+        </w:tc>
+        <w:tc>
+          <w:tcPr>
+            <w:tcW w:type="dxa" w:w="1514"/>
+          </w:tcPr>
+          <w:p>
+            <w:pPr>
+              <w:spacing w:before="20" w:after="20"/>
+            </w:pPr>
+            <w:r/>
+            <w:r>
+              <w:rPr>
+                <w:rFonts w:ascii="Verdana" w:hAnsi="Verdana"/>
+                <w:sz w:val="16"/>
+              </w:rPr>
               <w:t>Numérica</w:t>
             </w:r>
           </w:p>
@@ -4877,6 +6144,9 @@
             <w:tcW w:type="dxa" w:w="1514"/>
           </w:tcPr>
           <w:p>
+            <w:pPr>
+              <w:spacing w:before="20" w:after="20"/>
+            </w:pPr>
             <w:r/>
             <w:r>
               <w:rPr>
@@ -4893,6 +6163,9 @@
             <w:tcW w:type="dxa" w:w="1514"/>
           </w:tcPr>
           <w:p>
+            <w:pPr>
+              <w:spacing w:before="20" w:after="20"/>
+            </w:pPr>
             <w:r/>
             <w:r>
               <w:rPr>
@@ -4900,70 +6173,6 @@
                 <w:b w:val="0"/>
                 <w:sz w:val="16"/>
               </w:rPr>
-              <w:t>0</w:t>
-            </w:r>
-          </w:p>
-        </w:tc>
-        <w:tc>
-          <w:tcPr>
-            <w:tcW w:type="dxa" w:w="1514"/>
-          </w:tcPr>
-          <w:p>
-            <w:r/>
-            <w:r>
-              <w:rPr>
-                <w:rFonts w:ascii="Verdana" w:hAnsi="Verdana"/>
-                <w:b w:val="0"/>
-                <w:sz w:val="16"/>
-              </w:rPr>
-              <w:t>7</w:t>
-            </w:r>
-          </w:p>
-        </w:tc>
-        <w:tc>
-          <w:tcPr>
-            <w:tcW w:type="dxa" w:w="1514"/>
-          </w:tcPr>
-          <w:p>
-            <w:r/>
-            <w:r>
-              <w:rPr>
-                <w:rFonts w:ascii="Verdana" w:hAnsi="Verdana"/>
-                <w:b w:val="0"/>
-                <w:sz w:val="16"/>
-              </w:rPr>
-              <w:t>Numérica</w:t>
-            </w:r>
-          </w:p>
-        </w:tc>
-        <w:tc>
-          <w:tcPr>
-            <w:tcW w:type="dxa" w:w="1514"/>
-          </w:tcPr>
-          <w:p>
-            <w:r/>
-            <w:r>
-              <w:rPr>
-                <w:rFonts w:ascii="Verdana" w:hAnsi="Verdana"/>
-                <w:b w:val="0"/>
-                <w:sz w:val="16"/>
-              </w:rPr>
-              <w:t>1</w:t>
-            </w:r>
-          </w:p>
-        </w:tc>
-        <w:tc>
-          <w:tcPr>
-            <w:tcW w:type="dxa" w:w="1514"/>
-          </w:tcPr>
-          <w:p>
-            <w:r/>
-            <w:r>
-              <w:rPr>
-                <w:rFonts w:ascii="Verdana" w:hAnsi="Verdana"/>
-                <w:b w:val="0"/>
-                <w:sz w:val="16"/>
-              </w:rPr>
               <w:t>3</w:t>
             </w:r>
           </w:p>
@@ -4973,6 +6182,9 @@
             <w:tcW w:type="dxa" w:w="1514"/>
           </w:tcPr>
           <w:p>
+            <w:pPr>
+              <w:spacing w:before="20" w:after="20"/>
+            </w:pPr>
             <w:r/>
             <w:r>
               <w:rPr>
@@ -4993,6 +6205,9 @@
             <w:tcW w:type="dxa" w:w="1514"/>
           </w:tcPr>
           <w:p>
+            <w:pPr>
+              <w:spacing w:before="20" w:after="20"/>
+            </w:pPr>
             <w:r/>
             <w:r>
               <w:rPr>
@@ -5009,6 +6224,9 @@
             <w:tcW w:type="dxa" w:w="1514"/>
           </w:tcPr>
           <w:p>
+            <w:pPr>
+              <w:spacing w:before="20" w:after="20"/>
+            </w:pPr>
             <w:r/>
             <w:r>
               <w:rPr>
@@ -5025,6 +6243,27 @@
             <w:tcW w:type="dxa" w:w="1514"/>
           </w:tcPr>
           <w:p>
+            <w:pPr>
+              <w:spacing w:before="20" w:after="20"/>
+            </w:pPr>
+            <w:r/>
+            <w:r>
+              <w:rPr>
+                <w:rFonts w:ascii="Verdana" w:hAnsi="Verdana"/>
+                <w:sz w:val="16"/>
+              </w:rPr>
+              <w:t>Tabla de cifrado</w:t>
+            </w:r>
+          </w:p>
+        </w:tc>
+        <w:tc>
+          <w:tcPr>
+            <w:tcW w:type="dxa" w:w="1514"/>
+          </w:tcPr>
+          <w:p>
+            <w:pPr>
+              <w:spacing w:before="20" w:after="20"/>
+            </w:pPr>
             <w:r/>
             <w:r>
               <w:rPr>
@@ -5032,6 +6271,62 @@
                 <w:b w:val="0"/>
                 <w:sz w:val="16"/>
               </w:rPr>
+              <w:t>0</w:t>
+            </w:r>
+          </w:p>
+        </w:tc>
+        <w:tc>
+          <w:tcPr>
+            <w:tcW w:type="dxa" w:w="1514"/>
+          </w:tcPr>
+          <w:p>
+            <w:pPr>
+              <w:spacing w:before="20" w:after="20"/>
+            </w:pPr>
+            <w:r/>
+            <w:r>
+              <w:rPr>
+                <w:rFonts w:ascii="Verdana" w:hAnsi="Verdana"/>
+                <w:b w:val="0"/>
+                <w:sz w:val="16"/>
+              </w:rPr>
+              <w:t>0</w:t>
+            </w:r>
+          </w:p>
+        </w:tc>
+        <w:tc>
+          <w:tcPr>
+            <w:tcW w:type="dxa" w:w="1514"/>
+          </w:tcPr>
+          <w:p>
+            <w:pPr>
+              <w:spacing w:before="20" w:after="20"/>
+            </w:pPr>
+            <w:r/>
+            <w:r>
+              <w:rPr>
+                <w:rFonts w:ascii="Verdana" w:hAnsi="Verdana"/>
+                <w:b w:val="0"/>
+                <w:sz w:val="16"/>
+              </w:rPr>
+              <w:t>3</w:t>
+            </w:r>
+          </w:p>
+        </w:tc>
+        <w:tc>
+          <w:tcPr>
+            <w:tcW w:type="dxa" w:w="1514"/>
+          </w:tcPr>
+          <w:p>
+            <w:pPr>
+              <w:spacing w:before="20" w:after="20"/>
+            </w:pPr>
+            <w:r/>
+            <w:r>
+              <w:rPr>
+                <w:rFonts w:ascii="Verdana" w:hAnsi="Verdana"/>
+                <w:sz w:val="16"/>
+              </w:rPr>
               <w:t>Tabla de cifrado</w:t>
             </w:r>
           </w:p>
@@ -5041,6 +6336,9 @@
             <w:tcW w:type="dxa" w:w="1514"/>
           </w:tcPr>
           <w:p>
+            <w:pPr>
+              <w:spacing w:before="20" w:after="20"/>
+            </w:pPr>
             <w:r/>
             <w:r>
               <w:rPr>
@@ -5057,6 +6355,9 @@
             <w:tcW w:type="dxa" w:w="1514"/>
           </w:tcPr>
           <w:p>
+            <w:pPr>
+              <w:spacing w:before="20" w:after="20"/>
+            </w:pPr>
             <w:r/>
             <w:r>
               <w:rPr>
@@ -5064,70 +6365,6 @@
                 <w:b w:val="0"/>
                 <w:sz w:val="16"/>
               </w:rPr>
-              <w:t>0</w:t>
-            </w:r>
-          </w:p>
-        </w:tc>
-        <w:tc>
-          <w:tcPr>
-            <w:tcW w:type="dxa" w:w="1514"/>
-          </w:tcPr>
-          <w:p>
-            <w:r/>
-            <w:r>
-              <w:rPr>
-                <w:rFonts w:ascii="Verdana" w:hAnsi="Verdana"/>
-                <w:b w:val="0"/>
-                <w:sz w:val="16"/>
-              </w:rPr>
-              <w:t>3</w:t>
-            </w:r>
-          </w:p>
-        </w:tc>
-        <w:tc>
-          <w:tcPr>
-            <w:tcW w:type="dxa" w:w="1514"/>
-          </w:tcPr>
-          <w:p>
-            <w:r/>
-            <w:r>
-              <w:rPr>
-                <w:rFonts w:ascii="Verdana" w:hAnsi="Verdana"/>
-                <w:b w:val="0"/>
-                <w:sz w:val="16"/>
-              </w:rPr>
-              <w:t>Tabla de cifrado</w:t>
-            </w:r>
-          </w:p>
-        </w:tc>
-        <w:tc>
-          <w:tcPr>
-            <w:tcW w:type="dxa" w:w="1514"/>
-          </w:tcPr>
-          <w:p>
-            <w:r/>
-            <w:r>
-              <w:rPr>
-                <w:rFonts w:ascii="Verdana" w:hAnsi="Verdana"/>
-                <w:b w:val="0"/>
-                <w:sz w:val="16"/>
-              </w:rPr>
-              <w:t>0</w:t>
-            </w:r>
-          </w:p>
-        </w:tc>
-        <w:tc>
-          <w:tcPr>
-            <w:tcW w:type="dxa" w:w="1514"/>
-          </w:tcPr>
-          <w:p>
-            <w:r/>
-            <w:r>
-              <w:rPr>
-                <w:rFonts w:ascii="Verdana" w:hAnsi="Verdana"/>
-                <w:b w:val="0"/>
-                <w:sz w:val="16"/>
-              </w:rPr>
               <w:t>1</w:t>
             </w:r>
           </w:p>
@@ -5137,6 +6374,9 @@
             <w:tcW w:type="dxa" w:w="1514"/>
           </w:tcPr>
           <w:p>
+            <w:pPr>
+              <w:spacing w:before="20" w:after="20"/>
+            </w:pPr>
             <w:r/>
             <w:r>
               <w:rPr>
@@ -5157,6 +6397,9 @@
             <w:tcW w:type="dxa" w:w="1514"/>
           </w:tcPr>
           <w:p>
+            <w:pPr>
+              <w:spacing w:before="20" w:after="20"/>
+            </w:pPr>
             <w:r/>
             <w:r>
               <w:rPr>
@@ -5173,6 +6416,9 @@
             <w:tcW w:type="dxa" w:w="1514"/>
           </w:tcPr>
           <w:p>
+            <w:pPr>
+              <w:spacing w:before="20" w:after="20"/>
+            </w:pPr>
             <w:r/>
             <w:r>
               <w:rPr>
@@ -5189,6 +6435,27 @@
             <w:tcW w:type="dxa" w:w="1514"/>
           </w:tcPr>
           <w:p>
+            <w:pPr>
+              <w:spacing w:before="20" w:after="20"/>
+            </w:pPr>
+            <w:r/>
+            <w:r>
+              <w:rPr>
+                <w:rFonts w:ascii="Verdana" w:hAnsi="Verdana"/>
+                <w:sz w:val="16"/>
+              </w:rPr>
+              <w:t>CCITTIA5</w:t>
+            </w:r>
+          </w:p>
+        </w:tc>
+        <w:tc>
+          <w:tcPr>
+            <w:tcW w:type="dxa" w:w="1514"/>
+          </w:tcPr>
+          <w:p>
+            <w:pPr>
+              <w:spacing w:before="20" w:after="20"/>
+            </w:pPr>
             <w:r/>
             <w:r>
               <w:rPr>
@@ -5196,15 +6463,18 @@
                 <w:b w:val="0"/>
                 <w:sz w:val="16"/>
               </w:rPr>
-              <w:t>CCITTIA5</w:t>
-            </w:r>
-          </w:p>
-        </w:tc>
-        <w:tc>
-          <w:tcPr>
-            <w:tcW w:type="dxa" w:w="1514"/>
-          </w:tcPr>
-          <w:p>
+              <w:t>0</w:t>
+            </w:r>
+          </w:p>
+        </w:tc>
+        <w:tc>
+          <w:tcPr>
+            <w:tcW w:type="dxa" w:w="1514"/>
+          </w:tcPr>
+          <w:p>
+            <w:pPr>
+              <w:spacing w:before="20" w:after="20"/>
+            </w:pPr>
             <w:r/>
             <w:r>
               <w:rPr>
@@ -5221,6 +6491,9 @@
             <w:tcW w:type="dxa" w:w="1514"/>
           </w:tcPr>
           <w:p>
+            <w:pPr>
+              <w:spacing w:before="20" w:after="20"/>
+            </w:pPr>
             <w:r/>
             <w:r>
               <w:rPr>
@@ -5228,6 +6501,43 @@
                 <w:b w:val="0"/>
                 <w:sz w:val="16"/>
               </w:rPr>
+              <w:t>32</w:t>
+            </w:r>
+          </w:p>
+        </w:tc>
+        <w:tc>
+          <w:tcPr>
+            <w:tcW w:type="dxa" w:w="1514"/>
+          </w:tcPr>
+          <w:p>
+            <w:pPr>
+              <w:spacing w:before="20" w:after="20"/>
+            </w:pPr>
+            <w:r/>
+            <w:r>
+              <w:rPr>
+                <w:rFonts w:ascii="Verdana" w:hAnsi="Verdana"/>
+                <w:sz w:val="16"/>
+              </w:rPr>
+              <w:t>Carácter</w:t>
+            </w:r>
+          </w:p>
+        </w:tc>
+        <w:tc>
+          <w:tcPr>
+            <w:tcW w:type="dxa" w:w="1514"/>
+          </w:tcPr>
+          <w:p>
+            <w:pPr>
+              <w:spacing w:before="20" w:after="20"/>
+            </w:pPr>
+            <w:r/>
+            <w:r>
+              <w:rPr>
+                <w:rFonts w:ascii="Verdana" w:hAnsi="Verdana"/>
+                <w:b w:val="0"/>
+                <w:sz w:val="16"/>
+              </w:rPr>
               <w:t>0</w:t>
             </w:r>
           </w:p>
@@ -5237,6 +6547,9 @@
             <w:tcW w:type="dxa" w:w="1514"/>
           </w:tcPr>
           <w:p>
+            <w:pPr>
+              <w:spacing w:before="20" w:after="20"/>
+            </w:pPr>
             <w:r/>
             <w:r>
               <w:rPr>
@@ -5244,54 +6557,6 @@
                 <w:b w:val="0"/>
                 <w:sz w:val="16"/>
               </w:rPr>
-              <w:t>32</w:t>
-            </w:r>
-          </w:p>
-        </w:tc>
-        <w:tc>
-          <w:tcPr>
-            <w:tcW w:type="dxa" w:w="1514"/>
-          </w:tcPr>
-          <w:p>
-            <w:r/>
-            <w:r>
-              <w:rPr>
-                <w:rFonts w:ascii="Verdana" w:hAnsi="Verdana"/>
-                <w:b w:val="0"/>
-                <w:sz w:val="16"/>
-              </w:rPr>
-              <w:t>Carácter</w:t>
-            </w:r>
-          </w:p>
-        </w:tc>
-        <w:tc>
-          <w:tcPr>
-            <w:tcW w:type="dxa" w:w="1514"/>
-          </w:tcPr>
-          <w:p>
-            <w:r/>
-            <w:r>
-              <w:rPr>
-                <w:rFonts w:ascii="Verdana" w:hAnsi="Verdana"/>
-                <w:b w:val="0"/>
-                <w:sz w:val="16"/>
-              </w:rPr>
-              <w:t>0</w:t>
-            </w:r>
-          </w:p>
-        </w:tc>
-        <w:tc>
-          <w:tcPr>
-            <w:tcW w:type="dxa" w:w="1514"/>
-          </w:tcPr>
-          <w:p>
-            <w:r/>
-            <w:r>
-              <w:rPr>
-                <w:rFonts w:ascii="Verdana" w:hAnsi="Verdana"/>
-                <w:b w:val="0"/>
-                <w:sz w:val="16"/>
-              </w:rPr>
               <w:t>4</w:t>
             </w:r>
           </w:p>
@@ -5301,6 +6566,9 @@
             <w:tcW w:type="dxa" w:w="1514"/>
           </w:tcPr>
           <w:p>
+            <w:pPr>
+              <w:spacing w:before="20" w:after="20"/>
+            </w:pPr>
             <w:r/>
             <w:r>
               <w:rPr>

--- a/docx/es/BUFRCREX_TableB_es_19.docx
+++ b/docx/es/BUFRCREX_TableB_es_19.docx
@@ -6211,377 +6211,6 @@
         </w:tc>
       </w:tr>
     </w:tbl>
-    <w:p/>
-    <w:p>
-      <w:r>
-        <w:rPr>
-          <w:rFonts w:ascii="Verdana" w:hAnsi="Verdana"/>
-          <w:i/>
-          <w:sz w:val="14"/>
-        </w:rPr>
-        <w:t>Note 23: El valor –0,1 kg m–2 antes de la aplicación del factor de escala (–1 después de su aplicación o en la clave CREX) indicará “trazas” (no mensurable, menos de 0,05 kg m–2).</w:t>
-      </w:r>
-    </w:p>
-    <w:p>
-      <w:r>
-        <w:rPr>
-          <w:rFonts w:ascii="Verdana" w:hAnsi="Verdana"/>
-          <w:i/>
-          <w:sz w:val="14"/>
-        </w:rPr>
-        <w:t>Note 25: Una significación definida anteriormente puede anularse transmitiendo un “valor faltante” a partir de la tabla de cifrado o de banderines apropiada.</w:t>
-      </w:r>
-    </w:p>
-    <w:p>
-      <w:r>
-        <w:rPr>
-          <w:rFonts w:ascii="Verdana" w:hAnsi="Verdana"/>
-          <w:i/>
-          <w:sz w:val="14"/>
-        </w:rPr>
-        <w:t>Note 27: Todas las horas están expresadas en Tiempo Universal Coordinado (UTC), a menos que se indique lo contrario. I.2 – BUFR/CREX Tabla B/04 – 3</w:t>
-      </w:r>
-    </w:p>
-    <w:p>
-      <w:r>
-        <w:rPr>
-          <w:rFonts w:ascii="Verdana" w:hAnsi="Verdana"/>
-          <w:i/>
-          <w:sz w:val="14"/>
-        </w:rPr>
-        <w:t>Note 32: Solo se indicará el rumbo o azimut en relación con la localización comunicada que no volverá a especificarse.</w:t>
-      </w:r>
-    </w:p>
-    <w:p>
-      <w:r>
-        <w:rPr>
-          <w:rFonts w:ascii="Verdana" w:hAnsi="Verdana"/>
-          <w:i/>
-          <w:sz w:val="14"/>
-        </w:rPr>
-        <w:t>Note 62: Tan solo se indicará la distancia en relación con la localización comunicada y el rumbo, azimut o elevación y no se volverá a especificar esta localización.</w:t>
-      </w:r>
-    </w:p>
-    <w:p>
-      <w:r>
-        <w:rPr>
-          <w:rFonts w:ascii="Verdana" w:hAnsi="Verdana"/>
-          <w:i/>
-          <w:sz w:val="14"/>
-        </w:rPr>
-        <w:t>Note 63: Se asignarán valores positivos a la radiación descendente.</w:t>
-      </w:r>
-    </w:p>
-    <w:p>
-      <w:r>
-        <w:rPr>
-          <w:rFonts w:ascii="Verdana" w:hAnsi="Verdana"/>
-          <w:i/>
-          <w:sz w:val="14"/>
-        </w:rPr>
-        <w:t>Note 64: Se asignarán valores positivos a los componentes descendentes w cuando las unidades sean Pa s –1.</w:t>
-      </w:r>
-    </w:p>
-    <w:p>
-      <w:r>
-        <w:rPr>
-          <w:rFonts w:ascii="Verdana" w:hAnsi="Verdana"/>
-          <w:i/>
-          <w:sz w:val="14"/>
-        </w:rPr>
-        <w:t>Note 66: Se asignarán valores negativos a los incrementos este-oeste.</w:t>
-      </w:r>
-    </w:p>
-    <w:p>
-      <w:r>
-        <w:rPr>
-          <w:rFonts w:ascii="Verdana" w:hAnsi="Verdana"/>
-          <w:i/>
-          <w:sz w:val="14"/>
-        </w:rPr>
-        <w:t>Note 75: Para los descriptores CREX F = B, no 0.</w:t>
-      </w:r>
-    </w:p>
-    <w:p>
-      <w:r>
-        <w:rPr>
-          <w:rFonts w:ascii="Verdana" w:hAnsi="Verdana"/>
-          <w:i/>
-          <w:sz w:val="14"/>
-        </w:rPr>
-        <w:t>Note 92: Para distinguir claramente los casos de datos faltantes y de píxeles saturados, los datos de imagen de n bits deberían cifrarse utilizando una anchura de datos de n + 1. Si tal descriptor no está disponible ya en la Clase 30, debería utilizarse un descriptor de operación 2 01 YYY para modificar la anchura de datos de la entrada existente, si fuese necesario. I.2 – BUFR/CREX Tabla B/30 – 1</w:t>
-      </w:r>
-    </w:p>
-    <w:p>
-      <w:r>
-        <w:rPr>
-          <w:rFonts w:ascii="Verdana" w:hAnsi="Verdana"/>
-          <w:i/>
-          <w:sz w:val="14"/>
-        </w:rPr>
-        <w:t>Note 105: Para indicar períodos de tiempo o desplazamientos que preceden al tiempo definido actualmente se emplearán períodos de tiempo negativos o desplazamientos.</w:t>
-      </w:r>
-    </w:p>
-    <w:p>
-      <w:r>
-        <w:rPr>
-          <w:rFonts w:ascii="Verdana" w:hAnsi="Verdana"/>
-          <w:i/>
-          <w:sz w:val="14"/>
-        </w:rPr>
-        <w:t>Note 110: Se asignarán valores negativos a los incrementos norte-sur.</w:t>
-      </w:r>
-    </w:p>
-    <w:p>
-      <w:r>
-        <w:rPr>
-          <w:rFonts w:ascii="Verdana" w:hAnsi="Verdana"/>
-          <w:i/>
-          <w:sz w:val="14"/>
-        </w:rPr>
-        <w:t>Note 115: La anchura de datos de los píxeles puede cambiarse mediante el descriptor 2 01 YYY.</w:t>
-      </w:r>
-    </w:p>
-    <w:p>
-      <w:r>
-        <w:rPr>
-          <w:rFonts w:ascii="Verdana" w:hAnsi="Verdana"/>
-          <w:i/>
-          <w:sz w:val="14"/>
-        </w:rPr>
-        <w:t>Note 121: En relación con determinados elementos de esta clase, pueden consignarse algunas indicaciones sobre la precisión prevista.</w:t>
-      </w:r>
-    </w:p>
-    <w:p>
-      <w:r>
-        <w:rPr>
-          <w:rFonts w:ascii="Verdana" w:hAnsi="Verdana"/>
-          <w:i/>
-          <w:sz w:val="14"/>
-        </w:rPr>
-        <w:t>Note 122: Se asignarán valores negativos a la latitud sur.</w:t>
-      </w:r>
-    </w:p>
-    <w:p>
-      <w:r>
-        <w:rPr>
-          <w:rFonts w:ascii="Verdana" w:hAnsi="Verdana"/>
-          <w:i/>
-          <w:sz w:val="14"/>
-        </w:rPr>
-        <w:t>Note 123: Se asignarán valores positivos a los componentes v en sentido sur–norte.</w:t>
-      </w:r>
-    </w:p>
-    <w:p>
-      <w:r>
-        <w:rPr>
-          <w:rFonts w:ascii="Verdana" w:hAnsi="Verdana"/>
-          <w:i/>
-          <w:sz w:val="14"/>
-        </w:rPr>
-        <w:t>Note 126: Los informes sobre la dirección del viento de superficie resultantes de mediciones dentro del 1° del Polo Norte o del Polo Sur se notificarán de manera que el cero de su acimut esté alineado, coincidiendo con los 0° del meridiano de Greenwich. I.2 – BUFR/CREX Tabla B/11 – 6</w:t>
-      </w:r>
-    </w:p>
-    <w:p>
-      <w:r>
-        <w:rPr>
-          <w:rFonts w:ascii="Verdana" w:hAnsi="Verdana"/>
-          <w:i/>
-          <w:sz w:val="14"/>
-        </w:rPr>
-        <w:t>Note 140: El tamaño del píxel en la horizontal – 1 está dado por la posición donde el factor de escala del mapa es igual a la unidad.</w:t>
-      </w:r>
-    </w:p>
-    <w:p>
-      <w:r>
-        <w:rPr>
-          <w:rFonts w:ascii="Verdana" w:hAnsi="Verdana"/>
-          <w:i/>
-          <w:sz w:val="14"/>
-        </w:rPr>
-        <w:t>Note 141: El tamaño del píxel en la horizontal – 2 está dado por la posición donde el factor de escala del mapa es igual a la unidad.</w:t>
-      </w:r>
-    </w:p>
-    <w:p>
-      <w:r>
-        <w:rPr>
-          <w:rFonts w:ascii="Verdana" w:hAnsi="Verdana"/>
-          <w:i/>
-          <w:sz w:val="14"/>
-        </w:rPr>
-        <w:t>Note 145: La significación de los períodos o desplazamientos de tiempo se puede indicar utilizando la clave de significación del tiempo correspondiente a la referencia de tabla 0 08 021.</w:t>
-      </w:r>
-    </w:p>
-    <w:p>
-      <w:r>
-        <w:rPr>
-          <w:rFonts w:ascii="Verdana" w:hAnsi="Verdana"/>
-          <w:i/>
-          <w:sz w:val="14"/>
-        </w:rPr>
-        <w:t>Note 149: La localización del tiempo, cuando se utiliza con valores de predicción, indicará la hora del estado inicial de la predicción o el comienzo del período de predicción; cuando se utilice con promedios de conjunto de valores de predicción, la localización del tiempo indicará el estado inicial o el comienzo de la primera predicción de las que se obtienen los valores medios de conjunto</w:t>
-      </w:r>
-    </w:p>
-    <w:p>
-      <w:r>
-        <w:rPr>
-          <w:rFonts w:ascii="Verdana" w:hAnsi="Verdana"/>
-          <w:i/>
-          <w:sz w:val="14"/>
-        </w:rPr>
-        <w:t>Note 155: Esta clase también puede contener elementos relativos a los procedimientos de observación.</w:t>
-      </w:r>
-    </w:p>
-    <w:p>
-      <w:r>
-        <w:rPr>
-          <w:rFonts w:ascii="Verdana" w:hAnsi="Verdana"/>
-          <w:i/>
-          <w:sz w:val="14"/>
-        </w:rPr>
-        <w:t>Note 156: Esta clase incluirá elementos que describen los instrumentos que se utilizan para obtener los elementos meteorológicos transmitidos.</w:t>
-      </w:r>
-    </w:p>
-    <w:p>
-      <w:r>
-        <w:rPr>
-          <w:rFonts w:ascii="Verdana" w:hAnsi="Verdana"/>
-          <w:i/>
-          <w:sz w:val="14"/>
-        </w:rPr>
-        <w:t>Note 158: Respecto a los períodos o desplazamientos de tiempo, e incrementos de tiempo, será necesario determinar la localización inicial del tiempo antes de utilizarlos, y a continuación, según corresponda, se indicará la definición y significación del tiempo.</w:t>
-      </w:r>
-    </w:p>
-    <w:p>
-      <w:r>
-        <w:rPr>
-          <w:rFonts w:ascii="Verdana" w:hAnsi="Verdana"/>
-          <w:i/>
-          <w:sz w:val="14"/>
-        </w:rPr>
-        <w:t>Note 160: Se asignarán valores negativos a la radiación ascendente.</w:t>
-      </w:r>
-    </w:p>
-    <w:p>
-      <w:r>
-        <w:rPr>
-          <w:rFonts w:ascii="Verdana" w:hAnsi="Verdana"/>
-          <w:i/>
-          <w:sz w:val="14"/>
-        </w:rPr>
-        <w:t>Note 161: Se asignarán valores positivos a los componentes ascendentes w cuando las unidades sean m s–1.</w:t>
-      </w:r>
-    </w:p>
-    <w:p>
-      <w:r>
-        <w:rPr>
-          <w:rFonts w:ascii="Verdana" w:hAnsi="Verdana"/>
-          <w:i/>
-          <w:sz w:val="14"/>
-        </w:rPr>
-        <w:t>Note 162: Intervalos útiles utilizados: de 1011 Bq a 1019 Bq para emisiones; de 10–2 Bq a 107 Bq y de 10–2 mSv a 107 mSv para concentraciones y dosis.</w:t>
-      </w:r>
-    </w:p>
-    <w:p>
-      <w:r>
-        <w:rPr>
-          <w:rFonts w:ascii="Verdana" w:hAnsi="Verdana"/>
-          <w:i/>
-          <w:sz w:val="14"/>
-        </w:rPr>
-        <w:t>Note 163: Los valores de la latitud y de los incrementos de latitud quedan comprendidos entre –90 grados y +90 grados.</w:t>
-      </w:r>
-    </w:p>
-    <w:p>
-      <w:r>
-        <w:rPr>
-          <w:rFonts w:ascii="Verdana" w:hAnsi="Verdana"/>
-          <w:i/>
-          <w:sz w:val="14"/>
-        </w:rPr>
-        <w:t>Note 164: Los valores de longitud quedarán comprendidos entre –180 grados y +180 grados.</w:t>
-      </w:r>
-    </w:p>
-    <w:p>
-      <w:r>
-        <w:rPr>
-          <w:rFonts w:ascii="Verdana" w:hAnsi="Verdana"/>
-          <w:i/>
-          <w:sz w:val="14"/>
-        </w:rPr>
-        <w:t>Note 165: Se indicarán los elementos verticales y la presión para determinar los valores de estos elementos con independencia del elemento o variable que indique la coordenada vertical.</w:t>
-      </w:r>
-    </w:p>
-    <w:p>
-      <w:r>
-        <w:rPr>
-          <w:rFonts w:ascii="Verdana" w:hAnsi="Verdana"/>
-          <w:i/>
-          <w:sz w:val="14"/>
-        </w:rPr>
-        <w:t>Note 166: Se asignarán valores negativos a la longitud oeste.</w:t>
-      </w:r>
-    </w:p>
-    <w:p>
-      <w:r>
-        <w:rPr>
-          <w:rFonts w:ascii="Verdana" w:hAnsi="Verdana"/>
-          <w:i/>
-          <w:sz w:val="14"/>
-        </w:rPr>
-        <w:t>Note 167: Se asignarán valores positivos a los componentes u en sentido oeste–este.</w:t>
-      </w:r>
-    </w:p>
-    <w:p>
-      <w:r>
-        <w:rPr>
-          <w:rFonts w:ascii="Verdana" w:hAnsi="Verdana"/>
-          <w:i/>
-          <w:sz w:val="14"/>
-        </w:rPr>
-        <w:t>Note 176: Cuando sea necesario indicar más de un período o desplazamiento de tiempo para hacer indicaciones de tiempo complejas se definirán en sucesión inmediata en el siguiente orden: período conjunto (según corresponda), seguido por el período de predicción (según corresponda), seguido por el período de promedio o acumulación (según corresponda).</w:t>
-      </w:r>
-    </w:p>
-    <w:p>
-      <w:r>
-        <w:rPr>
-          <w:rFonts w:ascii="Verdana" w:hAnsi="Verdana"/>
-          <w:i/>
-          <w:sz w:val="14"/>
-        </w:rPr>
-        <w:t>Note 178: Cuando se indique la expresión “período determinado” en la columna “nombre del elemento”, deberá indicarse el período correspondiente, utilizando referencias de la Clase 04.</w:t>
-      </w:r>
-    </w:p>
-    <w:p>
-      <w:r>
-        <w:rPr>
-          <w:rFonts w:ascii="Verdana" w:hAnsi="Verdana"/>
-          <w:i/>
-          <w:sz w:val="14"/>
-        </w:rPr>
-        <w:t>Note 179: Cuando se acumulen o promedien los valores (por ejemplo en relación con un determinado período de tiempo), el número total de valores de los que se obtienen los valores acumulados o promediados podrán representarse utilizando la referencia 0 08 022.</w:t>
-      </w:r>
-    </w:p>
-    <w:p>
-      <w:r>
-        <w:rPr>
-          <w:rFonts w:ascii="Verdana" w:hAnsi="Verdana"/>
-          <w:i/>
-          <w:sz w:val="14"/>
-        </w:rPr>
-        <w:t>Note 180: Normas para la información sobre vientos: Velocidad Dirección Valor faltante Valor faltante Calma 0 0 Observación normal &gt;0 1°–360° Velocidad solamente &gt;0 Valor faltante Dirección solamente Valor faltante 1°–360° “Ligero y variable” &gt;0 0 No hay observaciones</w:t>
-      </w:r>
-    </w:p>
-    <w:p>
-      <w:r>
-        <w:rPr>
-          <w:rFonts w:ascii="Verdana" w:hAnsi="Verdana"/>
-          <w:i/>
-          <w:sz w:val="14"/>
-        </w:rPr>
-        <w:t>Note 181: Normas de notificación sobre mar de viento y olas: Observación Velocidad Dirección Ninguna observación faltante faltante Calma 0 0 Observación normal &gt;0 1–360 Velocidad únicamente &gt;0 faltante Dirección únicamente faltante 1–360 &gt;0 0 “Ligero y variable”</w:t>
-      </w:r>
-    </w:p>
     <w:sectPr>
       <w:pgSz w:w="16838" w:h="11906" w:orient="landscape"/>
       <w:pgMar w:top="850" w:right="850" w:bottom="850" w:left="850" w:header="720" w:footer="720" w:gutter="0"/>
